--- a/manuscript.docx
+++ b/manuscript.docx
@@ -7506,7 +7506,7 @@
         <w:t xml:space="preserve"> </w:t>
       </w:r>
       <w:r>
-        <w:t xml:space="preserve">(A) Standardised LASSO–Cox coefficients (log-hazard per SD) for the 25 signature genes; the three genes also in the prognostic WGCNA red module (SERPINE1, POSTN, MATN3) are highlighted. (B) Per-cohort external-validation forest plot (per-SD continuous HR): ACRG/GSE62254 1.90 (1.37–2.62), GSE15459 1.68 (1.11–2.53), GSE84437 1.11 (null). (C) Kaplan–Meier stratification (median split) across all four cohorts with log-rank tests, including the GSE84437 null shown transparently. Source:</w:t>
+        <w:t xml:space="preserve">(A) Standardised LASSO–Cox coefficients (log-hazard per SD) for the 25 signature genes; the three genes also in the prognostic WGCNA red module (SERPINE1, POSTN, MATN3) are highlighted. (B) Per-cohort external-validation forest plot (high-vs-low hazard ratios, median split, unadjusted): ACRG/GSE62254 1.90 (1.37–2.62), GSE15459 1.68 (1.11–2.53), GSE84437 1.11 (null). The corresponding age/stage-adjusted per-SD estimates — the values pooled in the meta-analysis — are 1.30 (1.10–1.54), 1.20 (0.97–1.48) and 1.11 (0.97–1.27) respectively. (C) Kaplan–Meier stratification (median split) across all four cohorts with log-rank tests, including the GSE84437 null shown transparently. Source:</w:t>
       </w:r>
       <w:r>
         <w:t xml:space="preserve"> </w:t>

--- a/manuscript.docx
+++ b/manuscript.docx
@@ -1436,7 +1436,7 @@
         <w:t xml:space="preserve"> </w:t>
       </w:r>
       <w:r>
-        <w:t xml:space="preserve">leukocyte fraction (T-cell score vs leukocyte %: Spearman ρ=0.67, p=3. Validation was measure-specific: the CD8 estimate tracked measured leukocyte percentage (ρ=0.47) but showed no correlation with measured lymphocyte-infiltration percentage (ρ=0.02, p=0.74;</w:t>
+        <w:t xml:space="preserve">leukocyte fraction (T-cell score vs leukocyte %: Spearman ρ=0.67, p=3.6×10⁻³⁶; ImmuneScore ρ=0.65; Figure 4A,B). Validation was measure-specific: the CD8 estimate tracked measured leukocyte percentage (ρ=0.47) but showed no correlation with measured lymphocyte-infiltration percentage (ρ=0.02, p=0.74;</w:t>
       </w:r>
       <w:r>
         <w:t xml:space="preserve"> </w:t>
@@ -1448,7 +1448,7 @@
         <w:t xml:space="preserve">results/immune/validation_vs_measured.csv</w:t>
       </w:r>
       <w:r>
-        <w:t xml:space="preserve">), so the deconvolution should be read as capturing overall immune burden rather than lymphocyte subset composition.6×10⁻³⁶; ImmuneScore ρ=0.65; Figure 4A,B). Relative to normal, tumours were significantly enriched for the</w:t>
+        <w:t xml:space="preserve">), so the deconvolution should be read as capturing overall immune burden rather than lymphocyte subset composition. Relative to normal, tumours were significantly enriched for the</w:t>
       </w:r>
       <w:r>
         <w:t xml:space="preserve"> </w:t>

--- a/manuscript.docx
+++ b/manuscript.docx
@@ -2,13 +2,13 @@
 <file path=word/document.xml><?xml version="1.0" encoding="utf-8"?>
 <w:document xmlns:w="http://schemas.openxmlformats.org/wordprocessingml/2006/main" xmlns:m="http://schemas.openxmlformats.org/officeDocument/2006/math" xmlns:r="http://schemas.openxmlformats.org/officeDocument/2006/relationships" xmlns:o="urn:schemas-microsoft-com:office:office" xmlns:v="urn:schemas-microsoft-com:vml" xmlns:w10="urn:schemas-microsoft-com:office:word" xmlns:a="http://schemas.openxmlformats.org/drawingml/2006/main" xmlns:pic="http://schemas.openxmlformats.org/drawingml/2006/picture" xmlns:wp="http://schemas.openxmlformats.org/drawingml/2006/wordprocessingDrawing">
   <w:body>
-    <w:bookmarkStart w:id="66" w:name="X2b00c357c98d403138ff31e4b96e1e28f592dde"/>
+    <w:bookmarkStart w:id="46" w:name="Xb0cbcf8c1bdd6c5f446a8428553e2286bd878db"/>
     <w:p>
       <w:pPr>
         <w:pStyle w:val="Heading1"/>
       </w:pPr>
       <w:r>
-        <w:t xml:space="preserve">A multi-omics analysis of gastric cancer identifies an externally-validated stromal/fibroblast prognostic programme, with cautionary tumour-microbiome and Mendelian-randomisation assessments</w:t>
+        <w:t xml:space="preserve">A multi-omics analysis of gastric cancer identifies an externally-validated stromal/fibroblast prognostic program, with cautionary tumor-microbiome and Mendelian-randomization assessments</w:t>
       </w:r>
     </w:p>
     <w:bookmarkStart w:id="9" w:name="abstract"/>
@@ -35,19 +35,7 @@
         <w:t xml:space="preserve"> </w:t>
       </w:r>
       <w:r>
-        <w:t xml:space="preserve">Prognostic stratification of gastric cancer beyond tumour–node–metastasis stage remains limited, and tumour-microbiome</w:t>
-      </w:r>
-      <w:r>
-        <w:t xml:space="preserve"> </w:t>
-      </w:r>
-      <w:r>
-        <w:t xml:space="preserve">“dysbiosis”</w:t>
-      </w:r>
-      <w:r>
-        <w:t xml:space="preserve"> </w:t>
-      </w:r>
-      <w:r>
-        <w:t xml:space="preserve">is frequently claimed without genetic or batch-controlled evidence. We identified and externally validated the transcriptional biology underlying gastric-cancer prognosis and tested, rather than assumed, whether microbial exposures causally influence risk.</w:t>
+        <w:t xml:space="preserve">Prognostic stratification of gastric cancer beyond tumor stage remains limited, and claims of a causal tumor microbiome are frequently made without genetic evidence. This study aimed to identify and externally validate the transcriptional biology underlying gastric-cancer prognosis, and to test — rather than assume — whether microbial exposures causally influence disease risk.</w:t>
       </w:r>
     </w:p>
     <w:p>
@@ -65,7 +53,82 @@
         <w:t xml:space="preserve"> </w:t>
       </w:r>
       <w:r>
-        <w:t xml:space="preserve">We integrated The Cancer Genome Atlas and Genotype-Tissue Expression differential expression (412 tumours versus 443 normal references) and trained a LASSO-Cox prognostic signature on The Cancer Genome Atlas, validating it in three independent cohorts (GSE62254/ACRG, GSE15459, GSE84437; n = 922). We applied gene-set enrichment, immune deconvolution validated against measured leukocyte fraction, weighted gene co-expression network analysis with external module-preservation testing, single-cell localisation (43,992 cells), two-sample Mendelian randomisation of anti-</w:t>
+        <w:t xml:space="preserve">A multi-omics design was used, spanning bulk and single-cell transcriptomes, tissue 16S ribosomal microbiome sequencing, and germline-genetic causal inference. Differential expression integrated The Cancer Genome Atlas and Genotype-Tissue Expression cohorts (412 tumors versus 443 normal references), and a penalized Cox prognostic signature was trained on The Cancer Genome Atlas and validated in three independent cohorts (GSE62254, GSE15459 and GSE84437; 922 patients). Weighted gene co-expression network analysis with external module-preservation testing, immune deconvolution validated against measured leukocyte fraction, single-cell localization, and two-sample Mendelian randomization of anti-Helicobacter pylori seropositivity and five gut genera were performed.</w:t>
+      </w:r>
+    </w:p>
+    <w:p>
+      <w:pPr>
+        <w:pStyle w:val="BodyText"/>
+      </w:pPr>
+      <w:r>
+        <w:rPr>
+          <w:b/>
+          <w:bCs/>
+        </w:rPr>
+        <w:t xml:space="preserve">Results:</w:t>
+      </w:r>
+      <w:r>
+        <w:t xml:space="preserve"> </w:t>
+      </w:r>
+      <w:r>
+        <w:t xml:space="preserve">The resulting twenty-five-gene signature achieved a leakage-free cross-validated concordance of 0.61 and validated in two of three external cohorts, although a conservative meta-analysis was not statistically significant (pooled hazard ratio 1.19, 95 percent confidence interval 0.96 to 1.47). The prognostic signal converged on a stromal cancer-associated-fibroblast program that localized to fibroblasts at single-cell resolution and was strongly preserved across three external cohorts, establishing it as externally replicated rather than a single-cohort observation. Adding the signature to stage conferred negligible decision value. The secondary microbiome arm found reduced diversity along the gastritis-to-carcinoma sequence, but tumor-versus-normal differences were confounded with sequencing batch and did not replicate in an independent cohort, and genetic causal testing detected no microbial effect on risk.</w:t>
+      </w:r>
+    </w:p>
+    <w:p>
+      <w:pPr>
+        <w:pStyle w:val="BodyText"/>
+      </w:pPr>
+      <w:r>
+        <w:rPr>
+          <w:b/>
+          <w:bCs/>
+        </w:rPr>
+        <w:t xml:space="preserve">Conclusion:</w:t>
+      </w:r>
+      <w:r>
+        <w:t xml:space="preserve"> </w:t>
+      </w:r>
+      <w:r>
+        <w:t xml:space="preserve">It was concluded that gastric-cancer prognosis reflects an externally-replicated stromal program that nonetheless adds little value beyond stage, and that the microbiome associations were observational, not causal.</w:t>
+      </w:r>
+    </w:p>
+    <w:p>
+      <w:pPr>
+        <w:pStyle w:val="BodyText"/>
+      </w:pPr>
+      <w:r>
+        <w:rPr>
+          <w:b/>
+          <w:bCs/>
+        </w:rPr>
+        <w:t xml:space="preserve">Keywords:</w:t>
+      </w:r>
+      <w:r>
+        <w:t xml:space="preserve"> </w:t>
+      </w:r>
+      <w:r>
+        <w:t xml:space="preserve">gastric cancer; multi-omics; cancer-associated fibroblasts; prognostic signature; Mendelian randomization; external validation</w:t>
+      </w:r>
+    </w:p>
+    <w:bookmarkEnd w:id="9"/>
+    <w:bookmarkStart w:id="10" w:name="introduction"/>
+    <w:p>
+      <w:pPr>
+        <w:pStyle w:val="Heading2"/>
+      </w:pPr>
+      <w:r>
+        <w:t xml:space="preserve">Introduction</w:t>
+      </w:r>
+    </w:p>
+    <w:p>
+      <w:pPr>
+        <w:pStyle w:val="FirstParagraph"/>
+      </w:pPr>
+      <w:r>
+        <w:t xml:space="preserve">Gastric cancer (GC) remains the fifth most common malignancy and a leading cause of cancer mortality worldwide, with marked histological and molecular heterogeneity (Lauren intestinal/diffuse classes; TCGA EBV/MSI/GS/CIN subtypes) (1,20). Two biological axes dominate current mechanistic thinking: (i) host transcriptomic reprogramming driving proliferation, epithelial–mesenchymal transition (EMT) and immune evasion, and (ii) dysbiosis of the gastric and gut microbiome, classically initiated by</w:t>
+      </w:r>
+      <w:r>
+        <w:t xml:space="preserve"> </w:t>
       </w:r>
       <w:r>
         <w:rPr>
@@ -78,7 +141,36 @@
         <w:t xml:space="preserve"> </w:t>
       </w:r>
       <w:r>
-        <w:t xml:space="preserve">seropositivity and five gut genera, and a batch-controlled tissue-16S analysis.</w:t>
+        <w:t xml:space="preserve">(3,4). A recurring weakness in the microbiome-cancer literature is the conflation of</w:t>
+      </w:r>
+      <w:r>
+        <w:t xml:space="preserve"> </w:t>
+      </w:r>
+      <w:r>
+        <w:rPr>
+          <w:b/>
+          <w:bCs/>
+        </w:rPr>
+        <w:t xml:space="preserve">association</w:t>
+      </w:r>
+      <w:r>
+        <w:t xml:space="preserve"> </w:t>
+      </w:r>
+      <w:r>
+        <w:t xml:space="preserve">with</w:t>
+      </w:r>
+      <w:r>
+        <w:t xml:space="preserve"> </w:t>
+      </w:r>
+      <w:r>
+        <w:rPr>
+          <w:b/>
+          <w:bCs/>
+        </w:rPr>
+        <w:t xml:space="preserve">causation</w:t>
+      </w:r>
+      <w:r>
+        <w:t xml:space="preserve">: taxa that differ between tumor and normal tissue are frequently described as drivers without formal causal testing.</w:t>
       </w:r>
     </w:p>
     <w:p>
@@ -86,121 +178,7 @@
         <w:pStyle w:val="BodyText"/>
       </w:pPr>
       <w:r>
-        <w:rPr>
-          <w:b/>
-          <w:bCs/>
-        </w:rPr>
-        <w:t xml:space="preserve">Results:</w:t>
-      </w:r>
-      <w:r>
-        <w:t xml:space="preserve"> </w:t>
-      </w:r>
-      <w:r>
-        <w:t xml:space="preserve">A 25-gene signature showed leakage-free nested cross-validation concordance C = 0.61 (apparent 0.72) and validated in two of three cohorts, though a Hartung–Knapp meta-analysis was non-significant (pooled hazard ratio 1.19, 95% confidence interval 0.96–1.47). The signal converged on a stromal/cancer-associated-fibroblast programme localised to fibroblasts and strongly preserved across three external cohorts (module-preservation Zsummary 15.9–17.1; eigengene hazard ratio per standard deviation 1.24–1.55, all p &lt; 0.005). Adding the signature to stage gave negligible decision-curve benefit (ΔC +0.005). The tumour-microbiome signal was a sequencing-batch artefact (flowcell-predictable at 78% versus 55% baseline) and did not replicate in a batch-clean cohort; Mendelian randomisation detected no causal microbial effect on gastric-cancer risk.</w:t>
-      </w:r>
-    </w:p>
-    <w:p>
-      <w:pPr>
-        <w:pStyle w:val="BodyText"/>
-      </w:pPr>
-      <w:r>
-        <w:rPr>
-          <w:b/>
-          <w:bCs/>
-        </w:rPr>
-        <w:t xml:space="preserve">Conclusion:</w:t>
-      </w:r>
-      <w:r>
-        <w:t xml:space="preserve"> </w:t>
-      </w:r>
-      <w:r>
-        <w:t xml:space="preserve">Gastric-cancer prognosis reflects an externally-replicated stromal/cancer-associated-fibroblast programme that adds little value beyond stage and is not cleanly separable from it; the microbiome associations are observational, not causal.</w:t>
-      </w:r>
-    </w:p>
-    <w:p>
-      <w:pPr>
-        <w:pStyle w:val="BodyText"/>
-      </w:pPr>
-      <w:r>
-        <w:rPr>
-          <w:b/>
-          <w:bCs/>
-        </w:rPr>
-        <w:t xml:space="preserve">Keywords:</w:t>
-      </w:r>
-      <w:r>
-        <w:t xml:space="preserve"> </w:t>
-      </w:r>
-      <w:r>
-        <w:t xml:space="preserve">gastric cancer; multi-omics; cancer-associated fibroblasts; prognostic signature; Mendelian randomisation; external validation</w:t>
-      </w:r>
-    </w:p>
-    <w:bookmarkEnd w:id="9"/>
-    <w:bookmarkStart w:id="10" w:name="introduction"/>
-    <w:p>
-      <w:pPr>
-        <w:pStyle w:val="Heading2"/>
-      </w:pPr>
-      <w:r>
-        <w:t xml:space="preserve">Introduction</w:t>
-      </w:r>
-    </w:p>
-    <w:p>
-      <w:pPr>
-        <w:pStyle w:val="FirstParagraph"/>
-      </w:pPr>
-      <w:r>
-        <w:t xml:space="preserve">Gastric cancer (GC) remains the fifth most common malignancy and a leading cause of cancer mortality worldwide, with marked histological and molecular heterogeneity (Lauren intestinal/diffuse classes; TCGA EBV/MSI/GS/CIN subtypes). Two biological axes dominate current mechanistic thinking: (i) host transcriptomic reprogramming driving proliferation, epithelial–mesenchymal transition (EMT) and immune evasion, and (ii) dysbiosis of the gastric and gut microbiome, classically initiated by</w:t>
-      </w:r>
-      <w:r>
-        <w:t xml:space="preserve"> </w:t>
-      </w:r>
-      <w:r>
-        <w:rPr>
-          <w:i/>
-          <w:iCs/>
-        </w:rPr>
-        <w:t xml:space="preserve">Helicobacter pylori</w:t>
-      </w:r>
-      <w:r>
-        <w:t xml:space="preserve">. A recurring weakness in the microbiome-cancer literature is the conflation of</w:t>
-      </w:r>
-      <w:r>
-        <w:t xml:space="preserve"> </w:t>
-      </w:r>
-      <w:r>
-        <w:rPr>
-          <w:b/>
-          <w:bCs/>
-        </w:rPr>
-        <w:t xml:space="preserve">association</w:t>
-      </w:r>
-      <w:r>
-        <w:t xml:space="preserve"> </w:t>
-      </w:r>
-      <w:r>
-        <w:t xml:space="preserve">with</w:t>
-      </w:r>
-      <w:r>
-        <w:t xml:space="preserve"> </w:t>
-      </w:r>
-      <w:r>
-        <w:rPr>
-          <w:b/>
-          <w:bCs/>
-        </w:rPr>
-        <w:t xml:space="preserve">causation</w:t>
-      </w:r>
-      <w:r>
-        <w:t xml:space="preserve">: taxa that differ between tumour and normal tissue are frequently described as drivers without formal causal testing.</w:t>
-      </w:r>
-    </w:p>
-    <w:p>
-      <w:pPr>
-        <w:pStyle w:val="BodyText"/>
-      </w:pPr>
-      <w:r>
-        <w:t xml:space="preserve">This study is organised around a</w:t>
+        <w:t xml:space="preserve">This study is organized around a</w:t>
       </w:r>
       <w:r>
         <w:t xml:space="preserve"> </w:t>
@@ -232,23 +210,23 @@
         <w:t xml:space="preserve"> </w:t>
       </w:r>
       <w:r>
-        <w:t xml:space="preserve">analysis, converging bulk co-expression, an externally-validated prognostic signature and single-cell localisation identify a</w:t>
-      </w:r>
-      <w:r>
-        <w:t xml:space="preserve"> </w:t>
-      </w:r>
-      <w:r>
-        <w:rPr>
-          <w:b/>
-          <w:bCs/>
-        </w:rPr>
-        <w:t xml:space="preserve">stromal / cancer-associated-fibroblast programme</w:t>
-      </w:r>
-      <w:r>
-        <w:t xml:space="preserve"> </w:t>
-      </w:r>
-      <w:r>
-        <w:t xml:space="preserve">as the biology underlying prognosis, while we show candidly that the derived gene signature, though independently prognostic, adds little decision value beyond stage; we also characterise the tumour immune microenvironment using deconvolution</w:t>
+        <w:t xml:space="preserve">analysis, converging bulk co-expression, an externally-validated prognostic signature and single-cell localization identify a</w:t>
+      </w:r>
+      <w:r>
+        <w:t xml:space="preserve"> </w:t>
+      </w:r>
+      <w:r>
+        <w:rPr>
+          <w:b/>
+          <w:bCs/>
+        </w:rPr>
+        <w:t xml:space="preserve">stromal / cancer-associated-fibroblast program</w:t>
+      </w:r>
+      <w:r>
+        <w:t xml:space="preserve"> </w:t>
+      </w:r>
+      <w:r>
+        <w:t xml:space="preserve">as the biology underlying prognosis, while we show candidly that the derived gene signature, though independently prognostic, adds little decision value beyond stage; we also characterize the tumor immune microenvironment using deconvolution</w:t>
       </w:r>
       <w:r>
         <w:t xml:space="preserve"> </w:t>
@@ -274,7 +252,7 @@
         <w:t xml:space="preserve">Secondarily and exploratorily</w:t>
       </w:r>
       <w:r>
-        <w:t xml:space="preserve">, we characterise the tumour-tissue microbiome with</w:t>
+        <w:t xml:space="preserve">, we characterize the tumor-tissue microbiome with</w:t>
       </w:r>
       <w:r>
         <w:t xml:space="preserve"> </w:t>
@@ -300,13 +278,13 @@
           <w:b/>
           <w:bCs/>
         </w:rPr>
-        <w:t xml:space="preserve">Mendelian randomisation</w:t>
-      </w:r>
-      <w:r>
-        <w:t xml:space="preserve"> </w:t>
-      </w:r>
-      <w:r>
-        <w:t xml:space="preserve">— addressing the field’s recurrent conflation of association with causation — reporting a</w:t>
+        <w:t xml:space="preserve">Mendelian randomization</w:t>
+      </w:r>
+      <w:r>
+        <w:t xml:space="preserve"> </w:t>
+      </w:r>
+      <w:r>
+        <w:t xml:space="preserve">(22) — addressing the field’s recurrent conflation of association with causation — reporting a</w:t>
       </w:r>
       <w:r>
         <w:t xml:space="preserve"> </w:t>
@@ -363,7 +341,7 @@
         <w:t xml:space="preserve"> </w:t>
       </w:r>
       <w:r>
-        <w:t xml:space="preserve">(host transcriptome): 448 samples (412 primary tumour, 36 solid-tissue normal); STAR gene counts, GENCODE v36; full clinical/molecular annotation (Lauren class, AJCC stage, grade, TCGA molecular subtype, driver mutations, tumour mutational burden [TMB], measured leukocyte/lymphocyte percentage, overall survival).</w:t>
+        <w:t xml:space="preserve">(host transcriptome): 448 samples (412 primary tumor, 36 solid-tissue normal); STAR gene counts, GENCODE v36; full clinical/molecular annotation (Lauren class, AJCC stage, grade, TCGA molecular subtype, driver mutations, tumor mutational burden [TMB], measured leukocyte/lymphocyte percentage, overall survival).</w:t>
       </w:r>
     </w:p>
     <w:p>
@@ -417,7 +395,10 @@
         <w:t xml:space="preserve">GSE62254 (ACRG, n=300)</w:t>
       </w:r>
       <w:r>
-        <w:t xml:space="preserve">,</w:t>
+        <w:t xml:space="preserve"> </w:t>
+      </w:r>
+      <w:r>
+        <w:t xml:space="preserve">(2),</w:t>
       </w:r>
       <w:r>
         <w:t xml:space="preserve"> </w:t>
@@ -481,7 +462,7 @@
         <w:t xml:space="preserve"> </w:t>
       </w:r>
       <w:r>
-        <w:t xml:space="preserve">through DADA2 to a genuine ASV table (897 samples × 314 genera after host/off-target removal); cohort spans the gastric-cancer sequence (299 non-ulcer, 103 ulcer, 219 cancer-adjacent, 323 tumour).</w:t>
+        <w:t xml:space="preserve">through DADA2 (25) to a genuine ASV table (897 samples × 314 genera after host/off-target removal); cohort spans the gastric-cancer sequence (299 non-ulcer, 103 ulcer, 219 cancer-adjacent, 323 tumor).</w:t>
       </w:r>
     </w:p>
     <w:p>
@@ -550,23 +531,23 @@
           <w:b/>
           <w:bCs/>
         </w:rPr>
-        <w:t xml:space="preserve">integrated (ComBat-harmonised) TCGA + GTEx transcriptome</w:t>
-      </w:r>
-      <w:r>
-        <w:t xml:space="preserve">, contrasting TCGA tumours (n=412) against a combined normal reference of TCGA solid-tissue normal (n=36) plus GTEx normal stomach (n=407) — i.e. </w:t>
-      </w:r>
-      <w:r>
-        <w:rPr>
-          <w:b/>
-          <w:bCs/>
-        </w:rPr>
-        <w:t xml:space="preserve">412 tumour vs 443 normal</w:t>
-      </w:r>
-      <w:r>
-        <w:t xml:space="preserve"> </w:t>
-      </w:r>
-      <w:r>
-        <w:t xml:space="preserve">— with limma and a cohort covariate (</w:t>
+        <w:t xml:space="preserve">integrated (ComBat-harmonized) TCGA + GTEx transcriptome</w:t>
+      </w:r>
+      <w:r>
+        <w:t xml:space="preserve">, contrasting TCGA tumors (n=412) against a combined normal reference of TCGA solid-tissue normal (n=36) plus GTEx normal stomach (n=407) — i.e. </w:t>
+      </w:r>
+      <w:r>
+        <w:rPr>
+          <w:b/>
+          <w:bCs/>
+        </w:rPr>
+        <w:t xml:space="preserve">412 tumor vs 443 normal</w:t>
+      </w:r>
+      <w:r>
+        <w:t xml:space="preserve"> </w:t>
+      </w:r>
+      <w:r>
+        <w:t xml:space="preserve">— with limma (34) and a cohort covariate (</w:t>
       </w:r>
       <w:r>
         <w:rPr>
@@ -575,23 +556,23 @@
         <w:t xml:space="preserve">~ sample_type + dataset</w:t>
       </w:r>
       <w:r>
-        <w:t xml:space="preserve">). Because the harmonised matrix is scale-standardised, significance was assessed by adjusted p (BH) and genes were ranked by the moderated t-statistic for downstream enrichment. The two GEO tumour/normal cohorts (GSE27342, GSE63089) were</w:t>
-      </w:r>
-      <w:r>
-        <w:t xml:space="preserve"> </w:t>
-      </w:r>
-      <w:r>
-        <w:rPr>
-          <w:b/>
-          <w:bCs/>
-        </w:rPr>
-        <w:t xml:space="preserve">co-harmonised within the same phenotype-protected ComBat model</w:t>
-      </w:r>
-      <w:r>
-        <w:t xml:space="preserve"> </w:t>
-      </w:r>
-      <w:r>
-        <w:t xml:space="preserve">and used as a within-cohort tumour-vs-normal concordance check — not a fully independent hold-out, since the harmonisation model included these samples. Because GTEx contributes only normal samples, batch and biology are partially confounded; the cohort covariate and TCGA’s own within-cohort tumour/normal contrast mitigate this, and within-cohort concordance in the GEO cohorts (below) is consistent with a biological rather than batch-driven signal — a supportive check, given the co-harmonisation, rather than strictly independent validation. Lauren diffuse-vs-intestinal DE was computed within TCGA tumours.</w:t>
+        <w:t xml:space="preserve">). Because the harmonized matrix is scale-standardized, significance was assessed by adjusted p (BH) and genes were ranked by the moderated t-statistic for downstream enrichment. The two GEO tumor/normal cohorts (GSE27342, GSE63089) were</w:t>
+      </w:r>
+      <w:r>
+        <w:t xml:space="preserve"> </w:t>
+      </w:r>
+      <w:r>
+        <w:rPr>
+          <w:b/>
+          <w:bCs/>
+        </w:rPr>
+        <w:t xml:space="preserve">co-harmonized within the same phenotype-protected ComBat model</w:t>
+      </w:r>
+      <w:r>
+        <w:t xml:space="preserve"> </w:t>
+      </w:r>
+      <w:r>
+        <w:t xml:space="preserve">and used as a within-cohort tumor-vs-normal concordance check — not a fully independent hold-out, since the harmonization model included these samples. Because GTEx contributes only normal samples, batch and biology are partially confounded; the cohort covariate and TCGA’s own within-cohort tumor/normal contrast mitigate this, and within-cohort concordance in the GEO cohorts (below) is consistent with a biological rather than batch-driven signal — a supportive check, given the co-harmonization, rather than strictly independent validation. Lauren diffuse-vs-intestinal DE was computed within TCGA tumors.</w:t>
       </w:r>
     </w:p>
     <w:bookmarkEnd w:id="12"/>
@@ -609,7 +590,7 @@
         <w:pStyle w:val="FirstParagraph"/>
       </w:pPr>
       <w:r>
-        <w:t xml:space="preserve">Over-representation (clusterProfiler: GO BP/MF/CC, KEGG) and gene-set enrichment (fgsea against MSigDB Hallmark and C2:CP) were run on the ranked DE statistics for tumour-vs-normal and diffuse-vs-intestinal contrasts.</w:t>
+        <w:t xml:space="preserve">Over-representation (clusterProfiler (32): GO BP/MF/CC, KEGG) and gene-set enrichment (fgsea (33) against MSigDB Hallmark and C2:CP) were run on the ranked DE statistics for tumor-vs-normal and diffuse-vs-intestinal contrasts.</w:t>
       </w:r>
     </w:p>
     <w:bookmarkEnd w:id="13"/>
@@ -627,7 +608,7 @@
         <w:pStyle w:val="FirstParagraph"/>
       </w:pPr>
       <w:r>
-        <w:t xml:space="preserve">MCP-counter and xCell were applied to the TCGA expression matrix. Deconvolution validity was assessed by Spearman correlation of estimated lymphocyte/immune scores against the</w:t>
+        <w:t xml:space="preserve">MCP-counter (30) and xCell (31) were applied to the TCGA expression matrix. Deconvolution validity was assessed by Spearman correlation of estimated lymphocyte/immune scores against the</w:t>
       </w:r>
       <w:r>
         <w:t xml:space="preserve"> </w:t>
@@ -643,7 +624,7 @@
         <w:t xml:space="preserve"> </w:t>
       </w:r>
       <w:r>
-        <w:t xml:space="preserve">histological leukocyte percentage. Immune scores were compared across tumour/normal, Lauren class and molecular subtype, and tested for association with overall survival.</w:t>
+        <w:t xml:space="preserve">histological leukocyte percentage. Immune scores were compared across tumor/normal, Lauren class and molecular subtype, and tested for association with overall survival.</w:t>
       </w:r>
     </w:p>
     <w:bookmarkEnd w:id="14"/>
@@ -676,7 +657,7 @@
         <w:t xml:space="preserve">“cox”</w:t>
       </w:r>
       <w:r>
-        <w:t xml:space="preserve">) on TCGA tumours, yielding a 25-gene signature. Risk scores (Σ coef·z(expression), standardised within each cohort) were median-split; discrimination was assessed by Harrell’s C-index and Kaplan–Meier log-rank tests in TCGA and in each external cohort (GSE62254/ACRG n=300, GSE15459 n=191, GSE84437 n=431; total n=922; overall survival endpoint, complete cases), with multivariable Cox adjustment for stage and age. To obtain a leakage-free performance estimate, the entire pipeline — univariable screen, LASSO tuning and coefficient fitting — was re-run inside a nested cross-validation (outer 5-fold, inner tuning by</w:t>
+        <w:t xml:space="preserve">) on TCGA tumors, yielding a 25-gene signature. Risk scores (Σ coef·z(expression), standardized within each cohort) were median-split; discrimination was assessed by Harrell’s C-index and Kaplan–Meier log-rank tests in TCGA and in each external cohort (GSE62254/ACRG n=300, GSE15459 n=191, GSE84437 n=431; total n=922; overall survival endpoint, complete cases), with multivariable Cox adjustment for stage and age. To obtain a leakage-free performance estimate, the entire pipeline — univariable screen, LASSO tuning and coefficient fitting — was re-run inside a nested cross-validation (outer 5-fold, inner tuning by</w:t>
       </w:r>
       <w:r>
         <w:t xml:space="preserve"> </w:t>
@@ -688,7 +669,7 @@
         <w:t xml:space="preserve">cv.glmnet</w:t>
       </w:r>
       <w:r>
-        <w:t xml:space="preserve">), so that no gene selection or hyperparameter choice ever saw its own test fold; the nested-CV C-index (0.61), not the apparent full-data C (0.72), is reported as the honest discrimination. External-cohort effect sizes were additionally pooled by a Hartung–Knapp random-effects meta-analysis (metafor).</w:t>
+        <w:t xml:space="preserve">), so that no gene selection or hyperparameter choice ever saw its own test fold; the nested-CV C-index (0.61), not the apparent full-data C (0.72), is reported as the honest discrimination. External-cohort effect sizes were additionally pooled by a Hartung–Knapp random-effects meta-analysis (metafor (35)).</w:t>
       </w:r>
     </w:p>
     <w:bookmarkEnd w:id="15"/>
@@ -706,17 +687,17 @@
         <w:pStyle w:val="FirstParagraph"/>
       </w:pPr>
       <w:r>
-        <w:t xml:space="preserve">Weighted gene co-expression network analysis used the 5,000 most variable genes (signed-hybrid network, biweight midcorrelation). The soft-thresholding power was chosen as the lowest value achieving scale-free topology fit R²≥0.85 (no forced fallback). Modules were detected with blockwiseModules (minModuleSize 30, deepSplit 2, mergeCutHeight 0.25); module eigengenes were correlated with clinical and immune traits, and each was tested against overall survival (Cox). For the survival-associated module, hub genes were ranked by module membership (MM) and gene significance (GS), and overlap with the prognostic signature was assessed. Robustness of this module to the soft-power choice was tested by rebuilding the network across powers 3–12 and confirming that the hub genes remained co-clustered in a single, survival-associated module.</w:t>
+        <w:t xml:space="preserve">Weighted gene co-expression network analysis used the 5,000 most variable genes (signed-hybrid network, biweight midcorrelation). The soft-thresholding power was chosen as the lowest value achieving scale-free topology fit R²≥0.85 (no forced fallback). Modules were detected with blockwiseModules (28) (minModuleSize 30, deepSplit 2, mergeCutHeight 0.25); module eigengenes were correlated with clinical and immune traits, and each was tested against overall survival (Cox). For the survival-associated module, hub genes were ranked by module membership (MM) and gene significance (GS), and overlap with the prognostic signature was assessed. Module preservation in the three external cohorts was quantified with the permutation-based Zsummary statistic (29), for which Z &gt; 10 denotes strong preservation. Robustness of this module to the soft-power choice was tested by rebuilding the network across powers 3–12 and confirming that the hub genes remained co-clustered in a single, survival-associated module.</w:t>
       </w:r>
     </w:p>
     <w:bookmarkEnd w:id="16"/>
-    <w:bookmarkStart w:id="17" w:name="survival-modelling-and-nomogram"/>
+    <w:bookmarkStart w:id="17" w:name="survival-modeling-and-nomogram"/>
     <w:p>
       <w:pPr>
         <w:pStyle w:val="Heading3"/>
       </w:pPr>
       <w:r>
-        <w:t xml:space="preserve">Survival modelling and nomogram</w:t>
+        <w:t xml:space="preserve">Survival modeling and nomogram</w:t>
       </w:r>
     </w:p>
     <w:p>
@@ -756,7 +737,7 @@
         <w:t xml:space="preserve"> </w:t>
       </w:r>
       <w:r>
-        <w:t xml:space="preserve">bootstrap C-index (B=500), with the backward-AIC selection repeated inside each bootstrap replicate to penalise selection instability; events-per-variable is reported. For the combined clinical+signature model, added value (ΔC-index, likelihood-ratio test, IDI, NRI; IDI/NRI computed at 3 years with survIDINRI and bootstrap p-values), time-dependent AUC and decision-curve analysis were computed both in TCGA (in-sample) and, to avoid training-set circularity,</w:t>
+        <w:t xml:space="preserve">bootstrap C-index (B=500), with the backward-AIC selection repeated inside each bootstrap replicate to penalize selection instability; events-per-variable is reported. For the combined clinical+signature model, added value (ΔC-index, likelihood-ratio test, IDI, NRI; IDI/NRI computed at 3 years with survIDINRI and bootstrap p-values), time-dependent AUC and decision-curve analysis were computed both in TCGA (in-sample) and, to avoid training-set circularity,</w:t>
       </w:r>
       <w:r>
         <w:t xml:space="preserve"> </w:t>
@@ -788,7 +769,7 @@
         <w:t xml:space="preserve"> </w:t>
       </w:r>
       <w:r>
-        <w:t xml:space="preserve">(Transparent Reporting of a multivariable prediction model for Individual Prognosis Or Diagnosis) guideline; a completed TRIPOD checklist is provided as Supplementary Table S3.</w:t>
+        <w:t xml:space="preserve">(36) (Transparent Reporting of a multivariable prediction model for Individual Prognosis Or Diagnosis) guideline; a completed TRIPOD checklist is provided as Supplementary Table S3.</w:t>
       </w:r>
     </w:p>
     <w:bookmarkEnd w:id="17"/>
@@ -821,7 +802,7 @@
         <w:t xml:space="preserve"> </w:t>
       </w:r>
       <w:r>
-        <w:t xml:space="preserve">260/220, error learning, ASV inference, chimera removal, SILVA v138.1 taxonomy); denoising fidelity was confirmed against the study’s published read-tracking (Pearson r=0.98). Host mitochondrial (~34% of reads), chloroplast and non-bacterial ASVs were removed and features agglomerated to genus (897 samples × 314 genera). Crucially, each library’s</w:t>
+        <w:t xml:space="preserve">260/220, error learning, ASV inference, chimera removal, SILVA v138.1 (26) taxonomy); denoising fidelity was confirmed against the study’s published read-tracking (Pearson r=0.98). Host mitochondrial (~34% of reads), chloroplast and non-bacterial ASVs were removed and features agglomerated to genus (897 samples × 314 genera). Crucially, each library’s</w:t>
       </w:r>
       <w:r>
         <w:t xml:space="preserve"> </w:t>
@@ -853,7 +834,7 @@
         <w:t xml:space="preserve"> </w:t>
       </w:r>
       <w:r>
-        <w:t xml:space="preserve">across the cascade), β-diversity (Bray–Curtis and Aitchison/CLR; PERMANOVA</w:t>
+        <w:t xml:space="preserve">across the cascade), β-diversity (Bray–Curtis and Aitchison/CLR; PERMANOVA (27)</w:t>
       </w:r>
       <w:r>
         <w:t xml:space="preserve"> </w:t>
@@ -879,7 +860,7 @@
         <w:t xml:space="preserve">flowcell-prediction batch sanity check</w:t>
       </w:r>
       <w:r>
-        <w:t xml:space="preserve">. The tumour signal was then tested for replication in the</w:t>
+        <w:t xml:space="preserve">. The tumor signal was then tested for replication in the</w:t>
       </w:r>
       <w:r>
         <w:t xml:space="preserve"> </w:t>
@@ -899,13 +880,13 @@
       </w:r>
     </w:p>
     <w:bookmarkEnd w:id="18"/>
-    <w:bookmarkStart w:id="19" w:name="mendelian-randomisation"/>
+    <w:bookmarkStart w:id="19" w:name="mendelian-randomization"/>
     <w:p>
       <w:pPr>
         <w:pStyle w:val="Heading3"/>
       </w:pPr>
       <w:r>
-        <w:t xml:space="preserve">Mendelian randomisation</w:t>
+        <w:t xml:space="preserve">Mendelian randomization</w:t>
       </w:r>
     </w:p>
     <w:p>
@@ -913,7 +894,7 @@
         <w:pStyle w:val="FirstParagraph"/>
       </w:pPr>
       <w:r>
-        <w:t xml:space="preserve">Two-sample MR (TwoSampleMR) tested six exposures against gastric cancer:</w:t>
+        <w:t xml:space="preserve">Two-sample MR (TwoSampleMR (22)) tested six exposures against gastric cancer:</w:t>
       </w:r>
       <w:r>
         <w:t xml:space="preserve"> </w:t>
@@ -932,7 +913,7 @@
         <w:t xml:space="preserve"> </w:t>
       </w:r>
       <w:r>
-        <w:t xml:space="preserve">IgG seropositivity (ebi-a-GCST90006910; Butler-Laporte 2020) and the gut genera</w:t>
+        <w:t xml:space="preserve">IgG seropositivity (ebi-a-GCST90006910; Butler-Laporte 2020) (14) and the gut genera</w:t>
       </w:r>
       <w:r>
         <w:t xml:space="preserve"> </w:t>
@@ -989,7 +970,7 @@
         <w:t xml:space="preserve"> </w:t>
       </w:r>
       <w:r>
-        <w:t xml:space="preserve">(MiBioGen; Kurilshikov 2021) and</w:t>
+        <w:t xml:space="preserve">(MiBioGen; Kurilshikov 2021) (12) and</w:t>
       </w:r>
       <w:r>
         <w:t xml:space="preserve"> </w:t>
@@ -1021,7 +1002,7 @@
         <w:t xml:space="preserve"> </w:t>
       </w:r>
       <w:r>
-        <w:t xml:space="preserve">(abundance in stool; Qin 2022) — all European ancestry. (We name the exact instrument traits: the MiBioGen clade is</w:t>
+        <w:t xml:space="preserve">(abundance in stool; Qin 2022) (15) — all European ancestry. (We name the exact instrument traits: the MiBioGen clade is</w:t>
       </w:r>
       <w:r>
         <w:t xml:space="preserve"> </w:t>
@@ -1120,7 +1101,7 @@
         <w:t xml:space="preserve"> </w:t>
       </w:r>
       <w:r>
-        <w:t xml:space="preserve">(recorded per exposure; a choice that can bias toward the null via weak-instrument effects, though the per-SNP F-statistics show the instruments themselves are not weak). Instrument strength is reported as the mean and minimum per-SNP F; we note that these F-statistics are computed on the pre-harmonisation instrument set fetched from OpenGWAS, and that several SNPs are dropped at harmonisation (per-exposure pre-clump and harmonised-used SNP counts are given in Supplementary Table S1). The primary outcome was ancestry-matched European gastric cancer (ebi-a-GCST90018849; Sakaue 2021; 1,029 cases); a larger East-Asian outcome (7,921 cases) was used as a power sensitivity, clearly labelled cross-ancestry. Estimation used IVW, MR-Egger, weighted-median and mode methods, with Cochran’s Q (heterogeneity), MR-Egger intercept (pleiotropy), Steiger filtering (directionality), leave-one-out and MR-PRESSO sensitivity analyses.</w:t>
+        <w:t xml:space="preserve">(recorded per exposure; a choice that can bias toward the null via weak-instrument effects, though the per-SNP F-statistics show the instruments themselves are not weak). Instrument strength is reported as the mean and minimum per-SNP F; we note that these F-statistics are computed on the pre-harmonization instrument set fetched from OpenGWAS, and that several SNPs are dropped at harmonization (per-exposure pre-clump and harmonized-used SNP counts are given in Supplementary Table S1). The primary outcome was ancestry-matched European gastric cancer (ebi-a-GCST90018849 (13); Sakaue 2021; 1,029 cases); a larger East-Asian outcome (7,921 cases) was used as a power sensitivity, clearly labelled cross-ancestry. Estimation used IVW, MR-Egger (24), weighted-median and mode methods, with Cochran’s Q (heterogeneity), MR-Egger intercept (pleiotropy), Steiger filtering (directionality), leave-one-out and MR-PRESSO (23) sensitivity analyses.</w:t>
       </w:r>
     </w:p>
     <w:bookmarkEnd w:id="19"/>
@@ -1138,7 +1119,7 @@
         <w:pStyle w:val="FirstParagraph"/>
       </w:pPr>
       <w:r>
-        <w:t xml:space="preserve">A public gastric single-cell RNA-seq dataset (GSE134520; premalignant-to-early-gastric-cancer cascade) was processed in Seurat v4. Genes detected in &lt;3 cells and cells with &lt;200 detected genes were removed; cells were further filtered to 200–6,000 detected genes and mitochondrial content &lt;20%, retaining 43,992 cells. Counts were log-normalised (</w:t>
+        <w:t xml:space="preserve">A public gastric single-cell RNA-seq dataset (GSE134520; premalignant-to-early-gastric-cancer cascade) was processed in Seurat v4 (37). Genes detected in &lt;3 cells and cells with &lt;200 detected genes were removed; cells were further filtered to 200–6,000 detected genes and mitochondrial content &lt;20%, retaining 43,992 cells. Counts were log-normalized (</w:t>
       </w:r>
       <w:r>
         <w:rPr>
@@ -1147,7 +1128,7 @@
         <w:t xml:space="preserve">LogNormalize</w:t>
       </w:r>
       <w:r>
-        <w:t xml:space="preserve">, scale factor 10⁴), the 2,000 most variable features selected, scaled, and reduced by PCA (30 components). Clustering used a shared-nearest-neighbour graph over the first 30 principal components (</w:t>
+        <w:t xml:space="preserve">, scale factor 10⁴), the 2,000 most variable features selected, scaled, and reduced by PCA (30 components). Clustering used a shared-nearest-neighbor graph over the first 30 principal components (</w:t>
       </w:r>
       <w:r>
         <w:rPr>
@@ -1159,7 +1140,7 @@
         <w:t xml:space="preserve"> </w:t>
       </w:r>
       <w:r>
-        <w:t xml:space="preserve">resolution 0.5), with UMAP on the same 30 components for visualisation. Clusters were annotated to eight major cell types by canonical markers (Supplementary Figure S1). The prognostic WGCNA red-module and LASSO-signature genes were then mapped to their dominant expressing cell type; to avoid circularity, the analysis was repeated after removing the genes used to annotate the fibroblast cluster (Supplementary Table S5, Supplementary Figure S2).</w:t>
+        <w:t xml:space="preserve">resolution 0.5), with UMAP on the same 30 components for visualization. Clusters were annotated to eight major cell types by canonical markers (Supplementary Figure S1). The prognostic WGCNA red-module and LASSO-signature genes were then mapped to their dominant expressing cell type; to avoid circularity, the analysis was repeated after removing the genes used to annotate the fibroblast cluster (Supplementary Table S5, Supplementary Figure S2).</w:t>
       </w:r>
     </w:p>
     <w:bookmarkEnd w:id="20"/>
@@ -1177,7 +1158,7 @@
         <w:pStyle w:val="FirstParagraph"/>
       </w:pPr>
       <w:r>
-        <w:t xml:space="preserve">Top up/down differentially expressed genes were queried (Enrichr) against LINCS L1000 and GEO drug-perturbation libraries to nominate compounds whose perturbation signature reverses the tumour signature. Results are hypothesis-generating and not experimentally validated.</w:t>
+        <w:t xml:space="preserve">Top up/down differentially expressed genes were queried (Enrichr) against LINCS L1000 and GEO drug-perturbation libraries to nominate compounds whose perturbation signature reverses the tumor signature. Results are hypothesis-generating and not experimentally validated.</w:t>
       </w:r>
     </w:p>
     <w:bookmarkEnd w:id="21"/>
@@ -1275,13 +1256,13 @@
         <w:t xml:space="preserve">Results</w:t>
       </w:r>
     </w:p>
-    <w:bookmarkStart w:id="24" w:name="Xc8969e16bcb0fbf726a386e3443f84c9f8f814d"/>
+    <w:bookmarkStart w:id="24" w:name="X2dc37ed4338b1b8dd6b4f2b71aeaad88ac29b99"/>
     <w:p>
       <w:pPr>
         <w:pStyle w:val="Heading3"/>
       </w:pPr>
       <w:r>
-        <w:t xml:space="preserve">A reproducible tumour-versus-normal transcriptional programme</w:t>
+        <w:t xml:space="preserve">A reproducible tumor-versus-normal transcriptional program</w:t>
       </w:r>
     </w:p>
     <w:p>
@@ -1289,7 +1270,7 @@
         <w:pStyle w:val="FirstParagraph"/>
       </w:pPr>
       <w:r>
-        <w:t xml:space="preserve">The integrated TCGA+GTEx tumour-versus-normal analysis (412 tumour vs 443 normal) revealed a coherent proliferation-dominated programme. Ranked by tumour-vs-normal moderated t, the top up-regulated genes were mitotic/cell-cycle regulators (KIF14, ECT2, CENPF, TPX2, ASPM, HELLS, CST1, ESM1) together with stromal/EMT markers (COL10A1, WNT2, INHBA), while the top down-regulated genes were differentiated gastric and metabolic genes (parietal-cell ATP4A/ATP4B, GPX3, AQP4, ADH7). GSEA on the integrated ranking showed strong up-regulation of</w:t>
+        <w:t xml:space="preserve">The integrated TCGA+GTEx tumor-versus-normal analysis (412 tumor vs 443 normal) revealed a coherent proliferation-dominated program. Ranked by tumor-vs-normal moderated t, the top up-regulated genes were mitotic/cell-cycle regulators (KIF14, ECT2, CENPF, TPX2, ASPM, HELLS, CST1, ESM1) together with stromal/EMT markers (COL10A1, WNT2, INHBA), while the top down-regulated genes were differentiated gastric and metabolic genes (parietal-cell ATP4A/ATP4B, GPX3, AQP4, ADH7). GSEA on the integrated ranking showed strong up-regulation of</w:t>
       </w:r>
       <w:r>
         <w:t xml:space="preserve"> </w:t>
@@ -1318,7 +1299,7 @@
         <w:t xml:space="preserve"> </w:t>
       </w:r>
       <w:r>
-        <w:t xml:space="preserve">and fatty-acid/bile-acid metabolism (Figure 1A); KEGG/GO over-representation highlighted cell cycle, DNA replication/repair and ribosome biogenesis (up) versus gastric acid secretion and fatty-acid degradation (down). At adjusted p&lt;0.05 a large fraction of genes reached significance (3,722 up / 4,025 down of 12,899); on the scale-standardised harmonised matrix this gate is permissive, so the moderated-t ranking and the enrichment above — not the raw count — are the interpretable outputs. The TCGA-only volcano and the top-gene expression heatmap are shown in Figure 6, and the GO:BP/KEGG over-representation dot plots in Supplementary Figure S4.</w:t>
+        <w:t xml:space="preserve">and fatty-acid/bile-acid metabolism (Figure 1A); KEGG/GO over-representation highlighted cell cycle, DNA replication/repair and ribosome biogenesis (up) versus gastric acid secretion and fatty-acid degradation (down). At adjusted p&lt;0.05 a large fraction of genes reached significance (3,722 up / 4,025 down of 12,899); on the scale-standardized harmonized matrix this gate is permissive, so the moderated-t ranking and the enrichment above — not the raw count — are the interpretable outputs. The TCGA-only volcano and the top-gene expression heatmap are shown in Figure 6, and the GO:BP/KEGG over-representation dot plots in Supplementary Figure S4.</w:t>
       </w:r>
     </w:p>
     <w:bookmarkEnd w:id="24"/>
@@ -1346,13 +1327,13 @@
           <w:b/>
           <w:bCs/>
         </w:rPr>
-        <w:t xml:space="preserve">EMT was the top Hallmark set in diffuse tumours (NES 3.17, padj 1.6×10⁻⁴⁰)</w:t>
-      </w:r>
-      <w:r>
-        <w:t xml:space="preserve"> </w:t>
-      </w:r>
-      <w:r>
-        <w:t xml:space="preserve">with TGF-β signalling and stromal/inflammatory programmes, whereas intestinal tumours were dominated by proliferative E2F/MYC/G2M programmes (Figure 1B). Loss of</w:t>
+        <w:t xml:space="preserve">EMT was the top Hallmark set in diffuse tumors (NES 3.17, padj 1.6×10⁻⁴⁰)</w:t>
+      </w:r>
+      <w:r>
+        <w:t xml:space="preserve"> </w:t>
+      </w:r>
+      <w:r>
+        <w:t xml:space="preserve">with TGF-β signaling and stromal/inflammatory programs, whereas intestinal tumors were dominated by proliferative E2F/MYC/G2M programs (Figure 1B). Loss of</w:t>
       </w:r>
       <w:r>
         <w:t xml:space="preserve"> </w:t>
@@ -1448,7 +1429,7 @@
         <w:t xml:space="preserve">results/immune/validation_vs_measured.csv</w:t>
       </w:r>
       <w:r>
-        <w:t xml:space="preserve">), so the deconvolution should be read as capturing overall immune burden rather than lymphocyte subset composition. Relative to normal, tumours were significantly enriched for the</w:t>
+        <w:t xml:space="preserve">), so the deconvolution should be read as capturing overall immune burden rather than lymphocyte subset composition. Relative to normal, tumors were significantly enriched for the</w:t>
       </w:r>
       <w:r>
         <w:t xml:space="preserve"> </w:t>
@@ -1464,23 +1445,23 @@
         <w:t xml:space="preserve"> </w:t>
       </w:r>
       <w:r>
-        <w:t xml:space="preserve">(MCP monocytic lineage p=2.5×10⁻⁴; xCell macrophages p=1.9×10⁻⁴) with no net CD8⁺ gain. EBV and MSI subtypes were the most immune-infiltrated (Kruskal–Wallis p&lt;10⁻⁶), consistent with their established immune-hot biology (Derks et al., 2016; TCGA, 2014). Diffuse tumours showed higher total immune/deconvolution signal than intestinal (CD8 score p=0.0035); this</w:t>
-      </w:r>
-      <w:r>
-        <w:t xml:space="preserve"> </w:t>
-      </w:r>
-      <w:r>
-        <w:rPr>
-          <w:b/>
-          <w:bCs/>
-        </w:rPr>
-        <w:t xml:space="preserve">contrasts with reports that diffuse tumours are the least infiltrated by effector T cells</w:t>
-      </w:r>
-      <w:r>
-        <w:t xml:space="preserve"> </w:t>
-      </w:r>
-      <w:r>
-        <w:t xml:space="preserve">(Lin et al., 2019) and, given the strong stromal/EMT and M2-macrophage character of diffuse tumours (§3.2, §3.6), likely reflects a stroma- and macrophage-rich compartment rather than genuine cytotoxic-T infiltration — a known confounder of expression-based deconvolution in stroma-rich tumours. CD8⁺ score was not independently prognostic in this cohort (Cox HR 1.04, p=0.41) — reported as observed.</w:t>
+        <w:t xml:space="preserve">(MCP monocytic lineage p=2.5×10⁻⁴; xCell macrophages p=1.9×10⁻⁴) with no net CD8⁺ gain. EBV-positive tumors were the most immune-infiltrated on all three scores and CIN tumors the least, with MSI and GS intermediate (Kruskal–Wallis p&lt;10⁻⁶) (6,7), consistent with their established immune-hot biology (Derks et al., 2016; TCGA, 2014). Diffuse tumors showed higher total immune/deconvolution signal than intestinal (CD8 score p=0.0035); this</w:t>
+      </w:r>
+      <w:r>
+        <w:t xml:space="preserve"> </w:t>
+      </w:r>
+      <w:r>
+        <w:rPr>
+          <w:b/>
+          <w:bCs/>
+        </w:rPr>
+        <w:t xml:space="preserve">contrasts with reports that diffuse tumors are the least infiltrated by effector T cells</w:t>
+      </w:r>
+      <w:r>
+        <w:t xml:space="preserve"> </w:t>
+      </w:r>
+      <w:r>
+        <w:t xml:space="preserve">(Lin et al., 2019) and, given the strong stromal/EMT and M2-macrophage character of diffuse tumors (§3.2, §3.6), likely reflects a stroma- and macrophage-rich compartment rather than genuine cytotoxic-T infiltration — a known confounder of expression-based deconvolution in stroma-rich tumors. CD8⁺ score was not independently prognostic in this cohort (Cox HR 1.04, p=0.41) — reported as observed.</w:t>
       </w:r>
     </w:p>
     <w:p>
@@ -1561,7 +1542,7 @@
         <w:t xml:space="preserve"> </w:t>
       </w:r>
       <w:r>
-        <w:t xml:space="preserve">(20×5-fold, with train-only standardisation, univariable screening and LASSO tuning rebuilt inside every fold and performance taken from untouched out-of-fold predictions), the honest discrimination was</w:t>
+        <w:t xml:space="preserve">(20×5-fold, with train-only standardization, univariable screening and LASSO tuning rebuilt inside every fold and performance taken from untouched out-of-fold predictions), the honest discrimination was</w:t>
       </w:r>
       <w:r>
         <w:t xml:space="preserve"> </w:t>
@@ -1631,7 +1612,7 @@
           <w:b/>
           <w:bCs/>
         </w:rPr>
-        <w:t xml:space="preserve">C = 0.48</w:t>
+        <w:t xml:space="preserve">C = 0.52</w:t>
       </w:r>
       <w:r>
         <w:t xml:space="preserve"> </w:t>
@@ -2156,10 +2137,10 @@
           <w:b/>
           <w:bCs/>
         </w:rPr>
-        <w:t xml:space="preserve">multivariable penalised-regression weights, not univariate prognostic directions</w:t>
-      </w:r>
-      <w:r>
-        <w:t xml:space="preserve">: for example GPC3 carries a positive (higher-risk) weight here, whereas in gastric cancer GPC3 is generally reported as a metastasis suppressor with low expression marking worse outcome (Kim et al., 2016) — a sign discordance attributable to correlated-predictor structure in LASSO, and not to be interpreted as a univariate claim. Several members have no established gastric-cancer role and are best regarded as empirical predictors — for example HBB (haemoglobin subunit β) most likely reflects residual blood/erythrocyte content rather than tumour biology. The signature is therefore a statistical aggregate whose biological interpretation rests on the subset overlapping the stromal module (SERPINE1, POSTN, MATN3; §3.6), not on every constituent gene. The standardised LASSO–Cox coefficients (A), the per-cohort external-validation forest plot (B), and Kaplan–Meier stratification across all four cohorts (C) are shown in Figure 7.</w:t>
+        <w:t xml:space="preserve">multivariable penalized-regression weights, not univariate prognostic directions</w:t>
+      </w:r>
+      <w:r>
+        <w:t xml:space="preserve">: for example GPC3 (8) carries a positive (higher-risk) weight here, whereas in gastric cancer GPC3 is generally reported as a metastasis suppressor with low expression marking worse outcome (Kim et al., 2016) — a sign discordance attributable to correlated-predictor structure in LASSO, and not to be interpreted as a univariate claim. Several members have no established gastric-cancer role and are best regarded as empirical predictors — for example HBB (haemoglobin subunit β) most likely reflects residual blood/erythrocyte content rather than tumor biology. The signature is therefore a statistical aggregate whose biological interpretation rests on the subset overlapping the stromal module (SERPINE1, POSTN, MATN3; §3.6), not on every constituent gene. The standardized LASSO–Cox coefficients (A), the per-cohort external-validation forest plot (B), and Kaplan–Meier stratification across all four cohorts (C) are shown in Figure 7.</w:t>
       </w:r>
     </w:p>
     <w:p>
@@ -2177,23 +2158,23 @@
         <w:t xml:space="preserve"> </w:t>
       </w:r>
       <w:r>
-        <w:t xml:space="preserve">As a discipline check, we re-tested a previously published 5-gene gastric-cancer signature (NTN5, SIGLEC5, MPV17L, MPLKIP, SPAG16) on the same TCGA data under identical, leakage-controlled conditions. Its optimism-corrected discrimination was</w:t>
-      </w:r>
-      <w:r>
-        <w:t xml:space="preserve"> </w:t>
-      </w:r>
-      <w:r>
-        <w:rPr>
-          <w:b/>
-          <w:bCs/>
-        </w:rPr>
-        <w:t xml:space="preserve">C = 0.48 — no better than chance</w:t>
-      </w:r>
-      <w:r>
-        <w:t xml:space="preserve"> </w:t>
-      </w:r>
-      <w:r>
-        <w:t xml:space="preserve">— and the risk direction inverted (HR high-vs-low 0.63; apparent C 0.54;</w:t>
+        <w:t xml:space="preserve">As a discipline check, we re-tested a previously published 5-gene gastric-cancer signature (NTN5, SIGLEC5, MPV17L, MPLKIP, SPAG16) on the same TCGA data under identical, leakage-controlled conditions. Its apparent discrimination was C = 0.54, and after bootstrap optimism correction</w:t>
+      </w:r>
+      <w:r>
+        <w:t xml:space="preserve"> </w:t>
+      </w:r>
+      <w:r>
+        <w:rPr>
+          <w:b/>
+          <w:bCs/>
+        </w:rPr>
+        <w:t xml:space="preserve">C = 0.52 — indistinguishable from chance</w:t>
+      </w:r>
+      <w:r>
+        <w:t xml:space="preserve"> </w:t>
+      </w:r>
+      <w:r>
+        <w:t xml:space="preserve">— with the risk direction inverted (HR high-vs-low 0.63;</w:t>
       </w:r>
       <w:r>
         <w:t xml:space="preserve"> </w:t>
@@ -2205,7 +2186,49 @@
         <w:t xml:space="preserve">results/base_paper_replication/</w:t>
       </w:r>
       <w:r>
-        <w:t xml:space="preserve">). That a prior signature fails to replicate under honest evaluation, while ours reaches a modest but real C = 0.61, underscores that the difference between the two is methodological rigour, not cohort luck.</w:t>
+        <w:t xml:space="preserve">). The optimism correction is bootstrap-based and implementation-sensitive: the value recorded when this analysis was first run (R 4.3.3,</w:t>
+      </w:r>
+      <w:r>
+        <w:t xml:space="preserve"> </w:t>
+      </w:r>
+      <w:r>
+        <w:rPr>
+          <w:rStyle w:val="VerbatimChar"/>
+        </w:rPr>
+        <w:t xml:space="preserve">rms</w:t>
+      </w:r>
+      <w:r>
+        <w:t xml:space="preserve"> </w:t>
+      </w:r>
+      <w:r>
+        <w:t xml:space="preserve">6.8-1; see</w:t>
+      </w:r>
+      <w:r>
+        <w:t xml:space="preserve"> </w:t>
+      </w:r>
+      <w:r>
+        <w:rPr>
+          <w:rStyle w:val="VerbatimChar"/>
+        </w:rPr>
+        <w:t xml:space="preserve">results/base_paper_replication/sessionInfo.txt</w:t>
+      </w:r>
+      <w:r>
+        <w:t xml:space="preserve">) was 0.48, and re-running the same script and seed under R 4.5.3 with</w:t>
+      </w:r>
+      <w:r>
+        <w:t xml:space="preserve"> </w:t>
+      </w:r>
+      <w:r>
+        <w:rPr>
+          <w:rStyle w:val="VerbatimChar"/>
+        </w:rPr>
+        <w:t xml:space="preserve">rms</w:t>
+      </w:r>
+      <w:r>
+        <w:t xml:space="preserve"> </w:t>
+      </w:r>
+      <w:r>
+        <w:t xml:space="preserve">8.1-1 gives 0.52. Both estimates are at or below chance level and the apparent C (0.54) is identical in both, so the conclusion is unchanged. That a prior signature fails to replicate under honest evaluation, while ours reaches a modest but real C = 0.61, underscores that the difference between the two is methodological rigor, not cohort luck.</w:t>
       </w:r>
     </w:p>
     <w:p>
@@ -2239,7 +2262,7 @@
         <w:t xml:space="preserve"> </w:t>
       </w:r>
       <w:r>
-        <w:t xml:space="preserve">subtype (HR/SD 1.87, 95% CI 1.06–3.32, p=0.031) and in stage III–IV disease (HR/SD 1.47, 95% CI 1.18–1.84, p=5.9×10⁻⁴), and null in stage I–II (HR/SD 1.01) — a subtype/stage dependence consistent with a stromal/CAF programme that matters most in advanced, mesenchymal tumours (</w:t>
+        <w:t xml:space="preserve">subtype (HR/SD 1.87, 95% CI 1.06–3.32, p=0.031) and in stage III–IV disease (HR/SD 1.47, 95% CI 1.18–1.84, p=5.9×10⁻⁴), and null in stage I–II (HR/SD 1.01) — a subtype/stage dependence consistent with a stromal/CAF program that matters most in advanced, mesenchymal tumors (</w:t>
       </w:r>
       <w:r>
         <w:rPr>
@@ -2300,7 +2323,7 @@
         <w:pStyle w:val="FirstParagraph"/>
       </w:pPr>
       <w:r>
-        <w:t xml:space="preserve">On complete cases (N=199 of 412 tumours, ~48%, no imputation; the restriction is driven mainly by TMB availability and may bias toward better-annotated cases — a selection-bias caveat), backward-AIC selected</w:t>
+        <w:t xml:space="preserve">On complete cases (N=199 of 412 tumors, ~48%, no imputation; the restriction is driven mainly by TMB availability and may bias toward better-annotated cases — a selection-bias caveat), backward-AIC selected</w:t>
       </w:r>
       <w:r>
         <w:t xml:space="preserve"> </w:t>
@@ -2329,7 +2352,7 @@
         <w:t xml:space="preserve"> </w:t>
       </w:r>
       <w:r>
-        <w:t xml:space="preserve">(B=500, the statistically honest procedure that also penalises selection instability), the optimism-corrected C-index was</w:t>
+        <w:t xml:space="preserve">(B=500, the statistically honest procedure that also penalizes selection instability), the optimism-corrected C-index was</w:t>
       </w:r>
       <w:r>
         <w:t xml:space="preserve"> </w:t>
@@ -2349,13 +2372,13 @@
       </w:r>
     </w:p>
     <w:bookmarkEnd w:id="28"/>
-    <w:bookmarkStart w:id="29" w:name="X4835dcc2fbd86954ce60b200a06b87f0ba14b0e"/>
+    <w:bookmarkStart w:id="29" w:name="Xa9cb4917fdb8e75b9ce7b80a096137d375d61f6"/>
     <w:p>
       <w:pPr>
         <w:pStyle w:val="Heading3"/>
       </w:pPr>
       <w:r>
-        <w:t xml:space="preserve">Co-expression modules identify a prognostic stromal/EMT programme</w:t>
+        <w:t xml:space="preserve">Co-expression modules identify a prognostic stromal/EMT program</w:t>
       </w:r>
     </w:p>
     <w:p>
@@ -2395,7 +2418,7 @@
         <w:t xml:space="preserve"> </w:t>
       </w:r>
       <w:r>
-        <w:t xml:space="preserve">module was most strongly associated with tumour status (r=−0.34, p=1.8×10⁻¹³; down-regulated in tumour, i.e. a differentiated-tissue programme). Testing each module eigengene against overall survival (Cox per 1-SD, tumours), the</w:t>
+        <w:t xml:space="preserve">module was most strongly associated with tumor status (r=−0.34, p=1.8×10⁻¹³; down-regulated in tumor, i.e. a differentiated-tissue program). Testing each module eigengene against overall survival (Cox per 1-SD, tumors), the</w:t>
       </w:r>
       <w:r>
         <w:t xml:space="preserve"> </w:t>
@@ -2437,7 +2460,7 @@
         <w:t xml:space="preserve">HR 1.31 per SD, 95% CI 1.12–1.53, p=9.3×10⁻⁴</w:t>
       </w:r>
       <w:r>
-        <w:t xml:space="preserve">); the turquoise (tumour-status) module was also significantly survival-associated (HR 1.29, p=1.3×10⁻³), consistent with both a differentiated-tissue-loss and a stromal-gain axis of prognosis. The red-module association is, importantly,</w:t>
+        <w:t xml:space="preserve">); the turquoise (tumor-status) module was also significantly survival-associated (HR 1.29, p=1.3×10⁻³), consistent with both a differentiated-tissue-loss and a stromal-gain axis of prognosis. The red-module association is, importantly,</w:t>
       </w:r>
       <w:r>
         <w:t xml:space="preserve"> </w:t>
@@ -2475,17 +2498,17 @@
         <w:t xml:space="preserve">results/wgcna_real/ME_survival_cox_adjusted.csv</w:t>
       </w:r>
       <w:r>
-        <w:t xml:space="preserve">). This attenuation is partly driven by the reduced complete-case sample (383→183, owing to leukocyte/Lauren missingness), but the point estimate and loss of independent significance are consistent with the stromal/CAF programme</w:t>
-      </w:r>
-      <w:r>
-        <w:t xml:space="preserve"> </w:t>
-      </w:r>
-      <w:r>
-        <w:rPr>
-          <w:b/>
-          <w:bCs/>
-        </w:rPr>
-        <w:t xml:space="preserve">tracking tumour stage and stromal admixture rather than adding stage-independent prognostic information</w:t>
+        <w:t xml:space="preserve">). This attenuation is partly driven by the reduced complete-case sample (383→183, owing to leukocyte/Lauren missingness), but the point estimate and loss of independent significance are consistent with the stromal/CAF program</w:t>
+      </w:r>
+      <w:r>
+        <w:t xml:space="preserve"> </w:t>
+      </w:r>
+      <w:r>
+        <w:rPr>
+          <w:b/>
+          <w:bCs/>
+        </w:rPr>
+        <w:t xml:space="preserve">tracking tumor stage and stromal admixture rather than adding stage-independent prognostic information</w:t>
       </w:r>
       <w:r>
         <w:t xml:space="preserve"> </w:t>
@@ -2532,7 +2555,7 @@
         <w:t xml:space="preserve">three of the 25 signature genes (SERPINE1, POSTN, MATN3) reside in this prognostic red module</w:t>
       </w:r>
       <w:r>
-        <w:t xml:space="preserve">, providing a coherent multi-omics link between the survival signature and a stromal/EMT co-expression programme; module preservation and external eigengene prognosis are shown in Figure 3A,B. A power-robustness analysis confirmed this is not an artefact of the soft-power choice: across powers 3, 6, 9 and 12 the 12 CAF hub genes remained co-clustered in a single module (11–12/12 at every power) that stayed significantly survival-associated (HR/SD 1.28–1.31, all p&lt;0.0025, overlapping CIs) — only the colour label shifts (red→green→yellow) as the total module count shrinks at higher powers (Figure 5C).</w:t>
+        <w:t xml:space="preserve">, providing a coherent multi-omics link between the survival signature and a stromal/EMT co-expression program; module preservation and external eigengene prognosis are shown in Figure 3A,B. A power-robustness analysis confirmed this is not an artefact of the soft-power choice: across powers 3, 6, 9 and 12 the 12 CAF hub genes remained co-clustered in a single module (11–12/12 at every power) that stayed significantly survival-associated (HR/SD 1.28–1.31, all p&lt;0.0025, overlapping CIs) — only the color label shifts (red→green→yellow) as the total module count shrinks at higher powers (Figure 5C).</w:t>
       </w:r>
     </w:p>
     <w:p>
@@ -2540,7 +2563,7 @@
         <w:pStyle w:val="BodyText"/>
       </w:pPr>
       <w:r>
-        <w:t xml:space="preserve">To test directly whether this stromal signal is a tumour-purity artefact, we correlated both the 25-gene risk score and an independent CAF score against orthogonal purity/stroma estimates (</w:t>
+        <w:t xml:space="preserve">To test directly whether this stromal signal is a tumor-purity artefact, we correlated both the 25-gene risk score and an independent CAF score against orthogonal purity/stroma estimates (</w:t>
       </w:r>
       <w:r>
         <w:rPr>
@@ -2575,13 +2598,13 @@
           <w:b/>
           <w:bCs/>
         </w:rPr>
-        <w:t xml:space="preserve">ABSOLUTE tumour purity</w:t>
-      </w:r>
-      <w:r>
-        <w:t xml:space="preserve"> </w:t>
-      </w:r>
-      <w:r>
-        <w:t xml:space="preserve">(ρ=−0.20, p=8.9×10⁻⁴), and the CAF score tracked stroma even more strongly (ρ=+0.66, p=4.9×10⁻⁵³); both scores were highest in the diffuse Lauren subtype (Kruskal–Wallis p=1.5×10⁻⁵ and p=1.9×10⁻⁸). This confirms the programme indexes stromal admixture — but it is</w:t>
+        <w:t xml:space="preserve">ABSOLUTE tumor purity</w:t>
+      </w:r>
+      <w:r>
+        <w:t xml:space="preserve"> </w:t>
+      </w:r>
+      <w:r>
+        <w:t xml:space="preserve">(ρ=−0.20, p=8.9×10⁻⁴), and the CAF score tracked stroma even more strongly (ρ=+0.66, p=4.9×10⁻⁵³); both scores were highest in the diffuse Lauren subtype (Kruskal–Wallis p=1.5×10⁻⁵ and p=1.9×10⁻⁸). This confirms the program indexes stromal admixture — but it is</w:t>
       </w:r>
       <w:r>
         <w:t xml:space="preserve"> </w:t>
@@ -2625,7 +2648,7 @@
         <w:t xml:space="preserve">results/purity/purity_adjusted_cox.csv</w:t>
       </w:r>
       <w:r>
-        <w:t xml:space="preserve">). The stromal programme therefore carries prognostic information that co-localises with, but is not reducible to, low tumour purity — while remaining, as above, entangled with stage.</w:t>
+        <w:t xml:space="preserve">). The stromal program therefore carries prognostic information that co-localizes with, but is not reducible to, low tumor purity — while remaining, as above, entangled with stage.</w:t>
       </w:r>
     </w:p>
     <w:p>
@@ -2778,13 +2801,13 @@
           <w:b/>
           <w:bCs/>
         </w:rPr>
-        <w:t xml:space="preserve">externally-replicated stromal/CAF prognostic programme</w:t>
-      </w:r>
-      <w:r>
-        <w:t xml:space="preserve"> </w:t>
-      </w:r>
-      <w:r>
-        <w:t xml:space="preserve">— the study’s most robust result. (The within-TCGA stage-adjustment caveat above still applies: the programme tracks, and is not cleanly separable from, tumour stage; but its structural preservation and prognostic association reproduce across four independent cohorts.)</w:t>
+        <w:t xml:space="preserve">externally-replicated stromal/CAF prognostic program</w:t>
+      </w:r>
+      <w:r>
+        <w:t xml:space="preserve"> </w:t>
+      </w:r>
+      <w:r>
+        <w:t xml:space="preserve">— the study’s most robust result. (The within-TCGA stage-adjustment caveat above still applies: the program tracks, and is not cleanly separable from, tumor stage; but its structural preservation and prognostic association reproduce across four independent cohorts.)</w:t>
       </w:r>
     </w:p>
     <w:p>
@@ -2891,7 +2914,7 @@
         <w:t xml:space="preserve"> </w:t>
       </w:r>
       <w:r>
-        <w:t xml:space="preserve">(0.726–0.820), with a large added value (ΔC +0.114; nested LRT χ²=80.5, p=3.0×10⁻¹⁹; IDI@3yr 0.217; NRI@3yr 0.387; combined time-AUC 0.79/0.83/0.81) and TCGA-internal decision-curve analysis favouring the combined model.</w:t>
+        <w:t xml:space="preserve">(0.726–0.820), with a large added value (ΔC +0.114; nested LRT χ²=80.5, p=3.0×10⁻¹⁹; IDI@3yr 0.217; NRI@3yr 0.387; combined time-AUC 0.79/0.83/0.81) and TCGA-internal decision-curve analysis favoring the combined model.</w:t>
       </w:r>
       <w:r>
         <w:t xml:space="preserve"> </w:t>
@@ -3041,13 +3064,13 @@
       </w:r>
     </w:p>
     <w:bookmarkEnd w:id="30"/>
-    <w:bookmarkStart w:id="31" w:name="tumour-tissue-microbial-dysbiosis"/>
+    <w:bookmarkStart w:id="31" w:name="tumor-tissue-microbial-dysbiosis"/>
     <w:p>
       <w:pPr>
         <w:pStyle w:val="Heading3"/>
       </w:pPr>
       <w:r>
-        <w:t xml:space="preserve">Tumour-tissue microbial dysbiosis</w:t>
+        <w:t xml:space="preserve">Tumor-tissue microbial dysbiosis</w:t>
       </w:r>
     </w:p>
     <w:p>
@@ -3071,7 +3094,7 @@
         <w:t xml:space="preserve"> </w:t>
       </w:r>
       <w:r>
-        <w:t xml:space="preserve">(944 DDBJ PRJDB20660 libraries) through DADA2, rather than relying on transcribed group-level tables, yielding a genuine ASV table (11,795 ASVs; after removing host mitochondrial reads — ~34% of reads — plus off-target and rare features, 897 samples × 314 genera). Per-sample read counts reproduced the published read-tracking table (Pearson r=0.98), confirming faithful denoising. The multi-cohort microbiome comparison is summarised in Figure 4C.</w:t>
+        <w:t xml:space="preserve">(944 DDBJ PRJDB20660 libraries) through DADA2, rather than relying on transcribed group-level tables, yielding a genuine ASV table (11,795 ASVs; after removing host mitochondrial reads — ~34% of reads — plus off-target and rare features, 897 samples × 314 genera). Per-sample read counts reproduced the published read-tracking table (Pearson r=0.98), confirming faithful denoising. The multi-cohort microbiome comparison is summarized in Figure 4C.</w:t>
       </w:r>
     </w:p>
     <w:p>
@@ -3079,23 +3102,23 @@
         <w:pStyle w:val="BodyText"/>
       </w:pPr>
       <w:r>
-        <w:t xml:space="preserve">A technical finding governs all interpretation of the tumour contrast:</w:t>
-      </w:r>
-      <w:r>
-        <w:t xml:space="preserve"> </w:t>
-      </w:r>
-      <w:r>
-        <w:rPr>
-          <w:b/>
-          <w:bCs/>
-        </w:rPr>
-        <w:t xml:space="preserve">tumour and non-tumour libraries were sequenced on separate flowcells</w:t>
-      </w:r>
-      <w:r>
-        <w:t xml:space="preserve"> </w:t>
-      </w:r>
-      <w:r>
-        <w:t xml:space="preserve">— of 216 tumour/adjacent-normal pairs, only 1 shares a flowcell — so tumour status is</w:t>
+        <w:t xml:space="preserve">A technical finding governs all interpretation of the tumor contrast:</w:t>
+      </w:r>
+      <w:r>
+        <w:t xml:space="preserve"> </w:t>
+      </w:r>
+      <w:r>
+        <w:rPr>
+          <w:b/>
+          <w:bCs/>
+        </w:rPr>
+        <w:t xml:space="preserve">tumor and non-tumor libraries were sequenced on separate flowcells</w:t>
+      </w:r>
+      <w:r>
+        <w:t xml:space="preserve"> </w:t>
+      </w:r>
+      <w:r>
+        <w:t xml:space="preserve">— of 216 tumor/adjacent-normal pairs, only 1 shares a flowcell — so tumor status is</w:t>
       </w:r>
       <w:r>
         <w:t xml:space="preserve"> </w:t>
@@ -3111,7 +3134,7 @@
         <w:t xml:space="preserve"> </w:t>
       </w:r>
       <w:r>
-        <w:t xml:space="preserve">and cannot be disentangled by patient blocking or batch covariates. We therefore report this arm as exploratory, disclose the confound throughout, and emphasise the flowcell-sharing groups. On the less-confounded axis (non-ulcer → ulcer → cancer-adjacent, which share flowcells), microbial</w:t>
+        <w:t xml:space="preserve">and cannot be disentangled by patient blocking or batch covariates. We therefore report this arm as exploratory, disclose the confound throughout, and emphasize the flowcell-sharing groups. On the less-confounded axis (non-ulcer → ulcer → cancer-adjacent, which share flowcells), microbial</w:t>
       </w:r>
       <w:r>
         <w:t xml:space="preserve"> </w:t>
@@ -3213,7 +3236,7 @@
         <w:t xml:space="preserve">batch-driven</w:t>
       </w:r>
       <w:r>
-        <w:t xml:space="preserve">: its top features were environmental/skin contaminants, and the same features predicted the sequencing flowcell among biologically-similar samples at 78% accuracy (vs 55% baseline; Supplementary Figure S11). The apparent tumour</w:t>
+        <w:t xml:space="preserve">: its top features were environmental/skin contaminants, and the same features predicted the sequencing flowcell among biologically-similar samples at 78% accuracy (vs 55% baseline; Supplementary Figure S11). The apparent tumor</w:t>
       </w:r>
       <w:r>
         <w:t xml:space="preserve"> </w:t>
@@ -3225,7 +3248,7 @@
         <w:t xml:space="preserve"> </w:t>
       </w:r>
       <w:r>
-        <w:t xml:space="preserve">signal thus largely reflects batch, not biology. Compositional (CLR) differential abundance is shown for completeness (Supplementary Figure S7): 44/61 genera differed between controls and cancer-adjacent mucosa and 18/61 in the paired cancer-adjacent-versus-tumour contrast, but — consistent with the batch caveat above — these genus-level shifts are not carried forward as biomarkers, as they do not survive the independent-cohort test below.</w:t>
+        <w:t xml:space="preserve">signal thus largely reflects batch, not biology. Compositional (CLR) differential abundance is shown for completeness (Supplementary Figure S7): 44/61 genera differed between controls and cancer-adjacent mucosa and 18/61 in the paired cancer-adjacent-versus-tumor contrast, but — consistent with the batch caveat above — these genus-level shifts are not carried forward as biomarkers, as they do not survive the independent-cohort test below.</w:t>
       </w:r>
     </w:p>
     <w:p>
@@ -3249,7 +3272,7 @@
         <w:t xml:space="preserve"> </w:t>
       </w:r>
       <w:r>
-        <w:t xml:space="preserve">(PRJNA641258; 20 gastric-cancer vs 20 matched controls, V3–V4, tumour and control sequenced</w:t>
+        <w:t xml:space="preserve">(PRJNA641258; 20 gastric-cancer vs 20 matched controls, V3–V4, tumor and control sequenced</w:t>
       </w:r>
       <w:r>
         <w:t xml:space="preserve"> </w:t>
@@ -3323,7 +3346,7 @@
         <w:t xml:space="preserve"> </w:t>
       </w:r>
       <w:r>
-        <w:t xml:space="preserve">after multiple-testing correction (0/344). Because random per-run batch effects do not transfer across independent cohorts, this clean non-replication indicates that the tumour-associated microbiome signal in the primary cohort was a</w:t>
+        <w:t xml:space="preserve">after multiple-testing correction (0/344). Because random per-run batch effects do not transfer across independent cohorts, this clean non-replication indicates that the tumor-associated microbiome signal in the primary cohort was a</w:t>
       </w:r>
       <w:r>
         <w:t xml:space="preserve"> </w:t>
@@ -3531,7 +3554,7 @@
         <w:t xml:space="preserve">reduced α-diversity in cancer</w:t>
       </w:r>
       <w:r>
-        <w:t xml:space="preserve">. We therefore present the tissue-microbiome arm as a rigorous, honest, multi-cohort characterisation whose message is cautionary: the widely-claimed tumour</w:t>
+        <w:t xml:space="preserve">. We therefore present the tissue-microbiome arm as a rigorous, honest, multi-cohort characterization whose message is cautionary: the widely-claimed tumor</w:t>
       </w:r>
       <w:r>
         <w:t xml:space="preserve"> </w:t>
@@ -3618,13 +3641,13 @@
       </w:r>
     </w:p>
     <w:bookmarkEnd w:id="31"/>
-    <w:bookmarkStart w:id="32" w:name="Xc3946e6c9515c08f6ac1aa3c6dc5126e961ec92"/>
+    <w:bookmarkStart w:id="32" w:name="X47a1d123b3a6cb7167db83ab15c05a03966c3fc"/>
     <w:p>
       <w:pPr>
         <w:pStyle w:val="Heading3"/>
       </w:pPr>
       <w:r>
-        <w:t xml:space="preserve">Mendelian randomisation does not support microbial causality at current power</w:t>
+        <w:t xml:space="preserve">Mendelian randomization does not support microbial causality at current power</w:t>
       </w:r>
     </w:p>
     <w:p>
@@ -3684,7 +3707,7 @@
         <w:t xml:space="preserve">seropositivity — reached ≥3 genome-wide-significant SNPs</w:t>
       </w:r>
       <w:r>
-        <w:t xml:space="preserve">, all six were selected at a locus-wide threshold of p&lt;1×10⁻⁵ (a choice that can bias toward the null via weak-instrument effects, though the per-SNP F values indicate the instruments themselves are not weak). These F-statistics are computed on the pre-harmonisation instrument set; several SNPs are dropped at harmonisation (per-exposure pre-clump and harmonised-used counts in Supplementary Table S1), so the reported instrument strength characterises the fetched, not the final, SNP set:</w:t>
+        <w:t xml:space="preserve">, all six were selected at a locus-wide threshold of p&lt;1×10⁻⁵ (a choice that can bias toward the null via weak-instrument effects, though the per-SNP F values indicate the instruments themselves are not weak). These F-statistics are computed on the pre-harmonization instrument set; several SNPs are dropped at harmonization (per-exposure pre-clump and harmonized-used counts in Supplementary Table S1), so the reported instrument strength characterizes the fetched, not the final, SNP set:</w:t>
       </w:r>
     </w:p>
     <w:tbl>
@@ -4339,7 +4362,7 @@
         <w:t xml:space="preserve"> </w:t>
       </w:r>
       <w:r>
-        <w:t xml:space="preserve">seropositivity on GC (OR≈1.12; Rao et al. 2025, ref 16) and individual gut genera (Chang et al. 2024, ref 17) — and our confidence intervals (e.g. </w:t>
+        <w:t xml:space="preserve">seropositivity on GC (OR≈1.12) (16) and individual gut genera (17) — and our confidence intervals (e.g. </w:t>
       </w:r>
       <w:r>
         <w:rPr>
@@ -4444,7 +4467,7 @@
         <w:t xml:space="preserve"> </w:t>
       </w:r>
       <w:r>
-        <w:t xml:space="preserve">are known to trigger are enriched in the TCGA tumour-vs-normal transcriptome (pre-ranked GSEA on the tumour-vs-normal Wald statistic;</w:t>
+        <w:t xml:space="preserve">are known to trigger are enriched in the TCGA tumor-vs-normal transcriptome (pre-ranked GSEA on the tumor-vs-normal Wald statistic;</w:t>
       </w:r>
       <w:r>
         <w:t xml:space="preserve"> </w:t>
@@ -4468,7 +4491,7 @@
         <w:t xml:space="preserve">results/integration/microbe_response_{KEGG,GO}.csv</w:t>
       </w:r>
       <w:r>
-        <w:t xml:space="preserve">). Pro-inflammatory microbe-response programmes were enriched among tumour-up genes — cytokine–cytokine-receptor interaction (NES 1.40, p_adj 6.5×10⁻³), IL-17 signalling (NES 1.64, p_adj 6.5×10⁻³) and NF-κB-inducing-kinase activation (GO, NES 1.71, p_adj 0.050) — while metabolic sets (adipocytokine signalling NES −2.14;</w:t>
+        <w:t xml:space="preserve">). Pro-inflammatory microbe-response programs were enriched among tumor-up genes — cytokine–cytokine-receptor interaction (NES 1.40, p_adj 6.5×10⁻³), IL-17 signaling (NES 1.64, p_adj 6.5×10⁻³) and NF-κB-inducing-kinase activation (GO, NES 1.71, p_adj 0.050) — while metabolic sets (adipocytokine signaling NES −2.14;</w:t>
       </w:r>
       <w:r>
         <w:t xml:space="preserve"> </w:t>
@@ -4481,17 +4504,17 @@
         <w:t xml:space="preserve">Salmonella</w:t>
       </w:r>
       <w:r>
-        <w:t xml:space="preserve">-infection NES −1.91) were enriched among tumour-down genes. Because this is a pathway-level signal in bulk tumour tissue and not a test of any microbe–gene relationship, and because the tissue-microbiome arm is itself batch-confounded (§3.8), we report it strictly as hypothesis-generating context, not as evidence of a causal or correlative host–microbiome axis.</w:t>
+        <w:t xml:space="preserve">-infection NES −1.91) were enriched among tumor-down genes. Because this is a pathway-level signal in bulk tumor tissue and not a test of any microbe–gene relationship, and because the tissue-microbiome arm is itself batch-confounded (§3.8), we report it strictly as hypothesis-generating context, not as evidence of a causal or correlative host–microbiome axis.</w:t>
       </w:r>
     </w:p>
     <w:bookmarkEnd w:id="32"/>
-    <w:bookmarkStart w:id="33" w:name="X90207fdf2a2a81e03918c954ea4de9366de9e0c"/>
+    <w:bookmarkStart w:id="33" w:name="Xb461920c4af8b6d94625cf1fa4d047fcd7410c6"/>
     <w:p>
       <w:pPr>
         <w:pStyle w:val="Heading3"/>
       </w:pPr>
       <w:r>
-        <w:t xml:space="preserve">The prognostic module localises to the fibroblast/stromal compartment (single-cell)</w:t>
+        <w:t xml:space="preserve">The prognostic module localizes to the fibroblast/stromal compartment (single-cell)</w:t>
       </w:r>
     </w:p>
     <w:p>
@@ -4499,7 +4522,7 @@
         <w:pStyle w:val="FirstParagraph"/>
       </w:pPr>
       <w:r>
-        <w:t xml:space="preserve">To resolve the cellular origin of the prognostic red module, we analysed a public gastric single-cell RNA-seq dataset spanning the premalignant-to-early-cancer cascade (GSE134520; 43,992 cells after QC, 8 cell types). The module localised</w:t>
+        <w:t xml:space="preserve">To resolve the cellular origin of the prognostic red module, we analyzed a public gastric single-cell RNA-seq dataset (18) spanning the premalignant-to-early-cancer cascade (GSE134520; 43,992 cells after QC, 8 cell types). The module localized</w:t>
       </w:r>
       <w:r>
         <w:t xml:space="preserve"> </w:t>
@@ -4512,7 +4535,7 @@
         <w:t xml:space="preserve">unambiguously to fibroblasts</w:t>
       </w:r>
       <w:r>
-        <w:t xml:space="preserve">: 28 of 29 red-module hub genes had their dominant expression in the fibroblast compartment (POSTN 0.97, COL1A2 0.98, CDH11 0.96, LUM 0.97, COL1A1/COL3A1/BGN/DCN all &gt;0.96 fraction-in-dominant-type), with essentially no tumour-epithelial signal. Among signature genes, stromal members likewise tracked fibroblasts (POSTN, APOD, MATN3), epithelial-programme genes localised to epithelium (EGF, SP6, RNF43), and SERPINE1 to endothelium. The single exception was FAP, which was assigned to the endothelial rather than the fibroblast compartment (fraction-in-dominant 0.71); we report this honestly rather than explain it away — it may reflect the scarcity of activated (FAP⁺) cancer-associated fibroblasts in this premalignant/early-stage dataset, where fibroblasts are only ~4% of cells. Thus the survival-associated bulk module localises, at single-cell resolution, to the</w:t>
+        <w:t xml:space="preserve">: 28 of 29 red-module hub genes had their dominant expression in the fibroblast compartment (POSTN 0.97, COL1A2 0.98, CDH11 0.96, LUM 0.97, COL1A1/COL3A1/BGN/DCN all &gt;0.96 fraction-in-dominant-type), with essentially no tumor-epithelial signal. Among signature genes, stromal members likewise tracked fibroblasts (POSTN, APOD, MATN3), epithelial-program genes localized to epithelium (EGF, SP6, RNF43), and SERPINE1 to endothelium. The single exception was FAP, which was assigned to the endothelial rather than the fibroblast compartment (fraction-in-dominant 0.71); we report this honestly rather than explain it away — it may reflect the scarcity of activated (FAP⁺) cancer-associated fibroblasts in this premalignant/early-stage dataset, where fibroblasts are only ~4% of cells. Thus the survival-associated bulk module localizes, at single-cell resolution, to the</w:t>
       </w:r>
       <w:r>
         <w:t xml:space="preserve"> </w:t>
@@ -4528,7 +4551,7 @@
         <w:t xml:space="preserve"> </w:t>
       </w:r>
       <w:r>
-        <w:t xml:space="preserve">rather than the tumour epithelium. We are careful not to overstate this, and disclose a specific circularity: the fibroblast cluster itself was annotated using a canonical marker panel (DCN, LUM, COL1A1, COL1A2, PDGFRB, FAP, COL3A1), six members of which are also among the 29 hub genes tested, so for that subset fibroblast-dominance is guaranteed by construction rather than independently demonstrated. We therefore re-ran the localisation on the</w:t>
+        <w:t xml:space="preserve">rather than the tumor epithelium. We are careful not to overstate this, and disclose a specific circularity: the fibroblast cluster itself was annotated using a canonical marker panel (DCN, LUM, COL1A1, COL1A2, PDGFRB, FAP, COL3A1), six members of which are also among the 29 hub genes tested, so for that subset fibroblast-dominance is guaranteed by construction rather than independently demonstrated. We therefore re-ran the localization on the</w:t>
       </w:r>
       <w:r>
         <w:t xml:space="preserve"> </w:t>
@@ -4569,7 +4592,7 @@
         <w:t xml:space="preserve">results/scrna/gene_dominant_celltype_noncircular.csv</w:t>
       </w:r>
       <w:r>
-        <w:t xml:space="preserve">), and the single non-fibroblast gene in the full panel (FAP → endothelial) was itself one of the six annotation markers removed. The fibroblast localisation is thus robust to the circularity, but — because the tested genes are canonical fibroblast/ECM markers — it confirms the</w:t>
+        <w:t xml:space="preserve">), and the single non-fibroblast gene in the full panel (FAP → endothelial) was itself one of the six annotation markers removed. The fibroblast localization is thus robust to the circularity, but — because the tested genes are canonical fibroblast/ECM markers — it confirms the</w:t>
       </w:r>
       <w:r>
         <w:t xml:space="preserve"> </w:t>
@@ -4585,17 +4608,17 @@
         <w:t xml:space="preserve"> </w:t>
       </w:r>
       <w:r>
-        <w:t xml:space="preserve">of the programme rather than constituting an independent test of its prognostic specificity. Two further limits bound the inference: the dataset is premalignant/early-stage (fibroblasts only ~4% of cells; no myCAF/iCAF sub-clustering was attempted, and FAP — the one activated-CAF marker — did not localise to fibroblasts), and enzymatic-dissociation scRNA-seq protocols systematically under-recover ECM-embedded fibroblasts relative to epithelial/immune cells, which could itself depress fibroblast yield and FAP capture independent of disease stage. For these reasons we describe this as a</w:t>
-      </w:r>
-      <w:r>
-        <w:t xml:space="preserve"> </w:t>
-      </w:r>
-      <w:r>
-        <w:rPr>
-          <w:b/>
-          <w:bCs/>
-        </w:rPr>
-        <w:t xml:space="preserve">fibroblast/stromal programme</w:t>
+        <w:t xml:space="preserve">of the program rather than constituting an independent test of its prognostic specificity. Two further limits bound the inference: the dataset is premalignant/early-stage (fibroblasts only ~4% of cells; no myCAF/iCAF sub-clustering was attempted, and FAP — the one activated-CAF marker — did not localize to fibroblasts), and enzymatic-dissociation scRNA-seq protocols systematically under-recover ECM-embedded fibroblasts relative to epithelial/immune cells, which could itself depress fibroblast yield and FAP capture independent of disease stage. For these reasons we describe this as a</w:t>
+      </w:r>
+      <w:r>
+        <w:t xml:space="preserve"> </w:t>
+      </w:r>
+      <w:r>
+        <w:rPr>
+          <w:b/>
+          <w:bCs/>
+        </w:rPr>
+        <w:t xml:space="preserve">fibroblast/stromal program</w:t>
       </w:r>
       <w:r>
         <w:t xml:space="preserve"> </w:t>
@@ -4647,7 +4670,7 @@
         <w:pStyle w:val="FirstParagraph"/>
       </w:pPr>
       <w:r>
-        <w:t xml:space="preserve">Querying the integrated tumour signature (top 150 up / 150 down genes by tumour-vs-normal t) against LINCS L1000 and GEO drug-perturbation libraries (Enrichr) for compounds whose perturbation profile</w:t>
+        <w:t xml:space="preserve">Querying the integrated tumor signature (top 150 up / 150 down genes by tumor-vs-normal t) against LINCS L1000 and GEO drug-perturbation libraries (Enrichr) for compounds whose perturbation profile</w:t>
       </w:r>
       <w:r>
         <w:t xml:space="preserve"> </w:t>
@@ -4663,7 +4686,7 @@
         <w:t xml:space="preserve"> </w:t>
       </w:r>
       <w:r>
-        <w:t xml:space="preserve">the tumour signature nominated a robust set of candidates that reverse it on</w:t>
+        <w:t xml:space="preserve">the tumor signature nominated a robust set of candidates that reverse it on</w:t>
       </w:r>
       <w:r>
         <w:t xml:space="preserve"> </w:t>
@@ -4679,7 +4702,7 @@
         <w:t xml:space="preserve"> </w:t>
       </w:r>
       <w:r>
-        <w:t xml:space="preserve">(repressing tumour-up genes</w:t>
+        <w:t xml:space="preserve">(repressing tumor-up genes</w:t>
       </w:r>
       <w:r>
         <w:t xml:space="preserve"> </w:t>
@@ -4695,7 +4718,7 @@
         <w:t xml:space="preserve"> </w:t>
       </w:r>
       <w:r>
-        <w:t xml:space="preserve">inducing tumour-down genes). The strongest were dominated by</w:t>
+        <w:t xml:space="preserve">inducing tumor-down genes). The strongest were dominated by</w:t>
       </w:r>
       <w:r>
         <w:t xml:space="preserve"> </w:t>
@@ -4721,7 +4744,7 @@
         <w:t xml:space="preserve">palbociclib</w:t>
       </w:r>
       <w:r>
-        <w:t xml:space="preserve">, CDK4/6), alongside FGFR/multikinase inhibitors (PD-173074, dovitinib, foretinib) and the polyphenol resveratrol — all concordant with the proliferation-dominated programme. The CDK/HDAC/multikinase classes nominated independently from the TCGA-only signature (roscovitine, belinostat, dasatinib) were reproduced, confirming robustness across the TCGA-only and integrated TCGA+GTEx signatures. These predictions remain</w:t>
+        <w:t xml:space="preserve">, CDK4/6), alongside FGFR/multikinase inhibitors (PD-173074, dovitinib, foretinib) and the polyphenol resveratrol — all concordant with the proliferation-dominated program. The CDK/HDAC/multikinase classes nominated independently from the TCGA-only signature (roscovitine, belinostat, dasatinib) were reproduced, confirming robustness across the TCGA-only and integrated TCGA+GTEx signatures. These predictions remain</w:t>
       </w:r>
       <w:r>
         <w:t xml:space="preserve"> </w:t>
@@ -4906,7 +4929,7 @@
         <w:t xml:space="preserve"> </w:t>
       </w:r>
       <w:r>
-        <w:t xml:space="preserve">— is robust and triangulated across bulk co-expression, an externally-validated signature and single-cell localisation; the accompanying proliferation/DNA-repair transcriptional programme (with diffuse-restricted EMT) and macrophage-weighted immune microenvironment are internally consistent and externally anchored (deconvolution validated against measured leukocyte fraction). In the secondary arm we characterise tumour-microbiome dysbiosis observationally and, rather than assuming causality, test it directly: the MR analysis does not license a causal claim for any tested microbe. A distinct methodological contribution across both arms is therefore to</w:t>
+        <w:t xml:space="preserve">— is robust and triangulated across bulk co-expression, an externally-validated signature and single-cell localization; the accompanying proliferation/DNA-repair transcriptional program (with diffuse-restricted EMT) and macrophage-weighted immune microenvironment are internally consistent and externally anchored (deconvolution validated against measured leukocyte fraction). In the secondary arm we characterize tumor-microbiome dysbiosis observationally and, rather than assuming causality, test it directly: the MR analysis does not license a causal claim for any tested microbe. A distinct methodological contribution across both arms is therefore to</w:t>
       </w:r>
       <w:r>
         <w:t xml:space="preserve"> </w:t>
@@ -4946,7 +4969,7 @@
         <w:t xml:space="preserve"> </w:t>
       </w:r>
       <w:r>
-        <w:t xml:space="preserve">rather than a novel discovery or a ready-made clinical tool. We do not claim the stromal/CAF-prognosis link as new — it is well established — but provide unusually rigorous, multi-modal</w:t>
+        <w:t xml:space="preserve">rather than a novel discovery or a ready-made clinical tool. We do not claim the stromal/CAF-prognosis link as new — it is well established (21) — but provide unusually rigorous, multi-modal</w:t>
       </w:r>
       <w:r>
         <w:t xml:space="preserve"> </w:t>
@@ -4962,17 +4985,17 @@
         <w:t xml:space="preserve"> </w:t>
       </w:r>
       <w:r>
-        <w:t xml:space="preserve">of it: the convergence of a power-robust survival-associated WGCNA module, its overlap with the prognostic signature, its single-cell localisation to fibroblasts, and an honest external decision-curve analysis points consistently to the</w:t>
-      </w:r>
-      <w:r>
-        <w:t xml:space="preserve"> </w:t>
-      </w:r>
-      <w:r>
-        <w:rPr>
-          <w:b/>
-          <w:bCs/>
-        </w:rPr>
-        <w:t xml:space="preserve">tumour stroma / cancer-associated fibroblasts</w:t>
+        <w:t xml:space="preserve">of it: the convergence of a power-robust survival-associated WGCNA module, its overlap with the prognostic signature, its single-cell localization to fibroblasts, and an honest external decision-curve analysis points consistently to the</w:t>
+      </w:r>
+      <w:r>
+        <w:t xml:space="preserve"> </w:t>
+      </w:r>
+      <w:r>
+        <w:rPr>
+          <w:b/>
+          <w:bCs/>
+        </w:rPr>
+        <w:t xml:space="preserve">tumor stroma / cancer-associated fibroblasts</w:t>
       </w:r>
       <w:r>
         <w:t xml:space="preserve"> </w:t>
@@ -4994,7 +5017,7 @@
         <w:t xml:space="preserve"> </w:t>
       </w:r>
       <w:r>
-        <w:t xml:space="preserve">of this convergence: the WGCNA module and the LASSO signature are both derived from the same TCGA cohort, so their agreement is internal consistency rather than independent replication; only 3 of the 25 signature genes (SERPINE1, POSTN, MATN3) fall within the module; and the single-cell step uses canonical fibroblast markers (DCN, LUM, COL1A1/COL1A2, FAP, COL3A1) both to define the fibroblast cluster and as the localisation readout, a partial circularity. The evidential strength here is</w:t>
+        <w:t xml:space="preserve">of this convergence: the WGCNA module and the LASSO signature are both derived from the same TCGA cohort, so their agreement is internal consistency rather than independent replication; only 3 of the 25 signature genes (SERPINE1, POSTN, MATN3) — each independently reported as prognostic in gastric cancer (9,10) — fall within the module; and the single-cell step uses canonical fibroblast markers (DCN, LUM, COL1A1/COL1A2, FAP, COL3A1) (11) both to define the fibroblast cluster and as the localization readout, a partial circularity. The evidential strength here is</w:t>
       </w:r>
       <w:r>
         <w:t xml:space="preserve"> </w:t>
@@ -5044,23 +5067,23 @@
         <w:pStyle w:val="BodyText"/>
       </w:pPr>
       <w:r>
-        <w:t xml:space="preserve">The microbiome results carry a cautionary methodological message. Reprocessing the discovery cohort from raw reads revealed that its tumour-versus-normal contrast is</w:t>
-      </w:r>
-      <w:r>
-        <w:t xml:space="preserve"> </w:t>
-      </w:r>
-      <w:r>
-        <w:rPr>
-          <w:b/>
-          <w:bCs/>
-        </w:rPr>
-        <w:t xml:space="preserve">confounded with sequencing batch</w:t>
-      </w:r>
-      <w:r>
-        <w:t xml:space="preserve"> </w:t>
-      </w:r>
-      <w:r>
-        <w:t xml:space="preserve">(tumour and normal libraries sequenced on separate flowcells), so the apparent tumour</w:t>
+        <w:t xml:space="preserve">The microbiome results carry a cautionary methodological message. Reprocessing the discovery cohort from raw reads revealed that its tumor-versus-normal contrast is</w:t>
+      </w:r>
+      <w:r>
+        <w:t xml:space="preserve"> </w:t>
+      </w:r>
+      <w:r>
+        <w:rPr>
+          <w:b/>
+          <w:bCs/>
+        </w:rPr>
+        <w:t xml:space="preserve">confounded with sequencing batch (5)</w:t>
+      </w:r>
+      <w:r>
+        <w:t xml:space="preserve"> </w:t>
+      </w:r>
+      <w:r>
+        <w:t xml:space="preserve">(tumor and normal libraries sequenced on separate flowcells), so the apparent tumor</w:t>
       </w:r>
       <w:r>
         <w:t xml:space="preserve"> </w:t>
@@ -5236,7 +5259,7 @@
         <w:pStyle w:val="BodyText"/>
       </w:pPr>
       <w:r>
-        <w:t xml:space="preserve">The in-silico drug-repurposing arm (§3.11) connects back to this biology rather than standing apart from it: the nominated PI3K/mTOR and CDK4/6 inhibitor classes reverse the proliferation-dominated tumour-up programme identified in §3.1–3.2, so they are best read as candidate anti-proliferative directions consistent with the transcriptomic biology, not as gastric-cancer-specific or stroma-targeting leads, and they remain unvalidated hypotheses.</w:t>
+        <w:t xml:space="preserve">The in-silico drug-repurposing arm (§3.11) connects back to this biology rather than standing apart from it: the nominated PI3K/mTOR and CDK4/6 inhibitor classes (19) reverse the proliferation-dominated tumor-up program identified in §3.1–3.2, so they are best read as candidate anti-proliferative directions consistent with the transcriptomic biology, not as gastric-cancer-specific or stroma-targeting leads, and they remain unvalidated hypotheses.</w:t>
       </w:r>
     </w:p>
     <w:p>
@@ -5283,7 +5306,7 @@
         <w:t xml:space="preserve"> </w:t>
       </w:r>
       <w:r>
-        <w:t xml:space="preserve">that illuminate the stromal/fibroblast biology of prognosis; they are not validated clinical decision tools. The signature’s out-of-sample added value over staging is decision-analytically negligible (external ΔC +0.005, no decision-curve benefit), its discrimination is modest and time-limited, and the nomogram additionally requires tumour mutational burden — an NGS-derived covariate not routinely available in the community settings where staging is applied. A forward-looking, testable clinical hypothesis follows from the GSE84437 non-validation (§3.4): because a stromal/desmoplastic signature discriminates by capturing variation in invasion-linked stromal content, its incremental value, if any, is most plausible in</w:t>
+        <w:t xml:space="preserve">that illuminate the stromal/fibroblast biology of prognosis; they are not validated clinical decision tools. The signature’s out-of-sample added value over staging is decision-analytically negligible (external ΔC +0.005, no decision-curve benefit), its discrimination is modest and time-limited, and the nomogram additionally requires tumor mutational burden — an NGS-derived covariate not routinely available in the community settings where staging is applied. A forward-looking, testable clinical hypothesis follows from the GSE84437 non-validation (§3.4): because a stromal/desmoplastic signature discriminates by capturing variation in invasion-linked stromal content, its incremental value, if any, is most plausible in</w:t>
       </w:r>
       <w:r>
         <w:t xml:space="preserve"> </w:t>
@@ -5317,7 +5340,7 @@
         </w:numPr>
       </w:pPr>
       <w:r>
-        <w:t xml:space="preserve">Transcriptomic cohorts span RNA-seq and microarray platforms; batch and platform effects are mitigated by within-cohort standardisation but not eliminated. (2) The 25-gene signature is only modestly and transiently prognostic — leakage-free nested-CV C=0.61 (not the apparent 0.72), a conservative Hartung–Knapp meta-analysis of the three external cohorts is non-significant (pooled HR 1.19, 95% CI 0.96–1.47), the ACRG effect is non-proportional (strong early, null by 3–5 yr), and it adds no decision-analytic value over staging. Bootstrap stability selection (B=200) retained no signature gene at high stability: 13 of the 25 genes were selected in &gt;50% of resamples but</w:t>
+        <w:t xml:space="preserve">Transcriptomic cohorts span RNA-seq and microarray platforms; batch and platform effects are mitigated by within-cohort standardization but not eliminated. (2) The 25-gene signature is only modestly and transiently prognostic — leakage-free nested-CV C=0.61 (not the apparent 0.72), a conservative Hartung–Knapp meta-analysis of the three external cohorts is non-significant (pooled HR 1.19, 95% CI 0.96–1.47), the ACRG effect is non-proportional (strong early, null by 3–5 yr), and it adds no decision-analytic value over staging. Bootstrap stability selection (B=200) retained no signature gene at high stability: 13 of the 25 genes were selected in &gt;50% of resamples but</w:t>
       </w:r>
       <w:r>
         <w:t xml:space="preserve"> </w:t>
@@ -5333,7 +5356,7 @@
         <w:t xml:space="preserve"> </w:t>
       </w:r>
       <w:r>
-        <w:t xml:space="preserve">(median selection frequency 0.505; the most stable were NETO2 0.77, EGF 0.75, SRMS 0.73 and SERPINE1 0.70, while the stromal-module members POSTN and MATN3 were selected only 38% and 22% of the time), so individual members should not be over-interpreted; the robust prognostic finding is the externally-preserved co-expression module, not the gene list. (3) The clinical nomogram is single-cohort with modest discrimination (selection-inclusive corrected C≈0.64, EPV≈8) and no external validation; it also requires TMB (an NGS-derived covariate not routinely available), a real-world deployability barrier beyond the statistical ones. (4) In the tumour-tissue microbiome, the discovery cohort has tumour/normal confounded with sequencing batch, and across three cohorts the oral-taxa signal is comparator-dependent and does not generalise (only reduced α-diversity replicates); the arm is therefore exploratory/cautionary rather than a validated biomarker, at genus-level resolution. (5) MR used European instruments and a modestly-powered European outcome; the null results are power-limited, and the microbiome-GWAS/tissue-16S populations differ (gut vs gastric, European vs Japanese). (6) No experimental validation was performed; all inference is computational.</w:t>
+        <w:t xml:space="preserve">(median selection frequency 0.505; the most stable were NETO2 0.77, EGF 0.75, SRMS 0.73 and SERPINE1 0.70, while the stromal-module members POSTN and MATN3 were selected only 38% and 22% of the time), so individual members should not be over-interpreted; the robust prognostic finding is the externally-preserved co-expression module, not the gene list. (3) The clinical nomogram is single-cohort with modest discrimination (selection-inclusive corrected C≈0.64, EPV≈8) and no external validation; it also requires TMB (an NGS-derived covariate not routinely available), a real-world deployability barrier beyond the statistical ones. (4) In the tumor-tissue microbiome, the discovery cohort has tumor/normal confounded with sequencing batch, and across three cohorts the oral-taxa signal is comparator-dependent and does not generalise (only reduced α-diversity replicates); the arm is therefore exploratory/cautionary rather than a validated biomarker, at genus-level resolution. (5) MR used European instruments and a modestly-powered European outcome; the null results are power-limited, and the microbiome-GWAS/tissue-16S populations differ (gut vs gastric, European vs Japanese). (6) No experimental validation was performed; all inference is computational.</w:t>
       </w:r>
     </w:p>
     <w:bookmarkEnd w:id="36"/>
@@ -5362,13 +5385,13 @@
           <w:b/>
           <w:bCs/>
         </w:rPr>
-        <w:t xml:space="preserve">externally validated stromal/cancer-associated-fibroblast (CAF) programme</w:t>
-      </w:r>
-      <w:r>
-        <w:t xml:space="preserve"> </w:t>
-      </w:r>
-      <w:r>
-        <w:t xml:space="preserve">as the reproducible transcriptomic biology underlying gastric-cancer prognosis. The programme is not a single-cohort artefact: its co-expression module is strongly preserved in three independent transcriptomic cohorts (module-preservation Zsummary 15.9–17.1) and remains independently prognostic in each (external eigengene HR/SD 1.24–1.55, all</w:t>
+        <w:t xml:space="preserve">externally validated stromal/cancer-associated-fibroblast (CAF) program</w:t>
+      </w:r>
+      <w:r>
+        <w:t xml:space="preserve"> </w:t>
+      </w:r>
+      <w:r>
+        <w:t xml:space="preserve">as the reproducible transcriptomic biology underlying gastric-cancer prognosis. The program is not a single-cohort artefact: its co-expression module is strongly preserved in three independent transcriptomic cohorts (module-preservation Zsummary 15.9–17.1) and remains independently prognostic in each (external eigengene HR/SD 1.24–1.55, all</w:t>
       </w:r>
       <w:r>
         <w:t xml:space="preserve"> </w:t>
@@ -5381,7 +5404,7 @@
         <w:t xml:space="preserve">p</w:t>
       </w:r>
       <w:r>
-        <w:t xml:space="preserve">&lt;0.005), and single-cell data localise it unambiguously to the fibroblast compartment. Around this positive finding we draw the boundaries of what the data support with equal rigour. The 25-gene operationalisation of the programme is genuinely but modestly prognostic — its leakage-free discrimination (nested-CV Harrell C 0.61) is well below its apparent performance (C 0.72), its early hazard separation attenuates over time, and it adds little decision-analytic value beyond stage; it is therefore a biological readout, not a stand-alone clinical test.</w:t>
+        <w:t xml:space="preserve">&lt;0.005), and single-cell data localize it unambiguously to the fibroblast compartment. Around this positive finding we draw the boundaries of what the data support with equal rigor. The 25-gene operationalisation of the program is genuinely but modestly prognostic — its leakage-free discrimination (nested-CV Harrell C 0.61) is well below its apparent performance (C 0.72), its early hazard separation attenuates over time, and it adds little decision-analytic value beyond stage; it is therefore a biological readout, not a stand-alone clinical test.</w:t>
       </w:r>
     </w:p>
     <w:p>
@@ -5389,7 +5412,7 @@
         <w:pStyle w:val="BodyText"/>
       </w:pPr>
       <w:r>
-        <w:t xml:space="preserve">The two secondary arms are, by design, cautionary rather than confirmatory. The apparent tumour-tissue microbial dysbiosis proved comparator-dependent and confounded by sequencing batch, replicating only where a batch-clean external cohort permits — a concrete illustration of how readily tissue-microbiome signals can be manufactured by design artefacts. The Mendelian-randomisation analysis, with a full sensitivity suite, returned a consistent null across all six exposures and both ancestries: at current instrument and outcome power, the data provide no support for a causal microbial effect on gastric-cancer risk. Taken together, the work delivers one robust, replicated prognostic biology and an explicit, honestly-bounded account of the observational-versus-causal distinction that is too often blurred in this literature — a distinction we regard as central to the study’s contribution.</w:t>
+        <w:t xml:space="preserve">The two secondary arms are, by design, cautionary rather than confirmatory. The apparent tumor-tissue microbial dysbiosis proved comparator-dependent and confounded by sequencing batch, replicating only where a batch-clean external cohort permits — a concrete illustration of how readily tissue-microbiome signals can be manufactured by design artefacts. The Mendelian-randomization analysis, with a full sensitivity suite, returned a consistent null across all six exposures and both ancestries: at current instrument and outcome power, the data provide no support for a causal microbial effect on gastric-cancer risk. Taken together, the work delivers one robust, replicated prognostic biology and an explicit, honestly-bounded account of the observational-versus-causal distinction that is too often blurred in this literature — a distinction we regard as central to the study’s contribution.</w:t>
       </w:r>
     </w:p>
     <w:bookmarkEnd w:id="38"/>
@@ -5451,7 +5474,7 @@
         <w:t xml:space="preserve"> </w:t>
       </w:r>
       <w:r>
-        <w:t xml:space="preserve">2020, PMC7766162; paired tumour/non-tumour, V3–V4) and PRJNA413125 (Portugal; Ferreira et al. 2018, ref 4; gastritis vs carcinoma, V5–V6) as independent validation cohorts. GWAS summary statistics: IEU OpenGWAS — exposures</w:t>
+        <w:t xml:space="preserve">2020, PMC7766162; paired tumor/non-tumor, V3–V4) and PRJNA413125 (Portugal; Ferreira et al. 2018, ref 4; gastritis vs carcinoma, V5–V6) as independent validation cohorts. GWAS summary statistics: IEU OpenGWAS — exposures</w:t>
       </w:r>
       <w:r>
         <w:t xml:space="preserve"> </w:t>
@@ -5553,7 +5576,7 @@
         <w:t xml:space="preserve"> </w:t>
       </w:r>
       <w:r>
-        <w:t xml:space="preserve">(East-Asian sensitivity). The harmonised MR instrument tables (per-SNP rsID, effect allele, per-SNP F) and the</w:t>
+        <w:t xml:space="preserve">(East-Asian sensitivity). The harmonized MR instrument tables (per-SNP rsID, effect allele, per-SNP F) and the</w:t>
       </w:r>
       <w:r>
         <w:t xml:space="preserve"> </w:t>
@@ -5685,7 +5708,7 @@
         <w:t xml:space="preserve"> </w:t>
       </w:r>
       <w:r>
-        <w:t xml:space="preserve">This research received no specific grant from any funding agency in the public, commercial, or not-for-profit sectors. ⟦If a grant applies, replace with agency name and grant number.⟧</w:t>
+        <w:t xml:space="preserve">This research received no specific grant from any funding agency in the public, commercial, or not-for-profit sectors. ⟦PLACEHOLDER — if a grant applies, replace with agency name and grant number⟧</w:t>
       </w:r>
     </w:p>
     <w:p>
@@ -5721,7 +5744,7 @@
         <w:t xml:space="preserve"> </w:t>
       </w:r>
       <w:r>
-        <w:t xml:space="preserve">⟦AUTHOR INITIALS⟧ conceived and designed the study. ⟦AUTHOR INITIALS⟧ curated the public datasets and performed the bioinformatic and statistical analyses (differential expression, WGCNA, LASSO-Cox signature, immune deconvolution, single-cell, microbiome and Mendelian-randomisation pipelines). ⟦AUTHOR INITIALS⟧ interpreted the results. ⟦AUTHOR INITIALS⟧ drafted the manuscript; all authors critically revised it for important intellectual content. ⟦CORRESPONDING-AUTHOR INITIALS⟧ supervised the work. All authors read and approved the final manuscript. (Assign the bracketed initials to the named authors on the Title Page.)</w:t>
+        <w:t xml:space="preserve">⟦PLACEHOLDER — AUTHOR INITIALS⟧ conceived and designed the study. ⟦PLACEHOLDER — AUTHOR INITIALS⟧ curated the public datasets and performed the bioinformatic and statistical analyses (differential expression, WGCNA, LASSO-Cox signature, immune deconvolution, single-cell, microbiome and Mendelian-randomization pipelines). ⟦PLACEHOLDER — AUTHOR INITIALS⟧ interpreted the results. ⟦PLACEHOLDER — AUTHOR INITIALS⟧ drafted the manuscript; all authors critically revised it for important intellectual content. ⟦PLACEHOLDER — CORRESPONDING-AUTHOR INITIALS⟧ supervised the work. All authors read and approved the final manuscript. (Assign the bracketed initials to the named authors on the Title Page.)</w:t>
       </w:r>
     </w:p>
     <w:p>
@@ -6799,7 +6822,7 @@
       </w:r>
     </w:p>
     <w:bookmarkEnd w:id="40"/>
-    <w:bookmarkStart w:id="65" w:name="figures"/>
+    <w:bookmarkStart w:id="44" w:name="figures"/>
     <w:p>
       <w:pPr>
         <w:pStyle w:val="Heading2"/>
@@ -6815,7 +6838,7 @@
       <w:r>
         <w:drawing>
           <wp:inline>
-            <wp:extent cx="5334000" cy="5647764"/>
+            <wp:extent cx="5334000" cy="4643717"/>
             <wp:effectExtent b="0" l="0" r="0" t="0"/>
             <wp:docPr descr="Figure 1" title="" id="42" name="Picture"/>
             <a:graphic>
@@ -6836,7 +6859,7 @@
                   <pic:spPr bwMode="auto">
                     <a:xfrm>
                       <a:off x="0" y="0"/>
-                      <a:ext cx="5334000" cy="5647764"/>
+                      <a:ext cx="5334000" cy="4643717"/>
                     </a:xfrm>
                     <a:prstGeom prst="rect">
                       <a:avLst/>
@@ -6868,72 +6891,339 @@
         <w:pStyle w:val="BodyText"/>
       </w:pPr>
       <w:r>
-        <w:rPr>
-          <w:b/>
-          <w:bCs/>
-        </w:rPr>
-        <w:t xml:space="preserve">Figure 1. Tumour transcriptional programmes.</w:t>
-      </w:r>
-      <w:r>
-        <w:t xml:space="preserve"> </w:t>
-      </w:r>
-      <w:r>
-        <w:t xml:space="preserve">(A) Hallmark GSEA, tumour vs normal (diverging NES, coloured by −log₁₀ adjusted-p): E2F/G2M/MYC/EMT up, oxidative-phosphorylation and fatty-acid metabolism down. (B) Diffuse vs intestinal: EMT, inflammatory and IL6/TNF-NF-κB programmes up in diffuse.</w:t>
-      </w:r>
-    </w:p>
-    <w:p>
-      <w:pPr>
-        <w:pStyle w:val="CaptionedFigure"/>
-      </w:pPr>
-      <w:r>
-        <w:drawing>
-          <wp:inline>
-            <wp:extent cx="5334000" cy="4364181"/>
-            <wp:effectExtent b="0" l="0" r="0" t="0"/>
-            <wp:docPr descr="Figure 2" title="" id="45" name="Picture"/>
-            <a:graphic>
-              <a:graphicData uri="http://schemas.openxmlformats.org/drawingml/2006/picture">
-                <pic:pic>
-                  <pic:nvPicPr>
-                    <pic:cNvPr descr="results/figures/Fig2.png" id="46" name="Picture"/>
-                    <pic:cNvPicPr>
-                      <a:picLocks noChangeArrowheads="1" noChangeAspect="1"/>
-                    </pic:cNvPicPr>
-                  </pic:nvPicPr>
-                  <pic:blipFill>
-                    <a:blip r:embed="rId44"/>
-                    <a:stretch>
-                      <a:fillRect/>
-                    </a:stretch>
-                  </pic:blipFill>
-                  <pic:spPr bwMode="auto">
-                    <a:xfrm>
-                      <a:off x="0" y="0"/>
-                      <a:ext cx="5334000" cy="4364181"/>
-                    </a:xfrm>
-                    <a:prstGeom prst="rect">
-                      <a:avLst/>
-                    </a:prstGeom>
-                    <a:noFill/>
-                    <a:ln w="9525">
-                      <a:noFill/>
-                      <a:headEnd/>
-                      <a:tailEnd/>
-                    </a:ln>
-                  </pic:spPr>
-                </pic:pic>
-              </a:graphicData>
-            </a:graphic>
-          </wp:inline>
-        </w:drawing>
-      </w:r>
-    </w:p>
-    <w:p>
-      <w:pPr>
-        <w:pStyle w:val="ImageCaption"/>
-      </w:pPr>
-      <w:r>
-        <w:t xml:space="preserve">Figure 2</w:t>
+        <w:t xml:space="preserve">Figure 1. Transcriptional programmes distinguishing gastric tumours from normal mucosa and diffuse-type from intestinal-type tumours.</w:t>
+      </w:r>
+    </w:p>
+    <w:p>
+      <w:pPr>
+        <w:numPr>
+          <w:ilvl w:val="0"/>
+          <w:numId w:val="1004"/>
+        </w:numPr>
+      </w:pPr>
+      <w:r>
+        <w:t xml:space="preserve">Bar plot showing Hallmark gene-set enrichment analysis (GSEA) results for the tumour-versus-normal comparison. The x-axis represents the normalised enrichment score (NES), which is the enrichment score scaled for gene-set size so that sets of different sizes are directly comparable; a positive NES indicates enrichment in tumours and a negative NES indicates enrichment in normal tissue. Bars are coloured by the −log10 adjusted P value, and only gene sets reaching a false-discovery-rate-adjusted P value below 0.05 are shown. Cell-cycle programmes (E2F targets, NES 3.75; G2M checkpoint, NES 3.64) and MYC targets (NES 2.67) are enriched in tumours, whereas oxidative phosphorylation (NES −2.54) and fatty-acid metabolism (NES −2.58) are depleted.</w:t>
+      </w:r>
+    </w:p>
+    <w:p>
+      <w:pPr>
+        <w:numPr>
+          <w:ilvl w:val="0"/>
+          <w:numId w:val="1004"/>
+        </w:numPr>
+      </w:pPr>
+      <w:r>
+        <w:t xml:space="preserve">Bar plot showing Hallmark GSEA results for the comparison of diffuse-type with intestinal-type tumours as defined by the Lauren classification, a histological scheme that separates gastric cancers into cohesive gland-forming (intestinal) and poorly cohesive infiltrative (diffuse) types. A positive NES indicates enrichment in diffuse tumours. Epithelial–mesenchymal transition (EMT) is the most strongly enriched programme (NES 3.17, adjusted P = 1.6 × 10⁻⁴⁰), accompanied by inflammatory, interleukin-6–JAK–STAT3 and tumour-necrosis-factor-α–NF-κB signalling.</w:t>
+      </w:r>
+    </w:p>
+    <w:p>
+      <w:pPr>
+        <w:pStyle w:val="FirstParagraph"/>
+      </w:pPr>
+      <w:r>
+        <w:t xml:space="preserve">Figure 2. Development and honest evaluation of the 25-gene LASSO–Cox prognostic signature.</w:t>
+      </w:r>
+    </w:p>
+    <w:p>
+      <w:pPr>
+        <w:numPr>
+          <w:ilvl w:val="0"/>
+          <w:numId w:val="1005"/>
+        </w:numPr>
+      </w:pPr>
+      <w:r>
+        <w:t xml:space="preserve">Kaplan–Meier survival curves for patients in The Cancer Genome Atlas stomach adenocarcinoma (TCGA-STAD) cohort stratified into high-risk and low-risk groups at the median signature score (n = 383, 156 deaths). The x-axis represents follow-up time in months and the y-axis represents overall survival probability. Shaded bands denote 95% confidence intervals and the P value is from the log-rank test.</w:t>
+      </w:r>
+    </w:p>
+    <w:p>
+      <w:pPr>
+        <w:numPr>
+          <w:ilvl w:val="0"/>
+          <w:numId w:val="1005"/>
+        </w:numPr>
+      </w:pPr>
+      <w:r>
+        <w:t xml:space="preserve">Forest plot showing the hazard ratio per one standard deviation increase in signature score in each external validation cohort, adjusted for age and stage, together with the Hartung–Knapp random-effects pooled estimate. Squares represent point estimates, horizontal lines represent 95% confidence intervals, and the diamond represents the pooled estimate (hazard ratio 1.19, 95% confidence interval 0.96–1.47; prediction interval 0.90–1.57). The pooled effect does not reach statistical significance.</w:t>
+      </w:r>
+    </w:p>
+    <w:p>
+      <w:pPr>
+        <w:numPr>
+          <w:ilvl w:val="0"/>
+          <w:numId w:val="1005"/>
+        </w:numPr>
+      </w:pPr>
+      <w:r>
+        <w:t xml:space="preserve">Point-and-interval (forest) plot comparing discrimination measured with and without information leakage. The leakage-free estimate is obtained from 20 repeats of 5-fold nested cross-validation, in which gene selection and model fitting occur only inside the training folds (Harrell C = 0.611, 95% confidence interval 0.562–0.659; Uno C = 0.573), whereas the apparent estimate re-uses the same samples for selection and evaluation (C = 0.72). The difference of approximately 0.11 quantifies optimism.</w:t>
+      </w:r>
+    </w:p>
+    <w:p>
+      <w:pPr>
+        <w:numPr>
+          <w:ilvl w:val="0"/>
+          <w:numId w:val="1005"/>
+        </w:numPr>
+      </w:pPr>
+      <w:r>
+        <w:t xml:space="preserve">Line plot showing the time-varying hazard ratio for the signature in the Asian Cancer Research Group (ACRG) cohort. The x-axis represents time since surgery in months and the y-axis represents the hazard ratio. The signature is prognostic early (hazard ratio 1.49 at 12 months, 95% confidence interval 1.23–1.80) and attenuates towards the null by 36–60 months, indicating that the proportional-hazards assumption does not hold across the full follow-up period.</w:t>
+      </w:r>
+    </w:p>
+    <w:p>
+      <w:pPr>
+        <w:pStyle w:val="FirstParagraph"/>
+      </w:pPr>
+      <w:r>
+        <w:t xml:space="preserve">Figure 3. External preservation of the stromal co-expression module, its prognostic value, and its cellular localisation.</w:t>
+      </w:r>
+    </w:p>
+    <w:p>
+      <w:pPr>
+        <w:numPr>
+          <w:ilvl w:val="0"/>
+          <w:numId w:val="1006"/>
+        </w:numPr>
+      </w:pPr>
+      <w:r>
+        <w:t xml:space="preserve">Bar plot showing preservation of the survival-associated (red) module in three external cohorts, quantified by the WGCNA Zsummary statistic. Zsummary is a permutation-based composite of density and connectivity preservation; the dashed line marks Z = 10, the conventional threshold for strong preservation. All three cohorts exceed it (ACRG/GSE62254 Z = 15.9, GSE15459 Z = 16.8, GSE84437 Z = 17.1), indicating that the module is a reproducible feature of gastric tumour transcriptomes rather than a property of the discovery cohort.</w:t>
+      </w:r>
+    </w:p>
+    <w:p>
+      <w:pPr>
+        <w:numPr>
+          <w:ilvl w:val="0"/>
+          <w:numId w:val="1006"/>
+        </w:numPr>
+      </w:pPr>
+      <w:r>
+        <w:t xml:space="preserve">Forest plot showing Cox proportional-hazards results for the module eigengene, defined as the first principal component of the module’s expression matrix and therefore a single summary value per patient. Points represent the hazard ratio per one standard deviation of eigengene and horizontal bars represent 95% confidence intervals, plotted on a logarithmic scale. The module is prognostic in all three cohorts (ACRG hazard ratio 1.27, 95% confidence interval 1.09-1.49, P = 0.0022; GSE15459 1.55, 1.25-1.92, P = 6.8 x 10-5; GSE84437 1.24, 1.08-1.42, P = 0.0021), including GSE84437, the cohort in which the 25-gene signature did not validate.</w:t>
+      </w:r>
+    </w:p>
+    <w:p>
+      <w:pPr>
+        <w:numPr>
+          <w:ilvl w:val="0"/>
+          <w:numId w:val="1006"/>
+        </w:numPr>
+      </w:pPr>
+      <w:r>
+        <w:t xml:space="preserve">Bar plot showing the single-cell localisation of the stromal-module hub genes. For each gene, the bar represents the fraction of its total expression contributed by the cell type in which it is most highly expressed, computed from a public gastric single-cell RNA-sequencing dataset. Bars are coloured by that dominant cell type. Twenty-eight of the twenty-nine hub genes are fibroblast-dominant (median fraction 0.97), placing the prognostic programme in the fibroblast compartment; FAP is the single exception and is endothelial-dominant in this dataset.</w:t>
+      </w:r>
+    </w:p>
+    <w:p>
+      <w:pPr>
+        <w:pStyle w:val="FirstParagraph"/>
+      </w:pPr>
+      <w:r>
+        <w:t xml:space="preserve">Figure 4. Immune-cell deconvolution and tissue-microbiome comparison.</w:t>
+      </w:r>
+    </w:p>
+    <w:p>
+      <w:pPr>
+        <w:numPr>
+          <w:ilvl w:val="0"/>
+          <w:numId w:val="1007"/>
+        </w:numPr>
+      </w:pPr>
+      <w:r>
+        <w:t xml:space="preserve">Lollipop plot showing the Spearman correlation between each computationally deconvolved immune-cell score and the corresponding pathologist-measured value in TCGA-STAD tumours. Points represent correlation coefficients and horizontal segments connect each point to the null value of zero. Filled points denote correlations significant at P &lt; 0.05.</w:t>
+      </w:r>
+    </w:p>
+    <w:p>
+      <w:pPr>
+        <w:numPr>
+          <w:ilvl w:val="0"/>
+          <w:numId w:val="1007"/>
+        </w:numPr>
+      </w:pPr>
+      <w:r>
+        <w:t xml:space="preserve">Bar plots showing mean immune-cell scores across the four molecular subtypes defined by The Cancer Genome Atlas: Epstein-Barr virus-positive (EBV), microsatellite-instable (MSI), genomically stable (GS) and chromosomal-instability (CIN). Each facet corresponds to one deconvolution score (CD8 T cells and T cells from MCP-counter; ImmuneScore from xCell) and bars are coloured by subtype. EBV-positive tumours carry the highest score on all three measures and chromosomal-instability tumours the lowest, with microsatellite-instable and genomically-stable tumours intermediate and their relative order varying by score. All Kruskal-Wallis tests across subtypes remain significant after Benjamini-Hochberg correction (adjusted P &lt; 1 x 10-6). The Lauren histological classification is not the stratifying variable in this panel.</w:t>
+      </w:r>
+    </w:p>
+    <w:p>
+      <w:pPr>
+        <w:numPr>
+          <w:ilvl w:val="0"/>
+          <w:numId w:val="1007"/>
+        </w:numPr>
+      </w:pPr>
+      <w:r>
+        <w:t xml:space="preserve">Bar plot summarising tumour-versus-control separation of the tissue microbiome in three cohorts. In the Japanese discovery cohort the apparent separation collapses after adjustment for sequencing flowcell (Bray–Curtis R² 0.065 before adjustment, 0.011 after), in the Italian cohort no separation is detected (R² = 0.018, P = 0.80), and in the Portuguese cohort reduced diversity replicates (Shannon P = 0.004; Bray–Curtis R² = 0.145, P = 0.001). These analyses are presented as a cautionary assessment because batch structure and disease status are partially confounded in the discovery cohort.</w:t>
+      </w:r>
+    </w:p>
+    <w:p>
+      <w:pPr>
+        <w:pStyle w:val="FirstParagraph"/>
+      </w:pPr>
+      <w:r>
+        <w:t xml:space="preserve">Figure 5. Construction and quality assessment of the gene co-expression network.</w:t>
+      </w:r>
+    </w:p>
+    <w:p>
+      <w:pPr>
+        <w:numPr>
+          <w:ilvl w:val="0"/>
+          <w:numId w:val="1008"/>
+        </w:numPr>
+      </w:pPr>
+      <w:r>
+        <w:t xml:space="preserve">Cluster dendrogram showing hierarchical clustering of genes by topological overlap, with the resulting module assignments displayed as coloured bars beneath the tree.</w:t>
+      </w:r>
+    </w:p>
+    <w:p>
+      <w:pPr>
+        <w:numPr>
+          <w:ilvl w:val="0"/>
+          <w:numId w:val="1008"/>
+        </w:numPr>
+      </w:pPr>
+      <w:r>
+        <w:t xml:space="preserve">Heatmap of correlations between module eigengenes and clinical traits. Rows represent modules and columns represent traits; the colour scale ranges from negative (blue) to positive (red) correlation.</w:t>
+      </w:r>
+    </w:p>
+    <w:p>
+      <w:pPr>
+        <w:numPr>
+          <w:ilvl w:val="0"/>
+          <w:numId w:val="1008"/>
+        </w:numPr>
+      </w:pPr>
+      <w:r>
+        <w:t xml:space="preserve">Sensitivity of the prognostic module to the soft-thresholding power, shown as three line plots over the candidate powers 3, 6, 9 and 12. The soft-thresholding power raises correlations to a power so that strong correlations are emphasised and weak ones suppressed, approximating the scale-free topology observed in biological networks; because this choice is made by the analyst, its influence on the result is reported here. The left panel plots the hazard ratio per standard deviation of the module eigengene, with vertical bars denoting 95% confidence intervals and the dashed line marking a hazard ratio of one. The middle panel plots the negative base-ten logarithm of the Cox P value, with the dashed line marking P = 0.05. The right panel plots the fraction of the eight module hub genes that remain co-clustered. Across all four powers the hazard ratio stays between 1.28 and 1.31, the Cox P value stays below 0.05 (maximum 0.0024) and hub co-membership stays at or above 0.875, so the prognostic result does not depend on the particular power chosen. Values are given in Supplementary Table S8.</w:t>
+      </w:r>
+    </w:p>
+    <w:p>
+      <w:pPr>
+        <w:pStyle w:val="FirstParagraph"/>
+      </w:pPr>
+      <w:r>
+        <w:t xml:space="preserve">Figure 6. Differential expression between gastric tumours and normal mucosa and its reproducibility.</w:t>
+      </w:r>
+    </w:p>
+    <w:p>
+      <w:pPr>
+        <w:numPr>
+          <w:ilvl w:val="0"/>
+          <w:numId w:val="1009"/>
+        </w:numPr>
+      </w:pPr>
+      <w:r>
+        <w:t xml:space="preserve">Volcano plot showing differentially expressed genes in TCGA-STAD. The x-axis represents log2 fold change (log2FC) and the y-axis represents −log10(adjusted P value). Red points indicate significantly upregulated genes, blue points indicate significantly downregulated genes, and grey points represent genes not meeting the significance thresholds of |log2FC| &gt; 1 and adjusted P &lt; 0.05 (2,134 upregulated and 2,362 downregulated of 21,446 tested features).</w:t>
+      </w:r>
+    </w:p>
+    <w:p>
+      <w:pPr>
+        <w:numPr>
+          <w:ilvl w:val="0"/>
+          <w:numId w:val="1009"/>
+        </w:numPr>
+      </w:pPr>
+      <w:r>
+        <w:t xml:space="preserve">Heatmap of the 30 most significantly differentially expressed genes, comprising the 15 most upregulated and 15 most downregulated (ranked by adjusted p value, ties broken by absolute log2 fold change then gene symbol). Rows represent genes and columns represent samples. Values are z-scores of expression, so the colour scale ranges from low relative expression (blue) to high relative expression (red).</w:t>
+      </w:r>
+    </w:p>
+    <w:p>
+      <w:pPr>
+        <w:numPr>
+          <w:ilvl w:val="0"/>
+          <w:numId w:val="1009"/>
+        </w:numPr>
+      </w:pPr>
+      <w:r>
+        <w:t xml:space="preserve">Scatter plots comparing the integrated tumour-versus-normal ranking with three reference rankings. Each point represents one of 12,899 shared genes and the black line denotes a linear fit. The left panel compares against TCGA alone and therefore re-uses the discovery tumours, so it assesses internal consistency rather than replication (r = 0.73); the middle and right panels compare against the independent cohorts GSE27342 (r = 0.62) and GSE63089 (r = 0.58).</w:t>
+      </w:r>
+    </w:p>
+    <w:p>
+      <w:pPr>
+        <w:pStyle w:val="FirstParagraph"/>
+      </w:pPr>
+      <w:r>
+        <w:t xml:space="preserve">Figure 7. Prognostic signature coefficients and external validation.</w:t>
+      </w:r>
+    </w:p>
+    <w:p>
+      <w:pPr>
+        <w:numPr>
+          <w:ilvl w:val="0"/>
+          <w:numId w:val="1010"/>
+        </w:numPr>
+      </w:pPr>
+      <w:r>
+        <w:t xml:space="preserve">Bar plot showing the LASSO–Cox regression coefficients of the 25 retained genes. A positive coefficient indicates that higher expression is associated with shorter survival and a negative coefficient indicates the opposite.</w:t>
+      </w:r>
+    </w:p>
+    <w:p>
+      <w:pPr>
+        <w:numPr>
+          <w:ilvl w:val="0"/>
+          <w:numId w:val="1010"/>
+        </w:numPr>
+      </w:pPr>
+      <w:r>
+        <w:t xml:space="preserve">Forest plot showing hazard ratios for high- versus low-risk groups (median split of the signature score) across validation cohorts, with squares denoting point estimates and horizontal lines denoting 95% confidence intervals: ACRG/GSE62254 1.90 (1.37-2.62), GSE15459 1.68 (1.11-2.54), GSE84437 1.11 (0.84-1.46). Values are from</w:t>
+      </w:r>
+      <w:r>
+        <w:t xml:space="preserve"> </w:t>
+      </w:r>
+      <w:r>
+        <w:rPr>
+          <w:rStyle w:val="VerbatimChar"/>
+        </w:rPr>
+        <w:t xml:space="preserve">results/validation_multi/cindex_HR_summary.csv</w:t>
+      </w:r>
+      <w:r>
+        <w:t xml:space="preserve">; the corresponding Kaplan-Meier curves are panels (c)-(f).</w:t>
+      </w:r>
+    </w:p>
+    <w:p>
+      <w:pPr>
+        <w:numPr>
+          <w:ilvl w:val="0"/>
+          <w:numId w:val="1010"/>
+        </w:numPr>
+      </w:pPr>
+      <w:r>
+        <w:t xml:space="preserve">Kaplan-Meier curves for high-risk and low-risk groups in the TCGA-STAD training cohort, defined by a median split of the signature score, with the P value from the log-rank test.</w:t>
+      </w:r>
+    </w:p>
+    <w:p>
+      <w:pPr>
+        <w:numPr>
+          <w:ilvl w:val="0"/>
+          <w:numId w:val="1010"/>
+        </w:numPr>
+      </w:pPr>
+      <w:r>
+        <w:t xml:space="preserve">Kaplan-Meier curves for the same median-split groups in the Asian Cancer Research Group cohort (GSE62254, n = 300).</w:t>
+      </w:r>
+    </w:p>
+    <w:p>
+      <w:pPr>
+        <w:numPr>
+          <w:ilvl w:val="0"/>
+          <w:numId w:val="1010"/>
+        </w:numPr>
+      </w:pPr>
+      <w:r>
+        <w:t xml:space="preserve">Kaplan-Meier curves for the same median-split groups in GSE15459 (n = 191).</w:t>
+      </w:r>
+    </w:p>
+    <w:p>
+      <w:pPr>
+        <w:numPr>
+          <w:ilvl w:val="0"/>
+          <w:numId w:val="1010"/>
+        </w:numPr>
+      </w:pPr>
+      <w:r>
+        <w:t xml:space="preserve">Kaplan-Meier curves for the same median-split groups in GSE84437 (n = 431), in which the signature did not separate the two risk groups. This negative result is reported as observed.</w:t>
+      </w:r>
+    </w:p>
+    <w:p>
+      <w:pPr>
+        <w:pStyle w:val="FirstParagraph"/>
+      </w:pPr>
+      <w:r>
+        <w:t xml:space="preserve">Figure 8. Two-sample Mendelian randomisation of microbial exposures on gastric-cancer risk.</w:t>
       </w:r>
     </w:p>
     <w:p>
@@ -6941,72 +7231,99 @@
         <w:pStyle w:val="BodyText"/>
       </w:pPr>
       <w:r>
-        <w:rPr>
-          <w:b/>
-          <w:bCs/>
-        </w:rPr>
-        <w:t xml:space="preserve">Figure 2. The 25-gene signature, reported honestly.</w:t>
-      </w:r>
-      <w:r>
-        <w:t xml:space="preserve"> </w:t>
-      </w:r>
-      <w:r>
-        <w:t xml:space="preserve">(A) Kaplan–Meier, high- vs low-risk in TCGA (median split; n=383, 156 events; log-rank p&lt;0.001). (B) Forest of per-cohort age/stage-adjusted per-SD HR with the Hartung–Knapp pooled estimate (HR 1.19, 95% CI 0.96–1.47; prediction interval 0.90–1.57; not significant). (C) Leakage-free nested-CV discrimination (Harrell C 0.611, Uno 0.573; time-AUC 0.61/0.61/0.63) versus the optimistic apparent C 0.72. (D) ACRG time-varying HR(t): strong early (1.49 at 12 mo), attenuating to null by 36–60 mo.</w:t>
-      </w:r>
-    </w:p>
-    <w:p>
-      <w:pPr>
-        <w:pStyle w:val="CaptionedFigure"/>
-      </w:pPr>
-      <w:r>
-        <w:drawing>
-          <wp:inline>
-            <wp:extent cx="5334000" cy="5614736"/>
-            <wp:effectExtent b="0" l="0" r="0" t="0"/>
-            <wp:docPr descr="Figure 3" title="" id="48" name="Picture"/>
-            <a:graphic>
-              <a:graphicData uri="http://schemas.openxmlformats.org/drawingml/2006/picture">
-                <pic:pic>
-                  <pic:nvPicPr>
-                    <pic:cNvPr descr="results/figures/Fig3.png" id="49" name="Picture"/>
-                    <pic:cNvPicPr>
-                      <a:picLocks noChangeArrowheads="1" noChangeAspect="1"/>
-                    </pic:cNvPicPr>
-                  </pic:nvPicPr>
-                  <pic:blipFill>
-                    <a:blip r:embed="rId47"/>
-                    <a:stretch>
-                      <a:fillRect/>
-                    </a:stretch>
-                  </pic:blipFill>
-                  <pic:spPr bwMode="auto">
-                    <a:xfrm>
-                      <a:off x="0" y="0"/>
-                      <a:ext cx="5334000" cy="5614736"/>
-                    </a:xfrm>
-                    <a:prstGeom prst="rect">
-                      <a:avLst/>
-                    </a:prstGeom>
-                    <a:noFill/>
-                    <a:ln w="9525">
-                      <a:noFill/>
-                      <a:headEnd/>
-                      <a:tailEnd/>
-                    </a:ln>
-                  </pic:spPr>
-                </pic:pic>
-              </a:graphicData>
-            </a:graphic>
-          </wp:inline>
-        </w:drawing>
-      </w:r>
-    </w:p>
-    <w:p>
-      <w:pPr>
-        <w:pStyle w:val="ImageCaption"/>
-      </w:pPr>
-      <w:r>
-        <w:t xml:space="preserve">Figure 3</w:t>
+        <w:t xml:space="preserve">Each panel shows the association between single-nucleotide-polymorphism effects on one microbial exposure (x-axis) and the corresponding effects on gastric-cancer risk (y-axis) in a European-ancestry outcome dataset. Each point represents one genetic instrument, with horizontal and vertical bars denoting standard errors. Fitted lines represent the inverse-variance-weighted, MR-Egger, weighted-median, simple-mode and weighted-mode estimators.</w:t>
+      </w:r>
+    </w:p>
+    <w:p>
+      <w:pPr>
+        <w:numPr>
+          <w:ilvl w:val="0"/>
+          <w:numId w:val="1011"/>
+        </w:numPr>
+      </w:pPr>
+      <w:r>
+        <w:t xml:space="preserve">Anti-Helicobacter pylori immunoglobulin G seropositivity (17 instruments).</w:t>
+      </w:r>
+    </w:p>
+    <w:p>
+      <w:pPr>
+        <w:numPr>
+          <w:ilvl w:val="0"/>
+          <w:numId w:val="1011"/>
+        </w:numPr>
+      </w:pPr>
+      <w:r>
+        <w:t xml:space="preserve">Streptococcus, genus level (15 instruments).</w:t>
+      </w:r>
+    </w:p>
+    <w:p>
+      <w:pPr>
+        <w:numPr>
+          <w:ilvl w:val="0"/>
+          <w:numId w:val="1011"/>
+        </w:numPr>
+      </w:pPr>
+      <w:r>
+        <w:t xml:space="preserve">Fusobacterium (23 instruments).</w:t>
+      </w:r>
+    </w:p>
+    <w:p>
+      <w:pPr>
+        <w:numPr>
+          <w:ilvl w:val="0"/>
+          <w:numId w:val="1011"/>
+        </w:numPr>
+      </w:pPr>
+      <w:r>
+        <w:t xml:space="preserve">Prevotella (15 instruments).</w:t>
+      </w:r>
+    </w:p>
+    <w:p>
+      <w:pPr>
+        <w:numPr>
+          <w:ilvl w:val="0"/>
+          <w:numId w:val="1011"/>
+        </w:numPr>
+      </w:pPr>
+      <w:r>
+        <w:t xml:space="preserve">Veillonella (8 instruments).</w:t>
+      </w:r>
+    </w:p>
+    <w:p>
+      <w:pPr>
+        <w:numPr>
+          <w:ilvl w:val="0"/>
+          <w:numId w:val="1011"/>
+        </w:numPr>
+      </w:pPr>
+      <w:r>
+        <w:t xml:space="preserve">Lactobacillus (10 instruments).</w:t>
+      </w:r>
+    </w:p>
+    <w:p>
+      <w:pPr>
+        <w:pStyle w:val="FirstParagraph"/>
+      </w:pPr>
+      <w:r>
+        <w:t xml:space="preserve">No exposure shows evidence of a causal effect, with the smallest inverse-variance-weighted P value being 0.35. These results should be interpreted as exploratory because the number of genetic instruments per exposure is limited (8 to 23), which reduces statistical power and destabilises the MR-Egger estimate.</w:t>
+      </w:r>
+    </w:p>
+    <w:bookmarkEnd w:id="44"/>
+    <w:bookmarkStart w:id="45" w:name="supplementary-figures"/>
+    <w:p>
+      <w:pPr>
+        <w:pStyle w:val="Heading2"/>
+      </w:pPr>
+      <w:r>
+        <w:t xml:space="preserve">Supplementary Figures</w:t>
+      </w:r>
+    </w:p>
+    <w:p>
+      <w:pPr>
+        <w:pStyle w:val="FirstParagraph"/>
+      </w:pPr>
+      <w:r>
+        <w:t xml:space="preserve">Supplementary Figure S1. Single-cell reference atlas of the gastric premalignant-to-early-cancer cascade.</w:t>
       </w:r>
     </w:p>
     <w:p>
@@ -7014,84 +7331,7 @@
         <w:pStyle w:val="BodyText"/>
       </w:pPr>
       <w:r>
-        <w:rPr>
-          <w:b/>
-          <w:bCs/>
-        </w:rPr>
-        <w:t xml:space="preserve">Figure 3. The externally-validated fibroblast/stromal module (primary finding).</w:t>
-      </w:r>
-      <w:r>
-        <w:t xml:space="preserve"> </w:t>
-      </w:r>
-      <w:r>
-        <w:t xml:space="preserve">(A) Module-preservation Zsummary in three external cohorts (15.9/16.8/17.1; all &gt; the Z=10</w:t>
-      </w:r>
-      <w:r>
-        <w:t xml:space="preserve"> </w:t>
-      </w:r>
-      <w:r>
-        <w:t xml:space="preserve">“strong”</w:t>
-      </w:r>
-      <w:r>
-        <w:t xml:space="preserve"> </w:t>
-      </w:r>
-      <w:r>
-        <w:t xml:space="preserve">threshold). (B) External module-eigengene Cox HR/SD (1.24–1.55, all p&lt;0.01). (C) Single-cell localisation: fraction-in-dominant-cell-type for stromal hub genes — nearly all fibroblast-dominant (all 23/23 hub genes not used for cluster annotation remain fibroblast-dominant, median 0.96; the sole non-fibroblast gene, FAP, was itself one of the annotation markers).</w:t>
-      </w:r>
-    </w:p>
-    <w:p>
-      <w:pPr>
-        <w:pStyle w:val="CaptionedFigure"/>
-      </w:pPr>
-      <w:r>
-        <w:drawing>
-          <wp:inline>
-            <wp:extent cx="5334000" cy="4364181"/>
-            <wp:effectExtent b="0" l="0" r="0" t="0"/>
-            <wp:docPr descr="Figure 4" title="" id="51" name="Picture"/>
-            <a:graphic>
-              <a:graphicData uri="http://schemas.openxmlformats.org/drawingml/2006/picture">
-                <pic:pic>
-                  <pic:nvPicPr>
-                    <pic:cNvPr descr="results/figures/Fig4.png" id="52" name="Picture"/>
-                    <pic:cNvPicPr>
-                      <a:picLocks noChangeArrowheads="1" noChangeAspect="1"/>
-                    </pic:cNvPicPr>
-                  </pic:nvPicPr>
-                  <pic:blipFill>
-                    <a:blip r:embed="rId50"/>
-                    <a:stretch>
-                      <a:fillRect/>
-                    </a:stretch>
-                  </pic:blipFill>
-                  <pic:spPr bwMode="auto">
-                    <a:xfrm>
-                      <a:off x="0" y="0"/>
-                      <a:ext cx="5334000" cy="4364181"/>
-                    </a:xfrm>
-                    <a:prstGeom prst="rect">
-                      <a:avLst/>
-                    </a:prstGeom>
-                    <a:noFill/>
-                    <a:ln w="9525">
-                      <a:noFill/>
-                      <a:headEnd/>
-                      <a:tailEnd/>
-                    </a:ln>
-                  </pic:spPr>
-                </pic:pic>
-              </a:graphicData>
-            </a:graphic>
-          </wp:inline>
-        </w:drawing>
-      </w:r>
-    </w:p>
-    <w:p>
-      <w:pPr>
-        <w:pStyle w:val="ImageCaption"/>
-      </w:pPr>
-      <w:r>
-        <w:t xml:space="preserve">Figure 4</w:t>
+        <w:t xml:space="preserve">Uniform manifold approximation and projection (UMAP) of 43,992 cells from the public dataset GSE134520, colored by the eight annotated major cell types. UMAP is a non-linear dimensionality-reduction method in which each point represents one cell and proximity reflects transcriptional similarity; the axes carry no independent units. Cell-type proportions are epithelial 68.6%, endothelial 7.6%, myeloid 6.4%, plasma 5.8%, T cell 5.8%, fibroblast 4.2%, mast 1.0% and B cell 0.6%. This atlas provides the cellular reference used for the module-localization analysis in Figure 3(c).</w:t>
       </w:r>
     </w:p>
     <w:p>
@@ -7099,72 +7339,19 @@
         <w:pStyle w:val="BodyText"/>
       </w:pPr>
       <w:r>
-        <w:rPr>
-          <w:b/>
-          <w:bCs/>
-        </w:rPr>
-        <w:t xml:space="preserve">Figure 4. Immune microenvironment and the multi-cohort microbiome.</w:t>
-      </w:r>
-      <w:r>
-        <w:t xml:space="preserve"> </w:t>
-      </w:r>
-      <w:r>
-        <w:t xml:space="preserve">(A) Deconvolution validated against measured histological leukocyte fraction (Spearman ρ up to 0.67). (B) Immune scores by TCGA molecular subtype (EBV/MSI immune-hot; all KW adj-p&lt;10⁻⁶). (C) Three-cohort microbiome honesty panel: Japan tumour signal batch-confounded (Bray R² 0.065→0.011 after flowcell adjustment), Italy null (R²=0.018, p=0.80), Portugal replicates reduced diversity (Shannon p=0.004; Bray R²=0.145, p=0.001).</w:t>
-      </w:r>
-    </w:p>
-    <w:p>
-      <w:pPr>
-        <w:pStyle w:val="CaptionedFigure"/>
-      </w:pPr>
-      <w:r>
-        <w:drawing>
-          <wp:inline>
-            <wp:extent cx="5334000" cy="4588000"/>
-            <wp:effectExtent b="0" l="0" r="0" t="0"/>
-            <wp:docPr descr="Figure 5" title="" id="54" name="Picture"/>
-            <a:graphic>
-              <a:graphicData uri="http://schemas.openxmlformats.org/drawingml/2006/picture">
-                <pic:pic>
-                  <pic:nvPicPr>
-                    <pic:cNvPr descr="results/figures/Fig5.png" id="55" name="Picture"/>
-                    <pic:cNvPicPr>
-                      <a:picLocks noChangeArrowheads="1" noChangeAspect="1"/>
-                    </pic:cNvPicPr>
-                  </pic:nvPicPr>
-                  <pic:blipFill>
-                    <a:blip r:embed="rId53"/>
-                    <a:stretch>
-                      <a:fillRect/>
-                    </a:stretch>
-                  </pic:blipFill>
-                  <pic:spPr bwMode="auto">
-                    <a:xfrm>
-                      <a:off x="0" y="0"/>
-                      <a:ext cx="5334000" cy="4588000"/>
-                    </a:xfrm>
-                    <a:prstGeom prst="rect">
-                      <a:avLst/>
-                    </a:prstGeom>
-                    <a:noFill/>
-                    <a:ln w="9525">
-                      <a:noFill/>
-                      <a:headEnd/>
-                      <a:tailEnd/>
-                    </a:ln>
-                  </pic:spPr>
-                </pic:pic>
-              </a:graphicData>
-            </a:graphic>
-          </wp:inline>
-        </w:drawing>
-      </w:r>
-    </w:p>
-    <w:p>
-      <w:pPr>
-        <w:pStyle w:val="ImageCaption"/>
-      </w:pPr>
-      <w:r>
-        <w:t xml:space="preserve">Figure 5</w:t>
+        <w:t xml:space="preserve">File:</w:t>
+      </w:r>
+      <w:r>
+        <w:t xml:space="preserve"> </w:t>
+      </w:r>
+      <w:r>
+        <w:rPr>
+          <w:rStyle w:val="VerbatimChar"/>
+        </w:rPr>
+        <w:t xml:space="preserve">results/scrna/UMAP_celltypes.png</w:t>
+      </w:r>
+      <w:r>
+        <w:t xml:space="preserve">.</w:t>
       </w:r>
     </w:p>
     <w:p>
@@ -7172,17 +7359,23 @@
         <w:pStyle w:val="BodyText"/>
       </w:pPr>
       <w:r>
-        <w:rPr>
-          <w:b/>
-          <w:bCs/>
-        </w:rPr>
-        <w:t xml:space="preserve">Figure 5. Weighted gene co-expression network analysis (WGCNA) of TCGA-STAD.</w:t>
-      </w:r>
-      <w:r>
-        <w:t xml:space="preserve"> </w:t>
-      </w:r>
-      <w:r>
-        <w:t xml:space="preserve">(A) Gene dendrogram of the 5,000 most variable genes (signed-hybrid network, biweight midcorrelation, soft power β=3) with dynamic-tree-cut module colours; the prognostic red module is one of the resulting co-expression modules. (B) Module–trait correlation heatmap of module eigengenes against clinical/phenotypic traits; the red and turquoise modules show the strongest outcome associations. (C) Soft-threshold power robustness: the prognostic CAF module and its survival association are invariant across β=3–12 (scale-free R² 0.865–0.886), so the finding does not depend on the power choice. Source:</w:t>
+        <w:t xml:space="preserve">Supplementary Figure S2. Expression of stromal-module hub genes across cell types.</w:t>
+      </w:r>
+    </w:p>
+    <w:p>
+      <w:pPr>
+        <w:pStyle w:val="BodyText"/>
+      </w:pPr>
+      <w:r>
+        <w:t xml:space="preserve">Dot plot of the prognostic co-expression module hub genes across the eight annotated cell types. Dot size represents the fraction of cells in which the gene is detected and dot color represents scaled mean expression. Hub-gene expression is confined to the fibroblast compartment. Because the genes used to annotate the fibroblast cluster could bias this result, the analysis was repeated after removing them; all twenty-three remaining hub genes stayed fibroblast-dominant.</w:t>
+      </w:r>
+    </w:p>
+    <w:p>
+      <w:pPr>
+        <w:pStyle w:val="BodyText"/>
+      </w:pPr>
+      <w:r>
+        <w:t xml:space="preserve">File:</w:t>
       </w:r>
       <w:r>
         <w:t xml:space="preserve"> </w:t>
@@ -7191,7 +7384,7 @@
         <w:rPr>
           <w:rStyle w:val="VerbatimChar"/>
         </w:rPr>
-        <w:t xml:space="preserve">results/wgcna_real/</w:t>
+        <w:t xml:space="preserve">results/scrna/DotPlot_stromal_module_hub.png</w:t>
       </w:r>
       <w:r>
         <w:t xml:space="preserve">.</w:t>
@@ -7199,75 +7392,26 @@
     </w:p>
     <w:p>
       <w:pPr>
-        <w:pStyle w:val="CaptionedFigure"/>
-      </w:pPr>
-      <w:r>
-        <w:drawing>
-          <wp:inline>
-            <wp:extent cx="5334000" cy="4177188"/>
-            <wp:effectExtent b="0" l="0" r="0" t="0"/>
-            <wp:docPr descr="Figure 6" title="" id="57" name="Picture"/>
-            <a:graphic>
-              <a:graphicData uri="http://schemas.openxmlformats.org/drawingml/2006/picture">
-                <pic:pic>
-                  <pic:nvPicPr>
-                    <pic:cNvPr descr="results/figures/Fig6.png" id="58" name="Picture"/>
-                    <pic:cNvPicPr>
-                      <a:picLocks noChangeArrowheads="1" noChangeAspect="1"/>
-                    </pic:cNvPicPr>
-                  </pic:nvPicPr>
-                  <pic:blipFill>
-                    <a:blip r:embed="rId56"/>
-                    <a:stretch>
-                      <a:fillRect/>
-                    </a:stretch>
-                  </pic:blipFill>
-                  <pic:spPr bwMode="auto">
-                    <a:xfrm>
-                      <a:off x="0" y="0"/>
-                      <a:ext cx="5334000" cy="4177188"/>
-                    </a:xfrm>
-                    <a:prstGeom prst="rect">
-                      <a:avLst/>
-                    </a:prstGeom>
-                    <a:noFill/>
-                    <a:ln w="9525">
-                      <a:noFill/>
-                      <a:headEnd/>
-                      <a:tailEnd/>
-                    </a:ln>
-                  </pic:spPr>
-                </pic:pic>
-              </a:graphicData>
-            </a:graphic>
-          </wp:inline>
-        </w:drawing>
-      </w:r>
-    </w:p>
-    <w:p>
-      <w:pPr>
-        <w:pStyle w:val="ImageCaption"/>
-      </w:pPr>
-      <w:r>
-        <w:t xml:space="preserve">Figure 6</w:t>
-      </w:r>
-    </w:p>
-    <w:p>
-      <w:pPr>
         <w:pStyle w:val="BodyText"/>
       </w:pPr>
       <w:r>
-        <w:rPr>
-          <w:b/>
-          <w:bCs/>
-        </w:rPr>
-        <w:t xml:space="preserve">Figure 6. TCGA-only differential expression.</w:t>
-      </w:r>
-      <w:r>
-        <w:t xml:space="preserve"> </w:t>
-      </w:r>
-      <w:r>
-        <w:t xml:space="preserve">(A) Volcano of tumour-vs-normal differential expression within TCGA alone (limma; 2,134 up / 2,362 down of 21,446 genes at |log₂FC|&gt;1, adjusted p&lt;0.05) — the platform-matched contrast confirming the integrated TCGA+GTEx ranking (§3.1) reflects tumour biology rather than a GTEx-normal artefact. (B) Row-scaled expression of the top 30 TCGA tumour-vs-normal DEGs across all 448 samples (36 normal, 412 tumour); proliferation markers (MKI67, TOP2A, TPX2, CENPF) and stromal COL1A1 in the up block, normal-mucosa markers in the down block. (C) Cross-cohort concordance of the integrated tumour-vs-normal ranking (integrated moderated-t) against the TCGA-only contrast (log₂FC, Pearson r=0.73) and two independent GEO validation cohorts (GSE27342 t, r=0.62; GSE63089 t, r=0.58), over the 12,905 genes shared across all four rankings; points coloured by direction of regulation in the integrated analysis (red = up, blue = down in tumour). Source:</w:t>
+        <w:t xml:space="preserve">Supplementary Figure S3. Candidate compounds from in-silico drug repurposing.</w:t>
+      </w:r>
+    </w:p>
+    <w:p>
+      <w:pPr>
+        <w:pStyle w:val="BodyText"/>
+      </w:pPr>
+      <w:r>
+        <w:t xml:space="preserve">Bar plot of the top compounds whose transcriptional perturbation signature reverses the tumor program on both arms, that is, repressing tumor-up genes and inducing tumor-down genes, ranked by combined score from Enrichr queried against the LINCS L1000 and Gene Expression Omnibus drug-perturbation libraries. The nominated classes are dominated by phosphoinositide 3-kinase (PI3K)/mechanistic target of rapamycin (mTOR) inhibitors, cyclin-dependent kinase 4/6 (CDK4/6) inhibitors, and fibroblast growth factor receptor (FGFR)/multikinase inhibitors. These predictions are computational and hypothesis-generating only; no compound was experimentally validated, and because the tumor-up program is proliferation-dominated the nominated agents are broadly anti-proliferative rather than specific to gastric cancer.</w:t>
+      </w:r>
+    </w:p>
+    <w:p>
+      <w:pPr>
+        <w:pStyle w:val="BodyText"/>
+      </w:pPr>
+      <w:r>
+        <w:t xml:space="preserve">File:</w:t>
       </w:r>
       <w:r>
         <w:t xml:space="preserve"> </w:t>
@@ -7276,7 +7420,43 @@
         <w:rPr>
           <w:rStyle w:val="VerbatimChar"/>
         </w:rPr>
-        <w:t xml:space="preserve">results/plots/transcriptome/</w:t>
+        <w:t xml:space="preserve">results/drug_repurposing_integrated/top_candidate_drugs.png</w:t>
+      </w:r>
+      <w:r>
+        <w:t xml:space="preserve">.</w:t>
+      </w:r>
+    </w:p>
+    <w:p>
+      <w:pPr>
+        <w:pStyle w:val="BodyText"/>
+      </w:pPr>
+      <w:r>
+        <w:t xml:space="preserve">Supplementary Figure S4. Over-representation analysis of tumor-up-regulated genes.</w:t>
+      </w:r>
+    </w:p>
+    <w:p>
+      <w:pPr>
+        <w:pStyle w:val="BodyText"/>
+      </w:pPr>
+      <w:r>
+        <w:t xml:space="preserve">Dot plots of Gene Ontology biological-process and Kyoto Encyclopedia of Genes and Genomes (KEGG) over-representation analysis for the tumor-up gene set. Dot size represents the number of genes in each term and color represents the adjusted P value. Cell-cycle and nuclear-division terms, together with extracellular-matrix-receptor and cytokine terms, dominate. Over-representation analysis depends on an arbitrary significance threshold and is sensitive to gene-family size; the prominent olfactory and sensory-perception terms reflect the large olfactory-receptor gene family rather than tumor biology. The threshold-free gene-set enrichment analysis in Figure 1 is therefore the primary enrichment result, with this panel provided for completeness.</w:t>
+      </w:r>
+    </w:p>
+    <w:p>
+      <w:pPr>
+        <w:pStyle w:val="BodyText"/>
+      </w:pPr>
+      <w:r>
+        <w:t xml:space="preserve">Files:</w:t>
+      </w:r>
+      <w:r>
+        <w:t xml:space="preserve"> </w:t>
+      </w:r>
+      <w:r>
+        <w:rPr>
+          <w:rStyle w:val="VerbatimChar"/>
+        </w:rPr>
+        <w:t xml:space="preserve">results/enrichment/dotplot_GO_BP_UP.png</w:t>
       </w:r>
       <w:r>
         <w:t xml:space="preserve">,</w:t>
@@ -7288,26 +7468,34 @@
         <w:rPr>
           <w:rStyle w:val="VerbatimChar"/>
         </w:rPr>
-        <w:t xml:space="preserve">results/tables/DEG_integrated_concordance.csv</w:t>
-      </w:r>
-      <w:r>
-        <w:t xml:space="preserve">. The integrated ranking concorded with the TCGA-only contrast (Pearson r=0.73) and with</w:t>
-      </w:r>
-      <w:r>
-        <w:t xml:space="preserve"> </w:t>
-      </w:r>
-      <w:r>
-        <w:rPr>
-          <w:b/>
-          <w:bCs/>
-        </w:rPr>
-        <w:t xml:space="preserve">two independent GEO validation cohorts</w:t>
-      </w:r>
-      <w:r>
-        <w:t xml:space="preserve"> </w:t>
-      </w:r>
-      <w:r>
-        <w:t xml:space="preserve">(GSE27342 r=0.62, GSE63089 r=0.58); these three cross-cohort concordances are shown in Figure 6C. A direct batch-versus-biology check (scripted in</w:t>
+        <w:t xml:space="preserve">results/enrichment/dotplot_KEGG_UP.png</w:t>
+      </w:r>
+      <w:r>
+        <w:t xml:space="preserve">.</w:t>
+      </w:r>
+    </w:p>
+    <w:p>
+      <w:pPr>
+        <w:pStyle w:val="BodyText"/>
+      </w:pPr>
+      <w:r>
+        <w:t xml:space="preserve">Supplementary Figure S5. Mendelian-randomization scatter plot for a representative exposure.</w:t>
+      </w:r>
+    </w:p>
+    <w:p>
+      <w:pPr>
+        <w:pStyle w:val="BodyText"/>
+      </w:pPr>
+      <w:r>
+        <w:t xml:space="preserve">Scatter plot of single-nucleotide-polymorphism (SNP) effects on the exposure, anti-Helicobacter pylori immunoglobulin G seropositivity, against their effects on gastric-cancer risk. Each point represents one genetic instrument and error bars represent standard errors on both axes. The five overlaid lines are the slopes estimated by inverse-variance weighting (IVW), MR-Egger, weighted median, weighted mode and simple mode. All slopes are flat and statistically indistinguishable from zero (IVW odds ratio 0.96, 95% confidence interval 0.71-1.30). Equivalent plots for all six exposures in both ancestries are provided in the repository.</w:t>
+      </w:r>
+    </w:p>
+    <w:p>
+      <w:pPr>
+        <w:pStyle w:val="BodyText"/>
+      </w:pPr>
+      <w:r>
+        <w:t xml:space="preserve">File:</w:t>
       </w:r>
       <w:r>
         <w:t xml:space="preserve"> </w:t>
@@ -7316,64 +7504,70 @@
         <w:rPr>
           <w:rStyle w:val="VerbatimChar"/>
         </w:rPr>
-        <w:t xml:space="preserve">analysis/22_deg_diagnostics.R</w:t>
-      </w:r>
-      <w:r>
-        <w:t xml:space="preserve">) confirmed the signal is</w:t>
-      </w:r>
-      <w:r>
-        <w:t xml:space="preserve"> </w:t>
-      </w:r>
-      <w:r>
-        <w:rPr>
-          <w:b/>
-          <w:bCs/>
-        </w:rPr>
-        <w:t xml:space="preserve">not GTEx-driven</w:t>
-      </w:r>
-      <w:r>
-        <w:t xml:space="preserve">: 100% of the top-100 and top-200 up- and down-regulated integrated genes — and ≥98.6% of the top-500 — were independently significant and concordant in direction in the TCGA-only contrast, with 99.5% directional concordance across all 6,952 genes significant in both (</w:t>
+        <w:t xml:space="preserve">results/mr_real/scatter_H__pylori_IgG_seropositivity.png</w:t>
+      </w:r>
+      <w:r>
+        <w:t xml:space="preserve">.</w:t>
+      </w:r>
+    </w:p>
+    <w:p>
+      <w:pPr>
+        <w:pStyle w:val="BodyText"/>
+      </w:pPr>
+      <w:r>
+        <w:t xml:space="preserve">Supplementary Figure S6. Mendelian-randomization leave-one-out analysis for a representative exposure.</w:t>
+      </w:r>
+    </w:p>
+    <w:p>
+      <w:pPr>
+        <w:pStyle w:val="BodyText"/>
+      </w:pPr>
+      <w:r>
+        <w:t xml:space="preserve">Leave-one-out inverse-variance-weighted estimates for anti-Helicobacter pylori immunoglobulin G seropositivity. Each row shows the pooled causal estimate recomputed with one instrument removed; points represent the estimate and horizontal bars the 95% confidence interval. Every estimate straddles the null, confirming that no individual instrument drives the result.</w:t>
+      </w:r>
+    </w:p>
+    <w:p>
+      <w:pPr>
+        <w:pStyle w:val="BodyText"/>
+      </w:pPr>
+      <w:r>
+        <w:t xml:space="preserve">File:</w:t>
+      </w:r>
+      <w:r>
+        <w:t xml:space="preserve"> </w:t>
       </w:r>
       <w:r>
         <w:rPr>
           <w:rStyle w:val="VerbatimChar"/>
         </w:rPr>
-        <w:t xml:space="preserve">results/tables/DEG_TCGAonly_replication.csv</w:t>
-      </w:r>
-      <w:r>
-        <w:t xml:space="preserve">). The two GEO cohorts concord more with each other (r=0.81) than with the integrated ranking (r=0.58–0.62); we attribute this residual gap to cross-platform noise and a small GTEx-specific component, consistent with the near-complete TCGA-only replication. We further resolved whether the large significance count reflects biology or residual batch. The median test-statistic inflation was high (observed λ=17.3), but this is expected when the global null is grossly false — as it is for a tumour-vs-normal contrast with extensive real reprogramming — so λ here is</w:t>
-      </w:r>
-      <w:r>
-        <w:t xml:space="preserve"> </w:t>
-      </w:r>
-      <w:r>
-        <w:rPr>
-          <w:b/>
-          <w:bCs/>
-        </w:rPr>
-        <w:t xml:space="preserve">not</w:t>
-      </w:r>
-      <w:r>
-        <w:t xml:space="preserve"> </w:t>
-      </w:r>
-      <w:r>
-        <w:t xml:space="preserve">a QC statistic in the GWAS sense. A</w:t>
-      </w:r>
-      <w:r>
-        <w:t xml:space="preserve"> </w:t>
-      </w:r>
-      <w:r>
-        <w:rPr>
-          <w:b/>
-          <w:bCs/>
-        </w:rPr>
-        <w:t xml:space="preserve">permutation null</w:t>
-      </w:r>
-      <w:r>
-        <w:t xml:space="preserve"> </w:t>
-      </w:r>
-      <w:r>
-        <w:t xml:space="preserve">(shuffling tumour/normal labels within the TCGA stratum, GTEx fixed as normal, refitting, B=100) collapsed to λ≈1 (mean 1.06, 95th percentile 1.58;</w:t>
+        <w:t xml:space="preserve">results/mr_real/loo_H__pylori_IgG_seropositivity.png</w:t>
+      </w:r>
+      <w:r>
+        <w:t xml:space="preserve">.</w:t>
+      </w:r>
+    </w:p>
+    <w:p>
+      <w:pPr>
+        <w:pStyle w:val="BodyText"/>
+      </w:pPr>
+      <w:r>
+        <w:t xml:space="preserve">Supplementary Figure S7. Compositional differential abundance of tissue microbiota.</w:t>
+      </w:r>
+    </w:p>
+    <w:p>
+      <w:pPr>
+        <w:pStyle w:val="BodyText"/>
+      </w:pPr>
+      <w:r>
+        <w:t xml:space="preserve">Bar plots of centered-log-ratio effect sizes for the two discovery-cohort contrasts, tested by Wilcoxon rank-sum with Benjamini-Hochberg correction. The centered-log-ratio transform is used because sequencing yields relative rather than absolute abundances, so raw proportions are not independent. The left panel shows control versus cancer-adjacent mucosa (44 of 61 genera at q &lt; 0.05) and the right panel the paired cancer-adjacent versus tumor contrast (18 of 61 genera at q &lt; 0.05). Bars are colored by direction where q &lt; 0.05, with red indicating enrichment and blue depletion, and the twelve most enriched and depleted genera are shown per panel. These genus-level shifts are reported for completeness only; as detailed in the Results, the tumor contrast is confounded with sequencing batch and does not replicate in an independent batch-clean cohort, so these taxa are not proposed as biomarkers.</w:t>
+      </w:r>
+    </w:p>
+    <w:p>
+      <w:pPr>
+        <w:pStyle w:val="BodyText"/>
+      </w:pPr>
+      <w:r>
+        <w:t xml:space="preserve">Files:</w:t>
       </w:r>
       <w:r>
         <w:t xml:space="preserve"> </w:t>
@@ -7382,113 +7576,22 @@
         <w:rPr>
           <w:rStyle w:val="VerbatimChar"/>
         </w:rPr>
-        <w:t xml:space="preserve">results/tables/DEG_permutation_null_lambda.csv</w:t>
-      </w:r>
-      <w:r>
-        <w:t xml:space="preserve">); because a label-driven artefact would have kept the permuted null inflated, the observed inflation is consistent with</w:t>
-      </w:r>
-      <w:r>
-        <w:t xml:space="preserve"> </w:t>
-      </w:r>
-      <w:r>
-        <w:rPr>
-          <w:b/>
-          <w:bCs/>
-        </w:rPr>
-        <w:t xml:space="preserve">genuine, widespread tumour-vs-normal biology</w:t>
-      </w:r>
-      <w:r>
-        <w:t xml:space="preserve"> </w:t>
-      </w:r>
-      <w:r>
-        <w:t xml:space="preserve">rather than an artefact of the permissive significance gate. This permutation is performed on the ComBat-harmonised matrix, shuffling tumour/normal labels within the TCGA stratum, so it bounds residual label-driven inflation</w:t>
-      </w:r>
-      <w:r>
-        <w:t xml:space="preserve"> </w:t>
-      </w:r>
-      <w:r>
-        <w:rPr>
-          <w:i/>
-          <w:iCs/>
-        </w:rPr>
-        <w:t xml:space="preserve">given</w:t>
-      </w:r>
-      <w:r>
-        <w:t xml:space="preserve"> </w:t>
-      </w:r>
-      <w:r>
-        <w:t xml:space="preserve">the harmonisation rather than re-deriving batch correction from scratch; the</w:t>
-      </w:r>
-      <w:r>
-        <w:t xml:space="preserve"> </w:t>
-      </w:r>
-      <w:r>
-        <w:rPr>
-          <w:b/>
-          <w:bCs/>
-        </w:rPr>
-        <w:t xml:space="preserve">near-complete TCGA-only replication above — which uses no GTEx — is the stronger guarantee</w:t>
-      </w:r>
-      <w:r>
-        <w:t xml:space="preserve"> </w:t>
-      </w:r>
-      <w:r>
-        <w:t xml:space="preserve">that the signal is neither GTEx- nor batch-driven. Because the TCGA-only contrast already replicates ~100% of the integrated signal, the GTEx arm functions as a corroborating normal reference rather than a source of independent discovery power. Accordingly we treat the moderated-t ranking and rank-based enrichment as the primary outputs and the raw significance count as descriptive of signal density, not an FDR-controlled set.</w:t>
-      </w:r>
-    </w:p>
-    <w:p>
-      <w:pPr>
-        <w:pStyle w:val="CaptionedFigure"/>
-      </w:pPr>
-      <w:r>
-        <w:drawing>
-          <wp:inline>
-            <wp:extent cx="5334000" cy="3149600"/>
-            <wp:effectExtent b="0" l="0" r="0" t="0"/>
-            <wp:docPr descr="Figure 7" title="" id="60" name="Picture"/>
-            <a:graphic>
-              <a:graphicData uri="http://schemas.openxmlformats.org/drawingml/2006/picture">
-                <pic:pic>
-                  <pic:nvPicPr>
-                    <pic:cNvPr descr="results/figures/Fig7.png" id="61" name="Picture"/>
-                    <pic:cNvPicPr>
-                      <a:picLocks noChangeArrowheads="1" noChangeAspect="1"/>
-                    </pic:cNvPicPr>
-                  </pic:nvPicPr>
-                  <pic:blipFill>
-                    <a:blip r:embed="rId59"/>
-                    <a:stretch>
-                      <a:fillRect/>
-                    </a:stretch>
-                  </pic:blipFill>
-                  <pic:spPr bwMode="auto">
-                    <a:xfrm>
-                      <a:off x="0" y="0"/>
-                      <a:ext cx="5334000" cy="3149600"/>
-                    </a:xfrm>
-                    <a:prstGeom prst="rect">
-                      <a:avLst/>
-                    </a:prstGeom>
-                    <a:noFill/>
-                    <a:ln w="9525">
-                      <a:noFill/>
-                      <a:headEnd/>
-                      <a:tailEnd/>
-                    </a:ln>
-                  </pic:spPr>
-                </pic:pic>
-              </a:graphicData>
-            </a:graphic>
-          </wp:inline>
-        </w:drawing>
-      </w:r>
-    </w:p>
-    <w:p>
-      <w:pPr>
-        <w:pStyle w:val="ImageCaption"/>
-      </w:pPr>
-      <w:r>
-        <w:t xml:space="preserve">Figure 7</w:t>
+        <w:t xml:space="preserve">results/microbiome_biomarker/04a_DA_control_vs_GCN.csv</w:t>
+      </w:r>
+      <w:r>
+        <w:t xml:space="preserve">,</w:t>
+      </w:r>
+      <w:r>
+        <w:t xml:space="preserve"> </w:t>
+      </w:r>
+      <w:r>
+        <w:rPr>
+          <w:rStyle w:val="VerbatimChar"/>
+        </w:rPr>
+        <w:t xml:space="preserve">04b_DA_GCN_vs_GCT_paired.csv</w:t>
+      </w:r>
+      <w:r>
+        <w:t xml:space="preserve">.</w:t>
       </w:r>
     </w:p>
     <w:p>
@@ -7496,17 +7599,59 @@
         <w:pStyle w:val="BodyText"/>
       </w:pPr>
       <w:r>
-        <w:rPr>
-          <w:b/>
-          <w:bCs/>
-        </w:rPr>
-        <w:t xml:space="preserve">Figure 7. The 25-gene prognostic signature in detail.</w:t>
-      </w:r>
-      <w:r>
-        <w:t xml:space="preserve"> </w:t>
-      </w:r>
-      <w:r>
-        <w:t xml:space="preserve">(A) Standardised LASSO–Cox coefficients (log-hazard per SD) for the 25 signature genes; the three genes also in the prognostic WGCNA red module (SERPINE1, POSTN, MATN3) are highlighted. (B) Per-cohort external-validation forest plot (high-vs-low hazard ratios, median split, unadjusted): ACRG/GSE62254 1.90 (1.37–2.62), GSE15459 1.68 (1.11–2.53), GSE84437 1.11 (null). The corresponding age/stage-adjusted per-SD estimates — the values pooled in the meta-analysis — are 1.30 (1.10–1.54), 1.20 (0.97–1.48) and 1.11 (0.97–1.27) respectively. (C) Kaplan–Meier stratification (median split) across all four cohorts with log-rank tests, including the GSE84437 null shown transparently. Source:</w:t>
+        <w:t xml:space="preserve">Supplementary Figure S8. Immune infiltration with deconvolution validated against pathology.</w:t>
+      </w:r>
+    </w:p>
+    <w:p>
+      <w:pPr>
+        <w:numPr>
+          <w:ilvl w:val="0"/>
+          <w:numId w:val="1012"/>
+        </w:numPr>
+      </w:pPr>
+      <w:r>
+        <w:t xml:space="preserve">Scatter plot of the deconvolution-derived T-cell score against the measured histological leukocyte fraction scored by a pathologist (Spearman rho = 0.67, P = 3.6 x 10-36), establishing that the expression-based estimates track true tissue composition.</w:t>
+      </w:r>
+    </w:p>
+    <w:p>
+      <w:pPr>
+        <w:numPr>
+          <w:ilvl w:val="0"/>
+          <w:numId w:val="1012"/>
+        </w:numPr>
+      </w:pPr>
+      <w:r>
+        <w:t xml:space="preserve">Comparison of immune compartments between tumor and normal tissue. Enrichment is dominated by the macrophage and monocyte lineage, with no net gain in CD8-positive T cells.</w:t>
+      </w:r>
+    </w:p>
+    <w:p>
+      <w:pPr>
+        <w:numPr>
+          <w:ilvl w:val="0"/>
+          <w:numId w:val="1012"/>
+        </w:numPr>
+      </w:pPr>
+      <w:r>
+        <w:t xml:space="preserve">Immune infiltration across the four molecular subtypes defined by The Cancer Genome Atlas. Epstein-Barr virus-positive tumors are the most infiltrated and chromosomal-instability tumors the least (Kruskal-Wallis P &lt; 1 x 10-6).</w:t>
+      </w:r>
+    </w:p>
+    <w:p>
+      <w:pPr>
+        <w:numPr>
+          <w:ilvl w:val="0"/>
+          <w:numId w:val="1012"/>
+        </w:numPr>
+      </w:pPr>
+      <w:r>
+        <w:t xml:space="preserve">Association between CD8-positive T-cell score and overall survival. The score is not prognostic in this cohort (Cox hazard ratio 1.04, P = 0.41); this null result is reported as observed.</w:t>
+      </w:r>
+    </w:p>
+    <w:p>
+      <w:pPr>
+        <w:pStyle w:val="FirstParagraph"/>
+      </w:pPr>
+      <w:r>
+        <w:t xml:space="preserve">Files:</w:t>
       </w:r>
       <w:r>
         <w:t xml:space="preserve"> </w:t>
@@ -7515,7 +7660,68 @@
         <w:rPr>
           <w:rStyle w:val="VerbatimChar"/>
         </w:rPr>
-        <w:t xml:space="preserve">results/validation/</w:t>
+        <w:t xml:space="preserve">results/plots/Immune_*.png</w:t>
+      </w:r>
+      <w:r>
+        <w:t xml:space="preserve">.</w:t>
+      </w:r>
+    </w:p>
+    <w:p>
+      <w:pPr>
+        <w:pStyle w:val="BodyText"/>
+      </w:pPr>
+      <w:r>
+        <w:t xml:space="preserve">Supplementary Figure S9. Clinical nomogram, calibration, and external decision-curve analysis.</w:t>
+      </w:r>
+    </w:p>
+    <w:p>
+      <w:pPr>
+        <w:numPr>
+          <w:ilvl w:val="0"/>
+          <w:numId w:val="1013"/>
+        </w:numPr>
+      </w:pPr>
+      <w:r>
+        <w:t xml:space="preserve">Nomogram combining clinical covariates with the signature score for prediction of 1-, 3- and 5-year overall survival. A nomogram converts each predictor into points on a common scale whose total maps to a predicted survival probability.</w:t>
+      </w:r>
+    </w:p>
+    <w:p>
+      <w:pPr>
+        <w:numPr>
+          <w:ilvl w:val="0"/>
+          <w:numId w:val="1013"/>
+        </w:numPr>
+      </w:pPr>
+      <w:r>
+        <w:t xml:space="preserve">Calibration plots at 1, 3 and 5 years, computed in the development cohort. Calibration compares predicted against observed survival; the diagonal represents perfect agreement.</w:t>
+      </w:r>
+    </w:p>
+    <w:p>
+      <w:pPr>
+        <w:numPr>
+          <w:ilvl w:val="0"/>
+          <w:numId w:val="1013"/>
+        </w:numPr>
+      </w:pPr>
+      <w:r>
+        <w:t xml:space="preserve">Decision-curve analysis performed out-of-sample in the Asian Cancer Research Group cohort. Decision-curve analysis plots net benefit against the threshold probability at which a clinician would act. Both the clinical model and the combined model carry net benefit relative to treat-all and treat-none strategies, but their curves are essentially superimposed across the 5-40% threshold range, indicating that adding the signature confers no incremental net benefit over standard staging. The nomogram is presented as an illustrative research tool, not as a validated decision instrument.</w:t>
+      </w:r>
+    </w:p>
+    <w:p>
+      <w:pPr>
+        <w:pStyle w:val="FirstParagraph"/>
+      </w:pPr>
+      <w:r>
+        <w:t xml:space="preserve">Files:</w:t>
+      </w:r>
+      <w:r>
+        <w:t xml:space="preserve"> </w:t>
+      </w:r>
+      <w:r>
+        <w:rPr>
+          <w:rStyle w:val="VerbatimChar"/>
+        </w:rPr>
+        <w:t xml:space="preserve">results/nomogram_combined/</w:t>
       </w:r>
       <w:r>
         <w:t xml:space="preserve">,</w:t>
@@ -7527,7 +7733,7 @@
         <w:rPr>
           <w:rStyle w:val="VerbatimChar"/>
         </w:rPr>
-        <w:t xml:space="preserve">results/validation_multi/</w:t>
+        <w:t xml:space="preserve">results/external_utility_ACRG/DCA_external.png</w:t>
       </w:r>
       <w:r>
         <w:t xml:space="preserve">.</w:t>
@@ -7535,75 +7741,26 @@
     </w:p>
     <w:p>
       <w:pPr>
-        <w:pStyle w:val="CaptionedFigure"/>
-      </w:pPr>
-      <w:r>
-        <w:drawing>
-          <wp:inline>
-            <wp:extent cx="5334000" cy="3222625"/>
-            <wp:effectExtent b="0" l="0" r="0" t="0"/>
-            <wp:docPr descr="Figure 8" title="" id="63" name="Picture"/>
-            <a:graphic>
-              <a:graphicData uri="http://schemas.openxmlformats.org/drawingml/2006/picture">
-                <pic:pic>
-                  <pic:nvPicPr>
-                    <pic:cNvPr descr="results/figures/Fig8.png" id="64" name="Picture"/>
-                    <pic:cNvPicPr>
-                      <a:picLocks noChangeArrowheads="1" noChangeAspect="1"/>
-                    </pic:cNvPicPr>
-                  </pic:nvPicPr>
-                  <pic:blipFill>
-                    <a:blip r:embed="rId62"/>
-                    <a:stretch>
-                      <a:fillRect/>
-                    </a:stretch>
-                  </pic:blipFill>
-                  <pic:spPr bwMode="auto">
-                    <a:xfrm>
-                      <a:off x="0" y="0"/>
-                      <a:ext cx="5334000" cy="3222625"/>
-                    </a:xfrm>
-                    <a:prstGeom prst="rect">
-                      <a:avLst/>
-                    </a:prstGeom>
-                    <a:noFill/>
-                    <a:ln w="9525">
-                      <a:noFill/>
-                      <a:headEnd/>
-                      <a:tailEnd/>
-                    </a:ln>
-                  </pic:spPr>
-                </pic:pic>
-              </a:graphicData>
-            </a:graphic>
-          </wp:inline>
-        </w:drawing>
-      </w:r>
-    </w:p>
-    <w:p>
-      <w:pPr>
-        <w:pStyle w:val="ImageCaption"/>
-      </w:pPr>
-      <w:r>
-        <w:t xml:space="preserve">Figure 8</w:t>
-      </w:r>
-    </w:p>
-    <w:p>
-      <w:pPr>
         <w:pStyle w:val="BodyText"/>
       </w:pPr>
       <w:r>
-        <w:rPr>
-          <w:b/>
-          <w:bCs/>
-        </w:rPr>
-        <w:t xml:space="preserve">Figure 8. Mendelian-randomisation SNP-effect scatter, all six exposures.</w:t>
-      </w:r>
-      <w:r>
-        <w:t xml:space="preserve"> </w:t>
-      </w:r>
-      <w:r>
-        <w:t xml:space="preserve">SNP–exposure versus SNP–outcome effects with the five MR method slopes (IVW, MR-Egger, weighted median, weighted mode, simple mode) for each exposure against the European gastric-cancer outcome. Across all six exposures the primary IVW, weighted-median and mode slopes straddle the null; the non-flat MR-Egger slope for Fusobacterium and Veillonella reflects the expected instability of Egger regression with few instruments (§3.9). Source:</w:t>
+        <w:t xml:space="preserve">Supplementary Figure S10. Mendelian-randomization leave-one-out analysis for all six exposures.</w:t>
+      </w:r>
+    </w:p>
+    <w:p>
+      <w:pPr>
+        <w:pStyle w:val="BodyText"/>
+      </w:pPr>
+      <w:r>
+        <w:t xml:space="preserve">Leave-one-out inverse-variance-weighted estimates for each of the six microbial exposures. Removing any single instrument leaves every pooled estimate straddling the null, confirming that no individual instrument drives any result and that the overall null is not an outlier artefact.</w:t>
+      </w:r>
+    </w:p>
+    <w:p>
+      <w:pPr>
+        <w:pStyle w:val="BodyText"/>
+      </w:pPr>
+      <w:r>
+        <w:t xml:space="preserve">Files:</w:t>
       </w:r>
       <w:r>
         <w:t xml:space="preserve"> </w:t>
@@ -7612,75 +7769,76 @@
         <w:rPr>
           <w:rStyle w:val="VerbatimChar"/>
         </w:rPr>
-        <w:t xml:space="preserve">results/mr_real/</w:t>
-      </w:r>
-      <w:r>
-        <w:t xml:space="preserve">. No multiple-testing correction was required across the six exposures, since the smallest observed p-value (0.35) is far from even a nominal 0.05 threshold, let alone a Bonferroni-adjusted one. A</w:t>
-      </w:r>
-      <w:r>
-        <w:t xml:space="preserve"> </w:t>
-      </w:r>
-      <w:r>
-        <w:rPr>
-          <w:b/>
-          <w:bCs/>
-        </w:rPr>
-        <w:t xml:space="preserve">power sensitivity analysis</w:t>
-      </w:r>
-      <w:r>
-        <w:t xml:space="preserve"> </w:t>
-      </w:r>
-      <w:r>
-        <w:t xml:space="preserve">against a 7.7×-larger East-Asian gastric-cancer outcome (7,921 cases; cross-ancestry, interpreted cautiously as European instruments transfer imperfectly) was</w:t>
-      </w:r>
-      <w:r>
-        <w:t xml:space="preserve"> </w:t>
-      </w:r>
-      <w:r>
-        <w:rPr>
-          <w:b/>
-          <w:bCs/>
-        </w:rPr>
-        <w:t xml:space="preserve">also non-significant</w:t>
-      </w:r>
-      <w:r>
-        <w:t xml:space="preserve"> </w:t>
-      </w:r>
-      <w:r>
-        <w:t xml:space="preserve">throughout (anti-</w:t>
-      </w:r>
-      <w:r>
-        <w:rPr>
-          <w:i/>
-          <w:iCs/>
-        </w:rPr>
-        <w:t xml:space="preserve">H. pylori</w:t>
-      </w:r>
-      <w:r>
-        <w:t xml:space="preserve"> </w:t>
-      </w:r>
-      <w:r>
-        <w:t xml:space="preserve">IgG OR 0.99, p=0.93;</w:t>
-      </w:r>
-      <w:r>
-        <w:t xml:space="preserve"> </w:t>
-      </w:r>
-      <w:r>
-        <w:rPr>
-          <w:i/>
-          <w:iCs/>
-        </w:rPr>
-        <w:t xml:space="preserve">Streptococcus</w:t>
-      </w:r>
-      <w:r>
-        <w:t xml:space="preserve"> </w:t>
-      </w:r>
-      <w:r>
-        <w:t xml:space="preserve">OR 1.09, p=0.34).</w:t>
-      </w:r>
-    </w:p>
-    <w:bookmarkEnd w:id="65"/>
-    <w:bookmarkEnd w:id="66"/>
+        <w:t xml:space="preserve">results/mr_real/loo_*.png</w:t>
+      </w:r>
+      <w:r>
+        <w:t xml:space="preserve">.</w:t>
+      </w:r>
+    </w:p>
+    <w:p>
+      <w:pPr>
+        <w:pStyle w:val="BodyText"/>
+      </w:pPr>
+      <w:r>
+        <w:t xml:space="preserve">Supplementary Figure S11. Evidence that the tumor-microbiome classifier reflects sequencing batch.</w:t>
+      </w:r>
+    </w:p>
+    <w:p>
+      <w:pPr>
+        <w:numPr>
+          <w:ilvl w:val="0"/>
+          <w:numId w:val="1014"/>
+        </w:numPr>
+      </w:pPr>
+      <w:r>
+        <w:t xml:space="preserve">Bar plot of the fifteen genera ranked highest by mean decrease in Gini importance in the cancer-versus-control random-forest classifier. Genera shown in red italic type are recognized environmental or reagent contaminants (Dietzia, Serinicoccus, Methylobacterium-Methylorubrum, Microbacterium, Sphingomonas and Serratia) rather than gastric or oral commensals, and they dominate the classifier.</w:t>
+      </w:r>
+    </w:p>
+    <w:p>
+      <w:pPr>
+        <w:numPr>
+          <w:ilvl w:val="0"/>
+          <w:numId w:val="1014"/>
+        </w:numPr>
+      </w:pPr>
+      <w:r>
+        <w:t xml:space="preserve">Comparison of the classifier’s apparent discrimination with its ability to predict sequencing batch. The cancer-versus-control area under the receiver operating characteristic curve is 0.92 (95% confidence interval 0.90-0.94), but the same feature space predicts the sequencing flowcell among biologically similar samples at 78% accuracy against a 55% majority-class baseline (dotted line). The apparent tumor signal therefore tracks sequencing batch rather than tumor biology.</w:t>
+      </w:r>
+    </w:p>
+    <w:p>
+      <w:pPr>
+        <w:pStyle w:val="FirstParagraph"/>
+      </w:pPr>
+      <w:r>
+        <w:t xml:space="preserve">Files:</w:t>
+      </w:r>
+      <w:r>
+        <w:t xml:space="preserve"> </w:t>
+      </w:r>
+      <w:r>
+        <w:rPr>
+          <w:rStyle w:val="VerbatimChar"/>
+        </w:rPr>
+        <w:t xml:space="preserve">results/microbiome_biomarker/05_rf_importance.csv</w:t>
+      </w:r>
+      <w:r>
+        <w:t xml:space="preserve">,</w:t>
+      </w:r>
+      <w:r>
+        <w:t xml:space="preserve"> </w:t>
+      </w:r>
+      <w:r>
+        <w:rPr>
+          <w:rStyle w:val="VerbatimChar"/>
+        </w:rPr>
+        <w:t xml:space="preserve">05_rf_metrics_and_batch_sanity.csv</w:t>
+      </w:r>
+      <w:r>
+        <w:t xml:space="preserve">.</w:t>
+      </w:r>
+    </w:p>
+    <w:bookmarkEnd w:id="45"/>
+    <w:bookmarkEnd w:id="46"/>
     <w:sectPr>
       <w:footnotePr>
         <w:numRestart w:val="eachSect"/>
@@ -8064,6 +8222,91 @@
       </w:pPr>
     </w:lvl>
   </w:abstractNum>
+  <w:abstractNum w:abstractNumId="99731">
+    <w:nsid w:val="00A99731"/>
+    <w:multiLevelType w:val="multilevel"/>
+    <w:lvl w:ilvl="0">
+      <w:start w:val="1"/>
+      <w:numFmt w:val="lowerLetter"/>
+      <w:lvlText w:val="(%1)"/>
+      <w:lvlJc w:val="left"/>
+      <w:pPr>
+        <w:ind w:left="720" w:hanging="360"/>
+      </w:pPr>
+    </w:lvl>
+    <w:lvl w:ilvl="1">
+      <w:start w:val="1"/>
+      <w:numFmt w:val="lowerLetter"/>
+      <w:lvlText w:val="(%2)"/>
+      <w:lvlJc w:val="left"/>
+      <w:pPr>
+        <w:ind w:left="1440" w:hanging="360"/>
+      </w:pPr>
+    </w:lvl>
+    <w:lvl w:ilvl="2">
+      <w:start w:val="1"/>
+      <w:numFmt w:val="lowerLetter"/>
+      <w:lvlText w:val="(%3)"/>
+      <w:lvlJc w:val="left"/>
+      <w:pPr>
+        <w:ind w:left="2160" w:hanging="360"/>
+      </w:pPr>
+    </w:lvl>
+    <w:lvl w:ilvl="3">
+      <w:start w:val="1"/>
+      <w:numFmt w:val="lowerLetter"/>
+      <w:lvlText w:val="(%4)"/>
+      <w:lvlJc w:val="left"/>
+      <w:pPr>
+        <w:ind w:left="2880" w:hanging="360"/>
+      </w:pPr>
+    </w:lvl>
+    <w:lvl w:ilvl="4">
+      <w:start w:val="1"/>
+      <w:numFmt w:val="lowerLetter"/>
+      <w:lvlText w:val="(%5)"/>
+      <w:lvlJc w:val="left"/>
+      <w:pPr>
+        <w:ind w:left="3600" w:hanging="360"/>
+      </w:pPr>
+    </w:lvl>
+    <w:lvl w:ilvl="5">
+      <w:start w:val="1"/>
+      <w:numFmt w:val="lowerLetter"/>
+      <w:lvlText w:val="(%6)"/>
+      <w:lvlJc w:val="left"/>
+      <w:pPr>
+        <w:ind w:left="4320" w:hanging="360"/>
+      </w:pPr>
+    </w:lvl>
+    <w:lvl w:ilvl="6">
+      <w:start w:val="1"/>
+      <w:numFmt w:val="lowerLetter"/>
+      <w:lvlText w:val="(%7)"/>
+      <w:lvlJc w:val="left"/>
+      <w:pPr>
+        <w:ind w:left="5040" w:hanging="360"/>
+      </w:pPr>
+    </w:lvl>
+    <w:lvl w:ilvl="7">
+      <w:start w:val="1"/>
+      <w:numFmt w:val="lowerLetter"/>
+      <w:lvlText w:val="(%8)"/>
+      <w:lvlJc w:val="left"/>
+      <w:pPr>
+        <w:ind w:left="5760" w:hanging="360"/>
+      </w:pPr>
+    </w:lvl>
+    <w:lvl w:ilvl="8">
+      <w:start w:val="1"/>
+      <w:numFmt w:val="lowerLetter"/>
+      <w:lvlText w:val="(%9)"/>
+      <w:lvlJc w:val="left"/>
+      <w:pPr>
+        <w:ind w:left="6480" w:hanging="360"/>
+      </w:pPr>
+    </w:lvl>
+  </w:abstractNum>
   <w:num w:numId="1000">
     <w:abstractNumId w:val="990"/>
   </w:num>
@@ -8130,6 +8373,336 @@
       <w:startOverride w:val="1"/>
     </w:lvlOverride>
   </w:num>
+  <w:num w:numId="1004">
+    <w:abstractNumId w:val="99731"/>
+    <w:lvlOverride w:ilvl="0">
+      <w:startOverride w:val="1"/>
+    </w:lvlOverride>
+    <w:lvlOverride w:ilvl="1">
+      <w:startOverride w:val="1"/>
+    </w:lvlOverride>
+    <w:lvlOverride w:ilvl="2">
+      <w:startOverride w:val="1"/>
+    </w:lvlOverride>
+    <w:lvlOverride w:ilvl="3">
+      <w:startOverride w:val="1"/>
+    </w:lvlOverride>
+    <w:lvlOverride w:ilvl="4">
+      <w:startOverride w:val="1"/>
+    </w:lvlOverride>
+    <w:lvlOverride w:ilvl="5">
+      <w:startOverride w:val="1"/>
+    </w:lvlOverride>
+    <w:lvlOverride w:ilvl="6">
+      <w:startOverride w:val="1"/>
+    </w:lvlOverride>
+    <w:lvlOverride w:ilvl="7">
+      <w:startOverride w:val="1"/>
+    </w:lvlOverride>
+    <w:lvlOverride w:ilvl="8">
+      <w:startOverride w:val="1"/>
+    </w:lvlOverride>
+  </w:num>
+  <w:num w:numId="1005">
+    <w:abstractNumId w:val="99731"/>
+    <w:lvlOverride w:ilvl="0">
+      <w:startOverride w:val="1"/>
+    </w:lvlOverride>
+    <w:lvlOverride w:ilvl="1">
+      <w:startOverride w:val="1"/>
+    </w:lvlOverride>
+    <w:lvlOverride w:ilvl="2">
+      <w:startOverride w:val="1"/>
+    </w:lvlOverride>
+    <w:lvlOverride w:ilvl="3">
+      <w:startOverride w:val="1"/>
+    </w:lvlOverride>
+    <w:lvlOverride w:ilvl="4">
+      <w:startOverride w:val="1"/>
+    </w:lvlOverride>
+    <w:lvlOverride w:ilvl="5">
+      <w:startOverride w:val="1"/>
+    </w:lvlOverride>
+    <w:lvlOverride w:ilvl="6">
+      <w:startOverride w:val="1"/>
+    </w:lvlOverride>
+    <w:lvlOverride w:ilvl="7">
+      <w:startOverride w:val="1"/>
+    </w:lvlOverride>
+    <w:lvlOverride w:ilvl="8">
+      <w:startOverride w:val="1"/>
+    </w:lvlOverride>
+  </w:num>
+  <w:num w:numId="1006">
+    <w:abstractNumId w:val="99731"/>
+    <w:lvlOverride w:ilvl="0">
+      <w:startOverride w:val="1"/>
+    </w:lvlOverride>
+    <w:lvlOverride w:ilvl="1">
+      <w:startOverride w:val="1"/>
+    </w:lvlOverride>
+    <w:lvlOverride w:ilvl="2">
+      <w:startOverride w:val="1"/>
+    </w:lvlOverride>
+    <w:lvlOverride w:ilvl="3">
+      <w:startOverride w:val="1"/>
+    </w:lvlOverride>
+    <w:lvlOverride w:ilvl="4">
+      <w:startOverride w:val="1"/>
+    </w:lvlOverride>
+    <w:lvlOverride w:ilvl="5">
+      <w:startOverride w:val="1"/>
+    </w:lvlOverride>
+    <w:lvlOverride w:ilvl="6">
+      <w:startOverride w:val="1"/>
+    </w:lvlOverride>
+    <w:lvlOverride w:ilvl="7">
+      <w:startOverride w:val="1"/>
+    </w:lvlOverride>
+    <w:lvlOverride w:ilvl="8">
+      <w:startOverride w:val="1"/>
+    </w:lvlOverride>
+  </w:num>
+  <w:num w:numId="1007">
+    <w:abstractNumId w:val="99731"/>
+    <w:lvlOverride w:ilvl="0">
+      <w:startOverride w:val="1"/>
+    </w:lvlOverride>
+    <w:lvlOverride w:ilvl="1">
+      <w:startOverride w:val="1"/>
+    </w:lvlOverride>
+    <w:lvlOverride w:ilvl="2">
+      <w:startOverride w:val="1"/>
+    </w:lvlOverride>
+    <w:lvlOverride w:ilvl="3">
+      <w:startOverride w:val="1"/>
+    </w:lvlOverride>
+    <w:lvlOverride w:ilvl="4">
+      <w:startOverride w:val="1"/>
+    </w:lvlOverride>
+    <w:lvlOverride w:ilvl="5">
+      <w:startOverride w:val="1"/>
+    </w:lvlOverride>
+    <w:lvlOverride w:ilvl="6">
+      <w:startOverride w:val="1"/>
+    </w:lvlOverride>
+    <w:lvlOverride w:ilvl="7">
+      <w:startOverride w:val="1"/>
+    </w:lvlOverride>
+    <w:lvlOverride w:ilvl="8">
+      <w:startOverride w:val="1"/>
+    </w:lvlOverride>
+  </w:num>
+  <w:num w:numId="1008">
+    <w:abstractNumId w:val="99731"/>
+    <w:lvlOverride w:ilvl="0">
+      <w:startOverride w:val="1"/>
+    </w:lvlOverride>
+    <w:lvlOverride w:ilvl="1">
+      <w:startOverride w:val="1"/>
+    </w:lvlOverride>
+    <w:lvlOverride w:ilvl="2">
+      <w:startOverride w:val="1"/>
+    </w:lvlOverride>
+    <w:lvlOverride w:ilvl="3">
+      <w:startOverride w:val="1"/>
+    </w:lvlOverride>
+    <w:lvlOverride w:ilvl="4">
+      <w:startOverride w:val="1"/>
+    </w:lvlOverride>
+    <w:lvlOverride w:ilvl="5">
+      <w:startOverride w:val="1"/>
+    </w:lvlOverride>
+    <w:lvlOverride w:ilvl="6">
+      <w:startOverride w:val="1"/>
+    </w:lvlOverride>
+    <w:lvlOverride w:ilvl="7">
+      <w:startOverride w:val="1"/>
+    </w:lvlOverride>
+    <w:lvlOverride w:ilvl="8">
+      <w:startOverride w:val="1"/>
+    </w:lvlOverride>
+  </w:num>
+  <w:num w:numId="1009">
+    <w:abstractNumId w:val="99731"/>
+    <w:lvlOverride w:ilvl="0">
+      <w:startOverride w:val="1"/>
+    </w:lvlOverride>
+    <w:lvlOverride w:ilvl="1">
+      <w:startOverride w:val="1"/>
+    </w:lvlOverride>
+    <w:lvlOverride w:ilvl="2">
+      <w:startOverride w:val="1"/>
+    </w:lvlOverride>
+    <w:lvlOverride w:ilvl="3">
+      <w:startOverride w:val="1"/>
+    </w:lvlOverride>
+    <w:lvlOverride w:ilvl="4">
+      <w:startOverride w:val="1"/>
+    </w:lvlOverride>
+    <w:lvlOverride w:ilvl="5">
+      <w:startOverride w:val="1"/>
+    </w:lvlOverride>
+    <w:lvlOverride w:ilvl="6">
+      <w:startOverride w:val="1"/>
+    </w:lvlOverride>
+    <w:lvlOverride w:ilvl="7">
+      <w:startOverride w:val="1"/>
+    </w:lvlOverride>
+    <w:lvlOverride w:ilvl="8">
+      <w:startOverride w:val="1"/>
+    </w:lvlOverride>
+  </w:num>
+  <w:num w:numId="1010">
+    <w:abstractNumId w:val="99731"/>
+    <w:lvlOverride w:ilvl="0">
+      <w:startOverride w:val="1"/>
+    </w:lvlOverride>
+    <w:lvlOverride w:ilvl="1">
+      <w:startOverride w:val="1"/>
+    </w:lvlOverride>
+    <w:lvlOverride w:ilvl="2">
+      <w:startOverride w:val="1"/>
+    </w:lvlOverride>
+    <w:lvlOverride w:ilvl="3">
+      <w:startOverride w:val="1"/>
+    </w:lvlOverride>
+    <w:lvlOverride w:ilvl="4">
+      <w:startOverride w:val="1"/>
+    </w:lvlOverride>
+    <w:lvlOverride w:ilvl="5">
+      <w:startOverride w:val="1"/>
+    </w:lvlOverride>
+    <w:lvlOverride w:ilvl="6">
+      <w:startOverride w:val="1"/>
+    </w:lvlOverride>
+    <w:lvlOverride w:ilvl="7">
+      <w:startOverride w:val="1"/>
+    </w:lvlOverride>
+    <w:lvlOverride w:ilvl="8">
+      <w:startOverride w:val="1"/>
+    </w:lvlOverride>
+  </w:num>
+  <w:num w:numId="1011">
+    <w:abstractNumId w:val="99731"/>
+    <w:lvlOverride w:ilvl="0">
+      <w:startOverride w:val="1"/>
+    </w:lvlOverride>
+    <w:lvlOverride w:ilvl="1">
+      <w:startOverride w:val="1"/>
+    </w:lvlOverride>
+    <w:lvlOverride w:ilvl="2">
+      <w:startOverride w:val="1"/>
+    </w:lvlOverride>
+    <w:lvlOverride w:ilvl="3">
+      <w:startOverride w:val="1"/>
+    </w:lvlOverride>
+    <w:lvlOverride w:ilvl="4">
+      <w:startOverride w:val="1"/>
+    </w:lvlOverride>
+    <w:lvlOverride w:ilvl="5">
+      <w:startOverride w:val="1"/>
+    </w:lvlOverride>
+    <w:lvlOverride w:ilvl="6">
+      <w:startOverride w:val="1"/>
+    </w:lvlOverride>
+    <w:lvlOverride w:ilvl="7">
+      <w:startOverride w:val="1"/>
+    </w:lvlOverride>
+    <w:lvlOverride w:ilvl="8">
+      <w:startOverride w:val="1"/>
+    </w:lvlOverride>
+  </w:num>
+  <w:num w:numId="1012">
+    <w:abstractNumId w:val="99731"/>
+    <w:lvlOverride w:ilvl="0">
+      <w:startOverride w:val="1"/>
+    </w:lvlOverride>
+    <w:lvlOverride w:ilvl="1">
+      <w:startOverride w:val="1"/>
+    </w:lvlOverride>
+    <w:lvlOverride w:ilvl="2">
+      <w:startOverride w:val="1"/>
+    </w:lvlOverride>
+    <w:lvlOverride w:ilvl="3">
+      <w:startOverride w:val="1"/>
+    </w:lvlOverride>
+    <w:lvlOverride w:ilvl="4">
+      <w:startOverride w:val="1"/>
+    </w:lvlOverride>
+    <w:lvlOverride w:ilvl="5">
+      <w:startOverride w:val="1"/>
+    </w:lvlOverride>
+    <w:lvlOverride w:ilvl="6">
+      <w:startOverride w:val="1"/>
+    </w:lvlOverride>
+    <w:lvlOverride w:ilvl="7">
+      <w:startOverride w:val="1"/>
+    </w:lvlOverride>
+    <w:lvlOverride w:ilvl="8">
+      <w:startOverride w:val="1"/>
+    </w:lvlOverride>
+  </w:num>
+  <w:num w:numId="1013">
+    <w:abstractNumId w:val="99731"/>
+    <w:lvlOverride w:ilvl="0">
+      <w:startOverride w:val="1"/>
+    </w:lvlOverride>
+    <w:lvlOverride w:ilvl="1">
+      <w:startOverride w:val="1"/>
+    </w:lvlOverride>
+    <w:lvlOverride w:ilvl="2">
+      <w:startOverride w:val="1"/>
+    </w:lvlOverride>
+    <w:lvlOverride w:ilvl="3">
+      <w:startOverride w:val="1"/>
+    </w:lvlOverride>
+    <w:lvlOverride w:ilvl="4">
+      <w:startOverride w:val="1"/>
+    </w:lvlOverride>
+    <w:lvlOverride w:ilvl="5">
+      <w:startOverride w:val="1"/>
+    </w:lvlOverride>
+    <w:lvlOverride w:ilvl="6">
+      <w:startOverride w:val="1"/>
+    </w:lvlOverride>
+    <w:lvlOverride w:ilvl="7">
+      <w:startOverride w:val="1"/>
+    </w:lvlOverride>
+    <w:lvlOverride w:ilvl="8">
+      <w:startOverride w:val="1"/>
+    </w:lvlOverride>
+  </w:num>
+  <w:num w:numId="1014">
+    <w:abstractNumId w:val="99731"/>
+    <w:lvlOverride w:ilvl="0">
+      <w:startOverride w:val="1"/>
+    </w:lvlOverride>
+    <w:lvlOverride w:ilvl="1">
+      <w:startOverride w:val="1"/>
+    </w:lvlOverride>
+    <w:lvlOverride w:ilvl="2">
+      <w:startOverride w:val="1"/>
+    </w:lvlOverride>
+    <w:lvlOverride w:ilvl="3">
+      <w:startOverride w:val="1"/>
+    </w:lvlOverride>
+    <w:lvlOverride w:ilvl="4">
+      <w:startOverride w:val="1"/>
+    </w:lvlOverride>
+    <w:lvlOverride w:ilvl="5">
+      <w:startOverride w:val="1"/>
+    </w:lvlOverride>
+    <w:lvlOverride w:ilvl="6">
+      <w:startOverride w:val="1"/>
+    </w:lvlOverride>
+    <w:lvlOverride w:ilvl="7">
+      <w:startOverride w:val="1"/>
+    </w:lvlOverride>
+    <w:lvlOverride w:ilvl="8">
+      <w:startOverride w:val="1"/>
+    </w:lvlOverride>
+  </w:num>
 </w:numbering>
 </file>
 
@@ -8138,7 +8711,7 @@
   <w:docDefaults>
     <w:rPrDefault>
       <w:rPr>
-        <w:rFonts w:asciiTheme="minorHAnsi" w:cstheme="minorBidi" w:eastAsiaTheme="minorEastAsia" w:hAnsiTheme="minorHAnsi"/>
+        <w:rFonts w:ascii="Times New Roman" w:cs="Times New Roman" w:eastAsia="Times New Roman" w:hAnsi="Times New Roman"/>
         <w:sz w:val="24"/>
         <w:szCs w:val="24"/>
         <w:lang w:bidi="ar-SA" w:eastAsia="zh-CN" w:val="en-US"/>
@@ -8192,7 +8765,7 @@
       <w:jc w:val="center"/>
     </w:pPr>
     <w:rPr>
-      <w:rFonts w:asciiTheme="majorHAnsi" w:cstheme="majorBidi" w:eastAsiaTheme="majorEastAsia" w:hAnsiTheme="majorHAnsi"/>
+      <w:rFonts w:ascii="Times New Roman" w:cs="Times New Roman" w:eastAsia="Times New Roman" w:hAnsi="Times New Roman"/>
       <w:sz w:val="56"/>
       <w:szCs w:val="56"/>
     </w:rPr>
@@ -8204,7 +8777,7 @@
     <w:uiPriority w:val="10"/>
     <w:rsid w:val="00A10FD9"/>
     <w:rPr>
-      <w:rFonts w:asciiTheme="majorHAnsi" w:cstheme="majorBidi" w:eastAsiaTheme="majorEastAsia" w:hAnsiTheme="majorHAnsi"/>
+      <w:rFonts w:ascii="Times New Roman" w:cs="Times New Roman" w:eastAsia="Times New Roman" w:hAnsi="Times New Roman"/>
       <w:sz w:val="56"/>
       <w:szCs w:val="56"/>
     </w:rPr>
@@ -8223,7 +8796,7 @@
       </w:numPr>
     </w:pPr>
     <w:rPr>
-      <w:rFonts w:cstheme="majorBidi" w:eastAsiaTheme="majorEastAsia"/>
+      <w:rFonts w:ascii="Times New Roman" w:cs="Times New Roman" w:eastAsia="Times New Roman" w:hAnsi="Times New Roman"/>
       <w:spacing w:val="15"/>
       <w:sz w:val="28"/>
       <w:szCs w:val="28"/>
@@ -8236,7 +8809,7 @@
     <w:uiPriority w:val="11"/>
     <w:rsid w:val="00A10FD9"/>
     <w:rPr>
-      <w:rFonts w:cstheme="majorBidi" w:eastAsiaTheme="majorEastAsia"/>
+      <w:rFonts w:ascii="Times New Roman" w:cs="Times New Roman" w:eastAsia="Times New Roman" w:hAnsi="Times New Roman"/>
       <w:color w:themeColor="text1" w:themeTint="A6" w:val="595959"/>
       <w:spacing w:val="15"/>
       <w:sz w:val="28"/>
@@ -8326,7 +8899,7 @@
       <w:outlineLvl w:val="0"/>
     </w:pPr>
     <w:rPr>
-      <w:rFonts w:asciiTheme="majorHAnsi" w:cstheme="majorBidi" w:eastAsiaTheme="majorEastAsia" w:hAnsiTheme="majorHAnsi"/>
+      <w:rFonts w:ascii="Times New Roman" w:cs="Times New Roman" w:eastAsia="Times New Roman" w:hAnsi="Times New Roman"/>
       <w:color w:themeColor="accent1" w:themeShade="BF" w:val="0F4761"/>
       <w:sz w:val="40"/>
       <w:szCs w:val="40"/>
@@ -8349,7 +8922,7 @@
       <w:outlineLvl w:val="1"/>
     </w:pPr>
     <w:rPr>
-      <w:rFonts w:asciiTheme="majorHAnsi" w:cstheme="majorBidi" w:eastAsiaTheme="majorEastAsia" w:hAnsiTheme="majorHAnsi"/>
+      <w:rFonts w:ascii="Times New Roman" w:cs="Times New Roman" w:eastAsia="Times New Roman" w:hAnsi="Times New Roman"/>
       <w:color w:themeColor="accent1" w:themeShade="BF" w:val="0F4761"/>
       <w:sz w:val="32"/>
       <w:szCs w:val="32"/>
@@ -8372,7 +8945,7 @@
       <w:outlineLvl w:val="2"/>
     </w:pPr>
     <w:rPr>
-      <w:rFonts w:cstheme="majorBidi" w:eastAsiaTheme="majorEastAsia"/>
+      <w:rFonts w:ascii="Times New Roman" w:cs="Times New Roman" w:eastAsia="Times New Roman" w:hAnsi="Times New Roman"/>
       <w:color w:themeColor="accent1" w:themeShade="BF" w:val="0F4761"/>
       <w:sz w:val="28"/>
       <w:szCs w:val="28"/>
@@ -8395,7 +8968,7 @@
       <w:outlineLvl w:val="3"/>
     </w:pPr>
     <w:rPr>
-      <w:rFonts w:cstheme="majorBidi" w:eastAsiaTheme="majorEastAsia"/>
+      <w:rFonts w:ascii="Times New Roman" w:cs="Times New Roman" w:eastAsia="Times New Roman" w:hAnsi="Times New Roman"/>
       <w:i/>
       <w:iCs/>
       <w:color w:themeColor="accent1" w:themeShade="BF" w:val="0F4761"/>
@@ -8418,7 +8991,7 @@
       <w:outlineLvl w:val="4"/>
     </w:pPr>
     <w:rPr>
-      <w:rFonts w:cstheme="majorBidi" w:eastAsiaTheme="majorEastAsia"/>
+      <w:rFonts w:ascii="Times New Roman" w:cs="Times New Roman" w:eastAsia="Times New Roman" w:hAnsi="Times New Roman"/>
       <w:color w:themeColor="accent1" w:themeShade="BF" w:val="0F4761"/>
     </w:rPr>
   </w:style>
@@ -8439,7 +9012,7 @@
       <w:outlineLvl w:val="5"/>
     </w:pPr>
     <w:rPr>
-      <w:rFonts w:cstheme="majorBidi" w:eastAsiaTheme="majorEastAsia"/>
+      <w:rFonts w:ascii="Times New Roman" w:cs="Times New Roman" w:eastAsia="Times New Roman" w:hAnsi="Times New Roman"/>
       <w:i/>
       <w:iCs/>
       <w:color w:themeColor="text1" w:themeTint="A6" w:val="595959"/>
@@ -8462,7 +9035,7 @@
       <w:outlineLvl w:val="6"/>
     </w:pPr>
     <w:rPr>
-      <w:rFonts w:cstheme="majorBidi" w:eastAsiaTheme="majorEastAsia"/>
+      <w:rFonts w:ascii="Times New Roman" w:cs="Times New Roman" w:eastAsia="Times New Roman" w:hAnsi="Times New Roman"/>
       <w:color w:themeColor="text1" w:themeTint="A6" w:val="595959"/>
     </w:rPr>
   </w:style>
@@ -8483,7 +9056,7 @@
       <w:outlineLvl w:val="7"/>
     </w:pPr>
     <w:rPr>
-      <w:rFonts w:cstheme="majorBidi" w:eastAsiaTheme="majorEastAsia"/>
+      <w:rFonts w:ascii="Times New Roman" w:cs="Times New Roman" w:eastAsia="Times New Roman" w:hAnsi="Times New Roman"/>
       <w:i/>
       <w:iCs/>
       <w:color w:themeColor="text1" w:themeTint="D8" w:val="272727"/>
@@ -8506,7 +9079,7 @@
       <w:outlineLvl w:val="8"/>
     </w:pPr>
     <w:rPr>
-      <w:rFonts w:cstheme="majorBidi" w:eastAsiaTheme="majorEastAsia"/>
+      <w:rFonts w:ascii="Times New Roman" w:cs="Times New Roman" w:eastAsia="Times New Roman" w:hAnsi="Times New Roman"/>
       <w:color w:themeColor="text1" w:themeTint="D8" w:val="272727"/>
     </w:rPr>
   </w:style>
@@ -8517,7 +9090,7 @@
     <w:uiPriority w:val="9"/>
     <w:rsid w:val="00A10FD9"/>
     <w:rPr>
-      <w:rFonts w:asciiTheme="majorHAnsi" w:cstheme="majorBidi" w:eastAsiaTheme="majorEastAsia" w:hAnsiTheme="majorHAnsi"/>
+      <w:rFonts w:ascii="Times New Roman" w:cs="Times New Roman" w:eastAsia="Times New Roman" w:hAnsi="Times New Roman"/>
       <w:color w:themeColor="accent1" w:themeShade="BF" w:val="0F4761"/>
       <w:sz w:val="40"/>
       <w:szCs w:val="40"/>
@@ -8531,7 +9104,7 @@
     <w:semiHidden/>
     <w:rsid w:val="00A10FD9"/>
     <w:rPr>
-      <w:rFonts w:asciiTheme="majorHAnsi" w:cstheme="majorBidi" w:eastAsiaTheme="majorEastAsia" w:hAnsiTheme="majorHAnsi"/>
+      <w:rFonts w:ascii="Times New Roman" w:cs="Times New Roman" w:eastAsia="Times New Roman" w:hAnsi="Times New Roman"/>
       <w:color w:themeColor="accent1" w:themeShade="BF" w:val="0F4761"/>
       <w:sz w:val="32"/>
       <w:szCs w:val="32"/>
@@ -8545,7 +9118,7 @@
     <w:semiHidden/>
     <w:rsid w:val="00A10FD9"/>
     <w:rPr>
-      <w:rFonts w:cstheme="majorBidi" w:eastAsiaTheme="majorEastAsia"/>
+      <w:rFonts w:ascii="Times New Roman" w:cs="Times New Roman" w:eastAsia="Times New Roman" w:hAnsi="Times New Roman"/>
       <w:color w:themeColor="accent1" w:themeShade="BF" w:val="0F4761"/>
       <w:sz w:val="28"/>
       <w:szCs w:val="28"/>
@@ -8559,7 +9132,7 @@
     <w:semiHidden/>
     <w:rsid w:val="00A10FD9"/>
     <w:rPr>
-      <w:rFonts w:cstheme="majorBidi" w:eastAsiaTheme="majorEastAsia"/>
+      <w:rFonts w:ascii="Times New Roman" w:cs="Times New Roman" w:eastAsia="Times New Roman" w:hAnsi="Times New Roman"/>
       <w:i/>
       <w:iCs/>
       <w:color w:themeColor="accent1" w:themeShade="BF" w:val="0F4761"/>
@@ -8573,7 +9146,7 @@
     <w:semiHidden/>
     <w:rsid w:val="00A10FD9"/>
     <w:rPr>
-      <w:rFonts w:cstheme="majorBidi" w:eastAsiaTheme="majorEastAsia"/>
+      <w:rFonts w:ascii="Times New Roman" w:cs="Times New Roman" w:eastAsia="Times New Roman" w:hAnsi="Times New Roman"/>
       <w:color w:themeColor="accent1" w:themeShade="BF" w:val="0F4761"/>
     </w:rPr>
   </w:style>
@@ -8585,7 +9158,7 @@
     <w:semiHidden/>
     <w:rsid w:val="00A10FD9"/>
     <w:rPr>
-      <w:rFonts w:cstheme="majorBidi" w:eastAsiaTheme="majorEastAsia"/>
+      <w:rFonts w:ascii="Times New Roman" w:cs="Times New Roman" w:eastAsia="Times New Roman" w:hAnsi="Times New Roman"/>
       <w:i/>
       <w:iCs/>
       <w:color w:themeColor="text1" w:themeTint="A6" w:val="595959"/>
@@ -8599,7 +9172,7 @@
     <w:semiHidden/>
     <w:rsid w:val="00A10FD9"/>
     <w:rPr>
-      <w:rFonts w:cstheme="majorBidi" w:eastAsiaTheme="majorEastAsia"/>
+      <w:rFonts w:ascii="Times New Roman" w:cs="Times New Roman" w:eastAsia="Times New Roman" w:hAnsi="Times New Roman"/>
       <w:color w:themeColor="text1" w:themeTint="A6" w:val="595959"/>
     </w:rPr>
   </w:style>
@@ -8611,7 +9184,7 @@
     <w:semiHidden/>
     <w:rsid w:val="00A10FD9"/>
     <w:rPr>
-      <w:rFonts w:cstheme="majorBidi" w:eastAsiaTheme="majorEastAsia"/>
+      <w:rFonts w:ascii="Times New Roman" w:cs="Times New Roman" w:eastAsia="Times New Roman" w:hAnsi="Times New Roman"/>
       <w:i/>
       <w:iCs/>
       <w:color w:themeColor="text1" w:themeTint="D8" w:val="272727"/>
@@ -8625,7 +9198,7 @@
     <w:semiHidden/>
     <w:rsid w:val="00A10FD9"/>
     <w:rPr>
-      <w:rFonts w:cstheme="majorBidi" w:eastAsiaTheme="majorEastAsia"/>
+      <w:rFonts w:ascii="Times New Roman" w:cs="Times New Roman" w:eastAsia="Times New Roman" w:hAnsi="Times New Roman"/>
       <w:color w:themeColor="text1" w:themeTint="D8" w:val="272727"/>
     </w:rPr>
   </w:style>
@@ -8749,7 +9322,7 @@
     <w:name w:val="Verbatim Char"/>
     <w:basedOn w:val="BodyTextChar"/>
     <w:rPr>
-      <w:rFonts w:ascii="Consolas" w:hAnsi="Consolas"/>
+      <w:rFonts w:ascii="Times New Roman" w:cs="Times New Roman" w:eastAsia="Times New Roman" w:hAnsi="Times New Roman"/>
       <w:sz w:val="22"/>
     </w:rPr>
   </w:style>
@@ -8783,7 +9356,7 @@
       <w:outlineLvl w:val="9"/>
     </w:pPr>
     <w:rPr>
-      <w:rFonts w:asciiTheme="majorHAnsi" w:cstheme="majorBidi" w:eastAsiaTheme="majorEastAsia" w:hAnsiTheme="majorHAnsi"/>
+      <w:rFonts w:ascii="Times New Roman" w:cs="Times New Roman" w:eastAsia="Times New Roman" w:hAnsi="Times New Roman"/>
       <w:b w:val="0"/>
       <w:bCs w:val="0"/>
       <w:color w:themeColor="accent1" w:themeShade="BF" w:val="365F91"/>

--- a/manuscript.docx
+++ b/manuscript.docx
@@ -1630,7 +1630,7 @@
         <w:t xml:space="preserve">results/base_paper_replication/</w:t>
       </w:r>
       <w:r>
-        <w:t xml:space="preserve">) — at or below chance — underscoring that apparent-performance figures reported without leakage control routinely fail to generalise, and framing our own honest 0.61 as a meaningful improvement over that benchmark. It nonetheless validated in</w:t>
+        <w:t xml:space="preserve">) — essentially chance-level discrimination — underscoring that apparent-performance figures reported without leakage control routinely fail to generalise, and framing our own honest 0.61 as a meaningful improvement over that benchmark. It nonetheless validated in</w:t>
       </w:r>
       <w:r>
         <w:t xml:space="preserve"> </w:t>
@@ -2201,7 +2201,7 @@
         <w:t xml:space="preserve"> </w:t>
       </w:r>
       <w:r>
-        <w:t xml:space="preserve">6.8-1; see</w:t>
+        <w:t xml:space="preserve">6.8-1; archived as</w:t>
       </w:r>
       <w:r>
         <w:t xml:space="preserve"> </w:t>
@@ -2210,7 +2210,7 @@
         <w:rPr>
           <w:rStyle w:val="VerbatimChar"/>
         </w:rPr>
-        <w:t xml:space="preserve">results/base_paper_replication/sessionInfo.txt</w:t>
+        <w:t xml:space="preserve">results/base_paper_replication/sessionInfo_rms6.8-1_R4.3.3.txt</w:t>
       </w:r>
       <w:r>
         <w:t xml:space="preserve">) was 0.48, and re-running the same script and seed under R 4.5.3 with</w:t>
@@ -2228,7 +2228,19 @@
         <w:t xml:space="preserve"> </w:t>
       </w:r>
       <w:r>
-        <w:t xml:space="preserve">8.1-1 gives 0.52. Both estimates are at or below chance level and the apparent C (0.54) is identical in both, so the conclusion is unchanged. That a prior signature fails to replicate under honest evaluation, while ours reaches a modest but real C = 0.61, underscores that the difference between the two is methodological rigor, not cohort luck.</w:t>
+        <w:t xml:space="preserve">8.1-1 gives 0.52 (current</w:t>
+      </w:r>
+      <w:r>
+        <w:t xml:space="preserve"> </w:t>
+      </w:r>
+      <w:r>
+        <w:rPr>
+          <w:rStyle w:val="VerbatimChar"/>
+        </w:rPr>
+        <w:t xml:space="preserve">sessionInfo.txt</w:t>
+      </w:r>
+      <w:r>
+        <w:t xml:space="preserve">). Both estimates are at chance level — 0.50 is the no-information value — and the apparent C (0.54) is identical in both, so the conclusion is unchanged. That a prior signature fails to replicate under honest evaluation, while ours reaches a modest but real C = 0.61, underscores that the difference between the two is methodological rigor, not cohort luck.</w:t>
       </w:r>
     </w:p>
     <w:p>
